--- a/EJERCICIOS DE LOS ALUMNOS/JUAN ANTONIO/JAVA/EJERCICIOS OBLIGATORIOS DE JAVA  condicionales y bucles 2026.docx
+++ b/EJERCICIOS DE LOS ALUMNOS/JUAN ANTONIO/JAVA/EJERCICIOS OBLIGATORIOS DE JAVA  condicionales y bucles 2026.docx
@@ -17,36 +17,20 @@
           <w:bCs/>
         </w:rPr>
       </w:pPr>
-    </w:p>
-    <w:p>
-      <w:pPr>
+      <w:r>
         <w:rPr>
           <w:b/>
           <w:bCs/>
         </w:rPr>
-      </w:pPr>
-    </w:p>
-    <w:p>
-      <w:pPr>
+        <w:t>1) Par o impar</w:t>
+      </w:r>
+    </w:p>
+    <w:p>
+      <w:r>
         <w:rPr>
           <w:b/>
           <w:bCs/>
         </w:rPr>
-      </w:pPr>
-      <w:r>
-        <w:rPr>
-          <w:b/>
-          <w:bCs/>
-        </w:rPr>
-        <w:t>1) Par o impar</w:t>
-      </w:r>
-    </w:p>
-    <w:p>
-      <w:r>
-        <w:rPr>
-          <w:b/>
-          <w:bCs/>
-        </w:rPr>
         <w:t>Enunciado:</w:t>
       </w:r>
       <w:r>
@@ -388,11 +372,10 @@
         <w:rPr>
           <w:noProof/>
         </w:rPr>
-        <w:lastRenderedPageBreak/>
         <w:drawing>
-          <wp:inline distT="0" distB="0" distL="0" distR="0" wp14:anchorId="0A26F1FD" wp14:editId="33DBD665">
-            <wp:extent cx="6579704" cy="5204032"/>
-            <wp:effectExtent l="0" t="0" r="0" b="0"/>
+          <wp:inline distT="0" distB="0" distL="0" distR="0" wp14:anchorId="0A26F1FD" wp14:editId="54123F01">
+            <wp:extent cx="4337913" cy="3430946"/>
+            <wp:effectExtent l="0" t="0" r="5715" b="0"/>
             <wp:docPr id="1555146802" name="Imagen 1"/>
             <wp:cNvGraphicFramePr>
               <a:graphicFrameLocks xmlns:a="http://schemas.openxmlformats.org/drawingml/2006/main" noChangeAspect="1"/>
@@ -413,7 +396,7 @@
                   <pic:spPr>
                     <a:xfrm>
                       <a:off x="0" y="0"/>
-                      <a:ext cx="6584166" cy="5207561"/>
+                      <a:ext cx="4397865" cy="3478363"/>
                     </a:xfrm>
                     <a:prstGeom prst="rect">
                       <a:avLst/>
@@ -427,13 +410,6 @@
       </w:r>
     </w:p>
     <w:p>
-      <w:r>
-        <w:pict w14:anchorId="5EE4F8A7">
-          <v:rect id="_x0000_i1025" style="width:0;height:1.5pt" o:hralign="center" o:hrstd="t" o:hr="t" fillcolor="#a0a0a0" stroked="f"/>
-        </w:pict>
-      </w:r>
-    </w:p>
-    <w:p>
       <w:pPr>
         <w:rPr>
           <w:b/>
@@ -445,6 +421,7 @@
           <w:b/>
           <w:bCs/>
         </w:rPr>
+        <w:lastRenderedPageBreak/>
         <w:t>2) Mayor de edad</w:t>
       </w:r>
     </w:p>
@@ -774,7 +751,6 @@
         <w:rPr>
           <w:lang w:val="en-GB"/>
         </w:rPr>
-        <w:lastRenderedPageBreak/>
         <w:t xml:space="preserve">      </w:t>
       </w:r>
       <w:proofErr w:type="spellStart"/>
@@ -822,9 +798,9 @@
           <w:noProof/>
         </w:rPr>
         <w:drawing>
-          <wp:inline distT="0" distB="0" distL="0" distR="0" wp14:anchorId="26C4A65B" wp14:editId="092B6D14">
-            <wp:extent cx="6480313" cy="3738525"/>
-            <wp:effectExtent l="0" t="0" r="0" b="0"/>
+          <wp:inline distT="0" distB="0" distL="0" distR="0" wp14:anchorId="26C4A65B" wp14:editId="1F875340">
+            <wp:extent cx="6961364" cy="4016044"/>
+            <wp:effectExtent l="0" t="0" r="0" b="3810"/>
             <wp:docPr id="1838299977" name="Imagen 1"/>
             <wp:cNvGraphicFramePr>
               <a:graphicFrameLocks xmlns:a="http://schemas.openxmlformats.org/drawingml/2006/main" noChangeAspect="1"/>
@@ -845,7 +821,7 @@
                   <pic:spPr>
                     <a:xfrm>
                       <a:off x="0" y="0"/>
-                      <a:ext cx="6487726" cy="3742801"/>
+                      <a:ext cx="7009363" cy="4043735"/>
                     </a:xfrm>
                     <a:prstGeom prst="rect">
                       <a:avLst/>
@@ -859,13 +835,6 @@
       </w:r>
     </w:p>
     <w:p>
-      <w:r>
-        <w:pict w14:anchorId="112402C6">
-          <v:rect id="_x0000_i1026" style="width:0;height:1.5pt" o:hralign="center" o:hrstd="t" o:hr="t" fillcolor="#a0a0a0" stroked="f"/>
-        </w:pict>
-      </w:r>
-    </w:p>
-    <w:p>
       <w:pPr>
         <w:rPr>
           <w:b/>
@@ -877,6 +846,7 @@
           <w:b/>
           <w:bCs/>
         </w:rPr>
+        <w:lastRenderedPageBreak/>
         <w:t>3) Número positivo, negativo o cero</w:t>
       </w:r>
     </w:p>
@@ -1202,7 +1172,6 @@
         <w:rPr>
           <w:lang w:val="en-GB"/>
         </w:rPr>
-        <w:lastRenderedPageBreak/>
         <w:t xml:space="preserve">    } else {</w:t>
       </w:r>
     </w:p>
@@ -1271,10 +1240,13 @@
     </w:p>
     <w:p>
       <w:r>
+        <w:rPr>
+          <w:noProof/>
+        </w:rPr>
         <w:drawing>
-          <wp:inline distT="0" distB="0" distL="0" distR="0" wp14:anchorId="38F03917" wp14:editId="1011739C">
-            <wp:extent cx="6645910" cy="3823335"/>
-            <wp:effectExtent l="0" t="0" r="2540" b="5715"/>
+          <wp:inline distT="0" distB="0" distL="0" distR="0" wp14:anchorId="38F03917" wp14:editId="4E8F9555">
+            <wp:extent cx="6484975" cy="3730752"/>
+            <wp:effectExtent l="0" t="0" r="0" b="3175"/>
             <wp:docPr id="1" name="Imagen 1"/>
             <wp:cNvGraphicFramePr>
               <a:graphicFrameLocks xmlns:a="http://schemas.openxmlformats.org/drawingml/2006/main" noChangeAspect="1"/>
@@ -1295,7 +1267,7 @@
                   <pic:spPr>
                     <a:xfrm>
                       <a:off x="0" y="0"/>
-                      <a:ext cx="6645910" cy="3823335"/>
+                      <a:ext cx="6550429" cy="3768407"/>
                     </a:xfrm>
                     <a:prstGeom prst="rect">
                       <a:avLst/>
@@ -1309,13 +1281,6 @@
       </w:r>
     </w:p>
     <w:p>
-      <w:r>
-        <w:pict w14:anchorId="2D8B332F">
-          <v:rect id="_x0000_i1027" style="width:0;height:1.5pt" o:hralign="center" o:hrstd="t" o:hr="t" fillcolor="#a0a0a0" stroked="f"/>
-        </w:pict>
-      </w:r>
-    </w:p>
-    <w:p>
       <w:pPr>
         <w:rPr>
           <w:b/>
@@ -1327,6 +1292,7 @@
           <w:b/>
           <w:bCs/>
         </w:rPr>
+        <w:lastRenderedPageBreak/>
         <w:t>4) Máximo de dos números</w:t>
       </w:r>
     </w:p>
@@ -1586,7 +1552,6 @@
         <w:rPr>
           <w:lang w:val="en-GB"/>
         </w:rPr>
-        <w:lastRenderedPageBreak/>
         <w:t xml:space="preserve">    if (a &gt; b) {</w:t>
       </w:r>
     </w:p>
@@ -1750,10 +1715,10 @@
     <w:p>
       <w:r>
         <w:drawing>
-          <wp:inline distT="0" distB="0" distL="0" distR="0" wp14:anchorId="33226A3C" wp14:editId="58D91FE0">
-            <wp:extent cx="6645910" cy="2676525"/>
-            <wp:effectExtent l="0" t="0" r="2540" b="9525"/>
-            <wp:docPr id="2" name="Imagen 2"/>
+          <wp:inline distT="0" distB="0" distL="0" distR="0" wp14:anchorId="4155ED9D" wp14:editId="00CA1AAD">
+            <wp:extent cx="5709078" cy="3101644"/>
+            <wp:effectExtent l="0" t="0" r="6350" b="3810"/>
+            <wp:docPr id="5" name="Imagen 5"/>
             <wp:cNvGraphicFramePr>
               <a:graphicFrameLocks xmlns:a="http://schemas.openxmlformats.org/drawingml/2006/main" noChangeAspect="1"/>
             </wp:cNvGraphicFramePr>
@@ -1773,7 +1738,7 @@
                   <pic:spPr>
                     <a:xfrm>
                       <a:off x="0" y="0"/>
-                      <a:ext cx="6645910" cy="2676525"/>
+                      <a:ext cx="5756767" cy="3127553"/>
                     </a:xfrm>
                     <a:prstGeom prst="rect">
                       <a:avLst/>
@@ -1787,13 +1752,6 @@
       </w:r>
     </w:p>
     <w:p>
-      <w:r>
-        <w:pict w14:anchorId="50374FF7">
-          <v:rect id="_x0000_i1028" style="width:0;height:1.5pt" o:hralign="center" o:hrstd="t" o:hr="t" fillcolor="#a0a0a0" stroked="f"/>
-        </w:pict>
-      </w:r>
-    </w:p>
-    <w:p>
       <w:pPr>
         <w:rPr>
           <w:b/>
@@ -1805,6 +1763,7 @@
           <w:b/>
           <w:bCs/>
         </w:rPr>
+        <w:lastRenderedPageBreak/>
         <w:t>5) Máximo de tres números</w:t>
       </w:r>
     </w:p>
@@ -2084,7 +2043,6 @@
         <w:rPr>
           <w:lang w:val="en-GB"/>
         </w:rPr>
-        <w:lastRenderedPageBreak/>
         <w:t xml:space="preserve">    int c = </w:t>
       </w:r>
       <w:proofErr w:type="spellStart"/>
@@ -2156,13 +2114,6 @@
           <w:lang w:val="en-GB"/>
         </w:rPr>
       </w:pPr>
-    </w:p>
-    <w:p>
-      <w:pPr>
-        <w:rPr>
-          <w:lang w:val="en-GB"/>
-        </w:rPr>
-      </w:pPr>
       <w:r>
         <w:rPr>
           <w:lang w:val="en-GB"/>
@@ -2215,10 +2166,10 @@
     <w:p>
       <w:r>
         <w:drawing>
-          <wp:inline distT="0" distB="0" distL="0" distR="0" wp14:anchorId="04012C47" wp14:editId="647462B1">
-            <wp:extent cx="6645910" cy="2797175"/>
-            <wp:effectExtent l="0" t="0" r="2540" b="3175"/>
-            <wp:docPr id="3" name="Imagen 3"/>
+          <wp:inline distT="0" distB="0" distL="0" distR="0" wp14:anchorId="784474E0" wp14:editId="3EC8E5A9">
+            <wp:extent cx="5530291" cy="3424596"/>
+            <wp:effectExtent l="0" t="0" r="0" b="4445"/>
+            <wp:docPr id="6" name="Imagen 6"/>
             <wp:cNvGraphicFramePr>
               <a:graphicFrameLocks xmlns:a="http://schemas.openxmlformats.org/drawingml/2006/main" noChangeAspect="1"/>
             </wp:cNvGraphicFramePr>
@@ -2238,7 +2189,7 @@
                   <pic:spPr>
                     <a:xfrm>
                       <a:off x="0" y="0"/>
-                      <a:ext cx="6645910" cy="2797175"/>
+                      <a:ext cx="5568614" cy="3448327"/>
                     </a:xfrm>
                     <a:prstGeom prst="rect">
                       <a:avLst/>
@@ -2252,13 +2203,6 @@
       </w:r>
     </w:p>
     <w:p>
-      <w:r>
-        <w:pict w14:anchorId="750391EA">
-          <v:rect id="_x0000_i1029" style="width:0;height:1.5pt" o:hralign="center" o:hrstd="t" o:hr="t" fillcolor="#a0a0a0" stroked="f"/>
-        </w:pict>
-      </w:r>
-    </w:p>
-    <w:p>
       <w:pPr>
         <w:rPr>
           <w:b/>
@@ -2270,6 +2214,7 @@
           <w:b/>
           <w:bCs/>
         </w:rPr>
+        <w:lastRenderedPageBreak/>
         <w:t>6) Nota a calificación (0–10)</w:t>
       </w:r>
     </w:p>
@@ -2480,7 +2425,6 @@
         <w:rPr>
           <w:lang w:val="en-GB"/>
         </w:rPr>
-        <w:lastRenderedPageBreak/>
         <w:t xml:space="preserve">    </w:t>
       </w:r>
       <w:proofErr w:type="spellStart"/>
@@ -2817,6 +2761,7 @@
         <w:rPr>
           <w:lang w:val="en-GB"/>
         </w:rPr>
+        <w:lastRenderedPageBreak/>
         <w:t xml:space="preserve">  public static void </w:t>
       </w:r>
       <w:proofErr w:type="gramStart"/>
@@ -3076,7 +3021,6 @@
     </w:p>
     <w:p>
       <w:r>
-        <w:lastRenderedPageBreak/>
         <w:pict w14:anchorId="4F3E4B8A">
           <v:rect id="_x0000_i1031" style="width:0;height:1.5pt" o:hralign="center" o:hrstd="t" o:hr="t" fillcolor="#a0a0a0" stroked="f"/>
         </w:pict>
@@ -3522,6 +3466,7 @@
         <w:rPr>
           <w:lang w:val="en-GB"/>
         </w:rPr>
+        <w:lastRenderedPageBreak/>
         <w:t xml:space="preserve">    switch (</w:t>
       </w:r>
       <w:proofErr w:type="spellStart"/>
@@ -3832,7 +3777,6 @@
         <w:rPr>
           <w:lang w:val="en-GB"/>
         </w:rPr>
-        <w:lastRenderedPageBreak/>
         <w:t xml:space="preserve">  </w:t>
       </w:r>
       <w:r>
@@ -4309,6 +4253,7 @@
         <w:rPr>
           <w:lang w:val="en-GB"/>
         </w:rPr>
+        <w:lastRenderedPageBreak/>
         <w:t xml:space="preserve">      case "*" -&gt; </w:t>
       </w:r>
       <w:proofErr w:type="spellStart"/>
@@ -4572,7 +4517,6 @@
           <w:b/>
           <w:bCs/>
         </w:rPr>
-        <w:lastRenderedPageBreak/>
         <w:t>10) Descuento por tipo de cliente</w:t>
       </w:r>
     </w:p>
@@ -5128,6 +5072,7 @@
         <w:rPr>
           <w:lang w:val="en-GB"/>
         </w:rPr>
+        <w:lastRenderedPageBreak/>
         <w:t xml:space="preserve">        return;</w:t>
       </w:r>
     </w:p>
@@ -5288,456 +5233,456 @@
           <w:b/>
           <w:bCs/>
         </w:rPr>
+        <w:t>Enunciado:</w:t>
+      </w:r>
+      <w:r>
+        <w:t xml:space="preserve"> Lee lados </w:t>
+      </w:r>
+      <w:proofErr w:type="spellStart"/>
+      <w:proofErr w:type="gramStart"/>
+      <w:r>
+        <w:t>a,b</w:t>
+      </w:r>
+      <w:proofErr w:type="gramEnd"/>
+      <w:r>
+        <w:t>,c</w:t>
+      </w:r>
+      <w:proofErr w:type="spellEnd"/>
+      <w:r>
+        <w:t>. Comprueba si puede existir (cada lado &lt; suma de los otros dos). Si existe, indica: equilátero, isósceles o escaleno.</w:t>
+      </w:r>
+    </w:p>
+    <w:p>
+      <w:proofErr w:type="spellStart"/>
+      <w:r>
+        <w:t>import</w:t>
+      </w:r>
+      <w:proofErr w:type="spellEnd"/>
+      <w:r>
+        <w:t xml:space="preserve"> </w:t>
+      </w:r>
+      <w:proofErr w:type="spellStart"/>
+      <w:proofErr w:type="gramStart"/>
+      <w:r>
+        <w:t>java.util</w:t>
+      </w:r>
+      <w:proofErr w:type="gramEnd"/>
+      <w:r>
+        <w:t>.Scanner</w:t>
+      </w:r>
+      <w:proofErr w:type="spellEnd"/>
+      <w:r>
+        <w:t>;</w:t>
+      </w:r>
+    </w:p>
+    <w:p/>
+    <w:p>
+      <w:proofErr w:type="spellStart"/>
+      <w:r>
+        <w:t>public</w:t>
+      </w:r>
+      <w:proofErr w:type="spellEnd"/>
+      <w:r>
+        <w:t xml:space="preserve"> </w:t>
+      </w:r>
+      <w:proofErr w:type="spellStart"/>
+      <w:r>
+        <w:t>class</w:t>
+      </w:r>
+      <w:proofErr w:type="spellEnd"/>
+      <w:r>
+        <w:t xml:space="preserve"> Ej11Triangulo {</w:t>
+      </w:r>
+    </w:p>
+    <w:p>
+      <w:pPr>
+        <w:rPr>
+          <w:lang w:val="en-GB"/>
+        </w:rPr>
+      </w:pPr>
+      <w:r>
+        <w:t xml:space="preserve">  </w:t>
+      </w:r>
+      <w:r>
+        <w:rPr>
+          <w:lang w:val="en-GB"/>
+        </w:rPr>
+        <w:t xml:space="preserve">public static void </w:t>
+      </w:r>
+      <w:proofErr w:type="gramStart"/>
+      <w:r>
+        <w:rPr>
+          <w:lang w:val="en-GB"/>
+        </w:rPr>
+        <w:t>main(</w:t>
+      </w:r>
+      <w:proofErr w:type="gramEnd"/>
+      <w:r>
+        <w:rPr>
+          <w:lang w:val="en-GB"/>
+        </w:rPr>
+        <w:t xml:space="preserve">String[] </w:t>
+      </w:r>
+      <w:proofErr w:type="spellStart"/>
+      <w:r>
+        <w:rPr>
+          <w:lang w:val="en-GB"/>
+        </w:rPr>
+        <w:t>args</w:t>
+      </w:r>
+      <w:proofErr w:type="spellEnd"/>
+      <w:r>
+        <w:rPr>
+          <w:lang w:val="en-GB"/>
+        </w:rPr>
+        <w:t>) {</w:t>
+      </w:r>
+    </w:p>
+    <w:p>
+      <w:pPr>
+        <w:rPr>
+          <w:lang w:val="en-GB"/>
+        </w:rPr>
+      </w:pPr>
+      <w:r>
+        <w:rPr>
+          <w:lang w:val="en-GB"/>
+        </w:rPr>
+        <w:t xml:space="preserve">    Scanner </w:t>
+      </w:r>
+      <w:proofErr w:type="spellStart"/>
+      <w:r>
+        <w:rPr>
+          <w:lang w:val="en-GB"/>
+        </w:rPr>
+        <w:t>sc</w:t>
+      </w:r>
+      <w:proofErr w:type="spellEnd"/>
+      <w:r>
+        <w:rPr>
+          <w:lang w:val="en-GB"/>
+        </w:rPr>
+        <w:t xml:space="preserve"> = new </w:t>
+      </w:r>
+      <w:proofErr w:type="gramStart"/>
+      <w:r>
+        <w:rPr>
+          <w:lang w:val="en-GB"/>
+        </w:rPr>
+        <w:t>Scanner(</w:t>
+      </w:r>
+      <w:proofErr w:type="gramEnd"/>
+      <w:r>
+        <w:rPr>
+          <w:lang w:val="en-GB"/>
+        </w:rPr>
+        <w:t>System.in);</w:t>
+      </w:r>
+    </w:p>
+    <w:p>
+      <w:pPr>
+        <w:rPr>
+          <w:lang w:val="en-GB"/>
+        </w:rPr>
+      </w:pPr>
+      <w:r>
+        <w:rPr>
+          <w:lang w:val="en-GB"/>
+        </w:rPr>
+        <w:t xml:space="preserve">    </w:t>
+      </w:r>
+      <w:proofErr w:type="spellStart"/>
+      <w:r>
+        <w:rPr>
+          <w:lang w:val="en-GB"/>
+        </w:rPr>
+        <w:t>System.out.print</w:t>
+      </w:r>
+      <w:proofErr w:type="spellEnd"/>
+      <w:r>
+        <w:rPr>
+          <w:lang w:val="en-GB"/>
+        </w:rPr>
+        <w:t>("a: ");</w:t>
+      </w:r>
+    </w:p>
+    <w:p>
+      <w:pPr>
+        <w:rPr>
+          <w:lang w:val="en-GB"/>
+        </w:rPr>
+      </w:pPr>
+      <w:r>
+        <w:rPr>
+          <w:lang w:val="en-GB"/>
+        </w:rPr>
+        <w:t xml:space="preserve">    double a = </w:t>
+      </w:r>
+      <w:proofErr w:type="spellStart"/>
+      <w:proofErr w:type="gramStart"/>
+      <w:r>
+        <w:rPr>
+          <w:lang w:val="en-GB"/>
+        </w:rPr>
+        <w:t>sc.nextDouble</w:t>
+      </w:r>
+      <w:proofErr w:type="spellEnd"/>
+      <w:proofErr w:type="gramEnd"/>
+      <w:r>
+        <w:rPr>
+          <w:lang w:val="en-GB"/>
+        </w:rPr>
+        <w:t>();</w:t>
+      </w:r>
+    </w:p>
+    <w:p>
+      <w:pPr>
+        <w:rPr>
+          <w:lang w:val="en-GB"/>
+        </w:rPr>
+      </w:pPr>
+      <w:r>
+        <w:rPr>
+          <w:lang w:val="en-GB"/>
+        </w:rPr>
+        <w:t xml:space="preserve">    </w:t>
+      </w:r>
+      <w:proofErr w:type="spellStart"/>
+      <w:r>
+        <w:rPr>
+          <w:lang w:val="en-GB"/>
+        </w:rPr>
+        <w:t>System.out.print</w:t>
+      </w:r>
+      <w:proofErr w:type="spellEnd"/>
+      <w:r>
+        <w:rPr>
+          <w:lang w:val="en-GB"/>
+        </w:rPr>
+        <w:t>("b: ");</w:t>
+      </w:r>
+    </w:p>
+    <w:p>
+      <w:pPr>
+        <w:rPr>
+          <w:lang w:val="en-GB"/>
+        </w:rPr>
+      </w:pPr>
+      <w:r>
+        <w:rPr>
+          <w:lang w:val="en-GB"/>
+        </w:rPr>
+        <w:t xml:space="preserve">    double b = </w:t>
+      </w:r>
+      <w:proofErr w:type="spellStart"/>
+      <w:proofErr w:type="gramStart"/>
+      <w:r>
+        <w:rPr>
+          <w:lang w:val="en-GB"/>
+        </w:rPr>
+        <w:t>sc.nextDouble</w:t>
+      </w:r>
+      <w:proofErr w:type="spellEnd"/>
+      <w:proofErr w:type="gramEnd"/>
+      <w:r>
+        <w:rPr>
+          <w:lang w:val="en-GB"/>
+        </w:rPr>
+        <w:t>();</w:t>
+      </w:r>
+    </w:p>
+    <w:p>
+      <w:pPr>
+        <w:rPr>
+          <w:lang w:val="en-GB"/>
+        </w:rPr>
+      </w:pPr>
+      <w:r>
+        <w:rPr>
+          <w:lang w:val="en-GB"/>
+        </w:rPr>
+        <w:t xml:space="preserve">    </w:t>
+      </w:r>
+      <w:proofErr w:type="spellStart"/>
+      <w:r>
+        <w:rPr>
+          <w:lang w:val="en-GB"/>
+        </w:rPr>
+        <w:t>System.out.print</w:t>
+      </w:r>
+      <w:proofErr w:type="spellEnd"/>
+      <w:r>
+        <w:rPr>
+          <w:lang w:val="en-GB"/>
+        </w:rPr>
+        <w:t>("c: ");</w:t>
+      </w:r>
+    </w:p>
+    <w:p>
+      <w:pPr>
+        <w:rPr>
+          <w:lang w:val="en-GB"/>
+        </w:rPr>
+      </w:pPr>
+      <w:r>
+        <w:rPr>
+          <w:lang w:val="en-GB"/>
+        </w:rPr>
+        <w:t xml:space="preserve">    double c = </w:t>
+      </w:r>
+      <w:proofErr w:type="spellStart"/>
+      <w:proofErr w:type="gramStart"/>
+      <w:r>
+        <w:rPr>
+          <w:lang w:val="en-GB"/>
+        </w:rPr>
+        <w:t>sc.nextDouble</w:t>
+      </w:r>
+      <w:proofErr w:type="spellEnd"/>
+      <w:proofErr w:type="gramEnd"/>
+      <w:r>
+        <w:rPr>
+          <w:lang w:val="en-GB"/>
+        </w:rPr>
+        <w:t>();</w:t>
+      </w:r>
+    </w:p>
+    <w:p>
+      <w:pPr>
+        <w:rPr>
+          <w:lang w:val="en-GB"/>
+        </w:rPr>
+      </w:pPr>
+    </w:p>
+    <w:p>
+      <w:r>
+        <w:rPr>
+          <w:lang w:val="en-GB"/>
+        </w:rPr>
+        <w:t xml:space="preserve">    </w:t>
+      </w:r>
+      <w:proofErr w:type="spellStart"/>
+      <w:r>
+        <w:t>if</w:t>
+      </w:r>
+      <w:proofErr w:type="spellEnd"/>
+      <w:r>
+        <w:t xml:space="preserve"> (a &lt;= 0 || b &lt;= 0 || c &lt;= 0) {</w:t>
+      </w:r>
+    </w:p>
+    <w:p>
+      <w:r>
+        <w:t xml:space="preserve">      </w:t>
+      </w:r>
+      <w:proofErr w:type="spellStart"/>
+      <w:r>
+        <w:t>System.out.println</w:t>
+      </w:r>
+      <w:proofErr w:type="spellEnd"/>
+      <w:r>
+        <w:t>("ERROR: lados deben ser &gt; 0");</w:t>
+      </w:r>
+    </w:p>
+    <w:p>
+      <w:pPr>
+        <w:rPr>
+          <w:lang w:val="en-GB"/>
+        </w:rPr>
+      </w:pPr>
+      <w:r>
+        <w:t xml:space="preserve">    </w:t>
+      </w:r>
+      <w:r>
+        <w:rPr>
+          <w:lang w:val="en-GB"/>
+        </w:rPr>
+        <w:t>} else if (a + b &lt;= c || a + c &lt;= b || b + c &lt;= a) {</w:t>
+      </w:r>
+    </w:p>
+    <w:p>
+      <w:r>
+        <w:rPr>
+          <w:lang w:val="en-GB"/>
+        </w:rPr>
+        <w:t xml:space="preserve">      </w:t>
+      </w:r>
+      <w:proofErr w:type="spellStart"/>
+      <w:r>
+        <w:t>System.out.println</w:t>
+      </w:r>
+      <w:proofErr w:type="spellEnd"/>
+      <w:r>
+        <w:t>("No es un triángulo válido");</w:t>
+      </w:r>
+    </w:p>
+    <w:p>
+      <w:pPr>
+        <w:rPr>
+          <w:lang w:val="en-GB"/>
+        </w:rPr>
+      </w:pPr>
+      <w:r>
+        <w:t xml:space="preserve">    </w:t>
+      </w:r>
+      <w:r>
+        <w:rPr>
+          <w:lang w:val="en-GB"/>
+        </w:rPr>
+        <w:t>} else if (a == b &amp;&amp; b == c) {</w:t>
+      </w:r>
+    </w:p>
+    <w:p>
+      <w:pPr>
+        <w:rPr>
+          <w:lang w:val="en-GB"/>
+        </w:rPr>
+      </w:pPr>
+      <w:r>
+        <w:rPr>
+          <w:lang w:val="en-GB"/>
+        </w:rPr>
+        <w:t xml:space="preserve">      </w:t>
+      </w:r>
+      <w:proofErr w:type="spellStart"/>
+      <w:r>
+        <w:rPr>
+          <w:lang w:val="en-GB"/>
+        </w:rPr>
+        <w:t>System.out.println</w:t>
+      </w:r>
+      <w:proofErr w:type="spellEnd"/>
+      <w:r>
+        <w:rPr>
+          <w:lang w:val="en-GB"/>
+        </w:rPr>
+        <w:t>("</w:t>
+      </w:r>
+      <w:proofErr w:type="spellStart"/>
+      <w:r>
+        <w:rPr>
+          <w:lang w:val="en-GB"/>
+        </w:rPr>
+        <w:t>Equilátero</w:t>
+      </w:r>
+      <w:proofErr w:type="spellEnd"/>
+      <w:r>
+        <w:rPr>
+          <w:lang w:val="en-GB"/>
+        </w:rPr>
+        <w:t>");</w:t>
+      </w:r>
+    </w:p>
+    <w:p>
+      <w:pPr>
+        <w:rPr>
+          <w:lang w:val="en-GB"/>
+        </w:rPr>
+      </w:pPr>
+      <w:r>
+        <w:rPr>
+          <w:lang w:val="en-GB"/>
+        </w:rPr>
         <w:lastRenderedPageBreak/>
-        <w:t>Enunciado:</w:t>
-      </w:r>
-      <w:r>
-        <w:t xml:space="preserve"> Lee lados </w:t>
-      </w:r>
-      <w:proofErr w:type="spellStart"/>
-      <w:proofErr w:type="gramStart"/>
-      <w:r>
-        <w:t>a,b</w:t>
-      </w:r>
-      <w:proofErr w:type="gramEnd"/>
-      <w:r>
-        <w:t>,c</w:t>
-      </w:r>
-      <w:proofErr w:type="spellEnd"/>
-      <w:r>
-        <w:t>. Comprueba si puede existir (cada lado &lt; suma de los otros dos). Si existe, indica: equilátero, isósceles o escaleno.</w:t>
-      </w:r>
-    </w:p>
-    <w:p>
-      <w:proofErr w:type="spellStart"/>
-      <w:r>
-        <w:t>import</w:t>
-      </w:r>
-      <w:proofErr w:type="spellEnd"/>
-      <w:r>
-        <w:t xml:space="preserve"> </w:t>
-      </w:r>
-      <w:proofErr w:type="spellStart"/>
-      <w:proofErr w:type="gramStart"/>
-      <w:r>
-        <w:t>java.util</w:t>
-      </w:r>
-      <w:proofErr w:type="gramEnd"/>
-      <w:r>
-        <w:t>.Scanner</w:t>
-      </w:r>
-      <w:proofErr w:type="spellEnd"/>
-      <w:r>
-        <w:t>;</w:t>
-      </w:r>
-    </w:p>
-    <w:p/>
-    <w:p>
-      <w:proofErr w:type="spellStart"/>
-      <w:r>
-        <w:t>public</w:t>
-      </w:r>
-      <w:proofErr w:type="spellEnd"/>
-      <w:r>
-        <w:t xml:space="preserve"> </w:t>
-      </w:r>
-      <w:proofErr w:type="spellStart"/>
-      <w:r>
-        <w:t>class</w:t>
-      </w:r>
-      <w:proofErr w:type="spellEnd"/>
-      <w:r>
-        <w:t xml:space="preserve"> Ej11Triangulo {</w:t>
-      </w:r>
-    </w:p>
-    <w:p>
-      <w:pPr>
-        <w:rPr>
-          <w:lang w:val="en-GB"/>
-        </w:rPr>
-      </w:pPr>
-      <w:r>
-        <w:t xml:space="preserve">  </w:t>
-      </w:r>
-      <w:r>
-        <w:rPr>
-          <w:lang w:val="en-GB"/>
-        </w:rPr>
-        <w:t xml:space="preserve">public static void </w:t>
-      </w:r>
-      <w:proofErr w:type="gramStart"/>
-      <w:r>
-        <w:rPr>
-          <w:lang w:val="en-GB"/>
-        </w:rPr>
-        <w:t>main(</w:t>
-      </w:r>
-      <w:proofErr w:type="gramEnd"/>
-      <w:r>
-        <w:rPr>
-          <w:lang w:val="en-GB"/>
-        </w:rPr>
-        <w:t xml:space="preserve">String[] </w:t>
-      </w:r>
-      <w:proofErr w:type="spellStart"/>
-      <w:r>
-        <w:rPr>
-          <w:lang w:val="en-GB"/>
-        </w:rPr>
-        <w:t>args</w:t>
-      </w:r>
-      <w:proofErr w:type="spellEnd"/>
-      <w:r>
-        <w:rPr>
-          <w:lang w:val="en-GB"/>
-        </w:rPr>
-        <w:t>) {</w:t>
-      </w:r>
-    </w:p>
-    <w:p>
-      <w:pPr>
-        <w:rPr>
-          <w:lang w:val="en-GB"/>
-        </w:rPr>
-      </w:pPr>
-      <w:r>
-        <w:rPr>
-          <w:lang w:val="en-GB"/>
-        </w:rPr>
-        <w:t xml:space="preserve">    Scanner </w:t>
-      </w:r>
-      <w:proofErr w:type="spellStart"/>
-      <w:r>
-        <w:rPr>
-          <w:lang w:val="en-GB"/>
-        </w:rPr>
-        <w:t>sc</w:t>
-      </w:r>
-      <w:proofErr w:type="spellEnd"/>
-      <w:r>
-        <w:rPr>
-          <w:lang w:val="en-GB"/>
-        </w:rPr>
-        <w:t xml:space="preserve"> = new </w:t>
-      </w:r>
-      <w:proofErr w:type="gramStart"/>
-      <w:r>
-        <w:rPr>
-          <w:lang w:val="en-GB"/>
-        </w:rPr>
-        <w:t>Scanner(</w:t>
-      </w:r>
-      <w:proofErr w:type="gramEnd"/>
-      <w:r>
-        <w:rPr>
-          <w:lang w:val="en-GB"/>
-        </w:rPr>
-        <w:t>System.in);</w:t>
-      </w:r>
-    </w:p>
-    <w:p>
-      <w:pPr>
-        <w:rPr>
-          <w:lang w:val="en-GB"/>
-        </w:rPr>
-      </w:pPr>
-      <w:r>
-        <w:rPr>
-          <w:lang w:val="en-GB"/>
-        </w:rPr>
-        <w:t xml:space="preserve">    </w:t>
-      </w:r>
-      <w:proofErr w:type="spellStart"/>
-      <w:r>
-        <w:rPr>
-          <w:lang w:val="en-GB"/>
-        </w:rPr>
-        <w:t>System.out.print</w:t>
-      </w:r>
-      <w:proofErr w:type="spellEnd"/>
-      <w:r>
-        <w:rPr>
-          <w:lang w:val="en-GB"/>
-        </w:rPr>
-        <w:t>("a: ");</w:t>
-      </w:r>
-    </w:p>
-    <w:p>
-      <w:pPr>
-        <w:rPr>
-          <w:lang w:val="en-GB"/>
-        </w:rPr>
-      </w:pPr>
-      <w:r>
-        <w:rPr>
-          <w:lang w:val="en-GB"/>
-        </w:rPr>
-        <w:t xml:space="preserve">    double a = </w:t>
-      </w:r>
-      <w:proofErr w:type="spellStart"/>
-      <w:proofErr w:type="gramStart"/>
-      <w:r>
-        <w:rPr>
-          <w:lang w:val="en-GB"/>
-        </w:rPr>
-        <w:t>sc.nextDouble</w:t>
-      </w:r>
-      <w:proofErr w:type="spellEnd"/>
-      <w:proofErr w:type="gramEnd"/>
-      <w:r>
-        <w:rPr>
-          <w:lang w:val="en-GB"/>
-        </w:rPr>
-        <w:t>();</w:t>
-      </w:r>
-    </w:p>
-    <w:p>
-      <w:pPr>
-        <w:rPr>
-          <w:lang w:val="en-GB"/>
-        </w:rPr>
-      </w:pPr>
-      <w:r>
-        <w:rPr>
-          <w:lang w:val="en-GB"/>
-        </w:rPr>
-        <w:t xml:space="preserve">    </w:t>
-      </w:r>
-      <w:proofErr w:type="spellStart"/>
-      <w:r>
-        <w:rPr>
-          <w:lang w:val="en-GB"/>
-        </w:rPr>
-        <w:t>System.out.print</w:t>
-      </w:r>
-      <w:proofErr w:type="spellEnd"/>
-      <w:r>
-        <w:rPr>
-          <w:lang w:val="en-GB"/>
-        </w:rPr>
-        <w:t>("b: ");</w:t>
-      </w:r>
-    </w:p>
-    <w:p>
-      <w:pPr>
-        <w:rPr>
-          <w:lang w:val="en-GB"/>
-        </w:rPr>
-      </w:pPr>
-      <w:r>
-        <w:rPr>
-          <w:lang w:val="en-GB"/>
-        </w:rPr>
-        <w:t xml:space="preserve">    double b = </w:t>
-      </w:r>
-      <w:proofErr w:type="spellStart"/>
-      <w:proofErr w:type="gramStart"/>
-      <w:r>
-        <w:rPr>
-          <w:lang w:val="en-GB"/>
-        </w:rPr>
-        <w:t>sc.nextDouble</w:t>
-      </w:r>
-      <w:proofErr w:type="spellEnd"/>
-      <w:proofErr w:type="gramEnd"/>
-      <w:r>
-        <w:rPr>
-          <w:lang w:val="en-GB"/>
-        </w:rPr>
-        <w:t>();</w:t>
-      </w:r>
-    </w:p>
-    <w:p>
-      <w:pPr>
-        <w:rPr>
-          <w:lang w:val="en-GB"/>
-        </w:rPr>
-      </w:pPr>
-      <w:r>
-        <w:rPr>
-          <w:lang w:val="en-GB"/>
-        </w:rPr>
-        <w:t xml:space="preserve">    </w:t>
-      </w:r>
-      <w:proofErr w:type="spellStart"/>
-      <w:r>
-        <w:rPr>
-          <w:lang w:val="en-GB"/>
-        </w:rPr>
-        <w:t>System.out.print</w:t>
-      </w:r>
-      <w:proofErr w:type="spellEnd"/>
-      <w:r>
-        <w:rPr>
-          <w:lang w:val="en-GB"/>
-        </w:rPr>
-        <w:t>("c: ");</w:t>
-      </w:r>
-    </w:p>
-    <w:p>
-      <w:pPr>
-        <w:rPr>
-          <w:lang w:val="en-GB"/>
-        </w:rPr>
-      </w:pPr>
-      <w:r>
-        <w:rPr>
-          <w:lang w:val="en-GB"/>
-        </w:rPr>
-        <w:t xml:space="preserve">    double c = </w:t>
-      </w:r>
-      <w:proofErr w:type="spellStart"/>
-      <w:proofErr w:type="gramStart"/>
-      <w:r>
-        <w:rPr>
-          <w:lang w:val="en-GB"/>
-        </w:rPr>
-        <w:t>sc.nextDouble</w:t>
-      </w:r>
-      <w:proofErr w:type="spellEnd"/>
-      <w:proofErr w:type="gramEnd"/>
-      <w:r>
-        <w:rPr>
-          <w:lang w:val="en-GB"/>
-        </w:rPr>
-        <w:t>();</w:t>
-      </w:r>
-    </w:p>
-    <w:p>
-      <w:pPr>
-        <w:rPr>
-          <w:lang w:val="en-GB"/>
-        </w:rPr>
-      </w:pPr>
-    </w:p>
-    <w:p>
-      <w:r>
-        <w:rPr>
-          <w:lang w:val="en-GB"/>
-        </w:rPr>
-        <w:t xml:space="preserve">    </w:t>
-      </w:r>
-      <w:proofErr w:type="spellStart"/>
-      <w:r>
-        <w:t>if</w:t>
-      </w:r>
-      <w:proofErr w:type="spellEnd"/>
-      <w:r>
-        <w:t xml:space="preserve"> (a &lt;= 0 || b &lt;= 0 || c &lt;= 0) {</w:t>
-      </w:r>
-    </w:p>
-    <w:p>
-      <w:r>
-        <w:t xml:space="preserve">      </w:t>
-      </w:r>
-      <w:proofErr w:type="spellStart"/>
-      <w:r>
-        <w:t>System.out.println</w:t>
-      </w:r>
-      <w:proofErr w:type="spellEnd"/>
-      <w:r>
-        <w:t>("ERROR: lados deben ser &gt; 0");</w:t>
-      </w:r>
-    </w:p>
-    <w:p>
-      <w:pPr>
-        <w:rPr>
-          <w:lang w:val="en-GB"/>
-        </w:rPr>
-      </w:pPr>
-      <w:r>
-        <w:t xml:space="preserve">    </w:t>
-      </w:r>
-      <w:r>
-        <w:rPr>
-          <w:lang w:val="en-GB"/>
-        </w:rPr>
-        <w:t>} else if (a + b &lt;= c || a + c &lt;= b || b + c &lt;= a) {</w:t>
-      </w:r>
-    </w:p>
-    <w:p>
-      <w:r>
-        <w:rPr>
-          <w:lang w:val="en-GB"/>
-        </w:rPr>
-        <w:t xml:space="preserve">      </w:t>
-      </w:r>
-      <w:proofErr w:type="spellStart"/>
-      <w:r>
-        <w:t>System.out.println</w:t>
-      </w:r>
-      <w:proofErr w:type="spellEnd"/>
-      <w:r>
-        <w:t>("No es un triángulo válido");</w:t>
-      </w:r>
-    </w:p>
-    <w:p>
-      <w:pPr>
-        <w:rPr>
-          <w:lang w:val="en-GB"/>
-        </w:rPr>
-      </w:pPr>
-      <w:r>
-        <w:t xml:space="preserve">    </w:t>
-      </w:r>
-      <w:r>
-        <w:rPr>
-          <w:lang w:val="en-GB"/>
-        </w:rPr>
-        <w:t>} else if (a == b &amp;&amp; b == c) {</w:t>
-      </w:r>
-    </w:p>
-    <w:p>
-      <w:pPr>
-        <w:rPr>
-          <w:lang w:val="en-GB"/>
-        </w:rPr>
-      </w:pPr>
-      <w:r>
-        <w:rPr>
-          <w:lang w:val="en-GB"/>
-        </w:rPr>
-        <w:t xml:space="preserve">      </w:t>
-      </w:r>
-      <w:proofErr w:type="spellStart"/>
-      <w:r>
-        <w:rPr>
-          <w:lang w:val="en-GB"/>
-        </w:rPr>
-        <w:t>System.out.println</w:t>
-      </w:r>
-      <w:proofErr w:type="spellEnd"/>
-      <w:r>
-        <w:rPr>
-          <w:lang w:val="en-GB"/>
-        </w:rPr>
-        <w:t>("</w:t>
-      </w:r>
-      <w:proofErr w:type="spellStart"/>
-      <w:r>
-        <w:rPr>
-          <w:lang w:val="en-GB"/>
-        </w:rPr>
-        <w:t>Equilátero</w:t>
-      </w:r>
-      <w:proofErr w:type="spellEnd"/>
-      <w:r>
-        <w:rPr>
-          <w:lang w:val="en-GB"/>
-        </w:rPr>
-        <w:t>");</w:t>
-      </w:r>
-    </w:p>
-    <w:p>
-      <w:pPr>
-        <w:rPr>
-          <w:lang w:val="en-GB"/>
-        </w:rPr>
-      </w:pPr>
-      <w:r>
-        <w:rPr>
-          <w:lang w:val="en-GB"/>
-        </w:rPr>
         <w:t xml:space="preserve">    } else if (a == b || a == c || b == c) {</w:t>
       </w:r>
     </w:p>
@@ -5950,7 +5895,6 @@
           <w:b/>
           <w:bCs/>
         </w:rPr>
-        <w:lastRenderedPageBreak/>
         <w:t>Enunciado:</w:t>
       </w:r>
       <w:r>
@@ -6462,6 +6406,7 @@
           <w:b/>
           <w:bCs/>
         </w:rPr>
+        <w:lastRenderedPageBreak/>
         <w:t>13) Rango (entre 10 y 20)</w:t>
       </w:r>
     </w:p>
@@ -6770,7 +6715,6 @@
         <w:rPr>
           <w:lang w:val="en-GB"/>
         </w:rPr>
-        <w:lastRenderedPageBreak/>
         <w:t xml:space="preserve">    else </w:t>
       </w:r>
       <w:proofErr w:type="spellStart"/>
@@ -7157,6 +7101,7 @@
         <w:rPr>
           <w:lang w:val="en-GB"/>
         </w:rPr>
+        <w:lastRenderedPageBreak/>
         <w:t xml:space="preserve">    if (t &lt; 0) </w:t>
       </w:r>
       <w:proofErr w:type="spellStart"/>
@@ -7369,438 +7314,438 @@
     <w:p>
       <w:proofErr w:type="spellStart"/>
       <w:r>
+        <w:t>import</w:t>
+      </w:r>
+      <w:proofErr w:type="spellEnd"/>
+      <w:r>
+        <w:t xml:space="preserve"> </w:t>
+      </w:r>
+      <w:proofErr w:type="spellStart"/>
+      <w:proofErr w:type="gramStart"/>
+      <w:r>
+        <w:t>java.util</w:t>
+      </w:r>
+      <w:proofErr w:type="gramEnd"/>
+      <w:r>
+        <w:t>.Scanner</w:t>
+      </w:r>
+      <w:proofErr w:type="spellEnd"/>
+      <w:r>
+        <w:t>;</w:t>
+      </w:r>
+    </w:p>
+    <w:p/>
+    <w:p>
+      <w:proofErr w:type="spellStart"/>
+      <w:r>
+        <w:t>public</w:t>
+      </w:r>
+      <w:proofErr w:type="spellEnd"/>
+      <w:r>
+        <w:t xml:space="preserve"> </w:t>
+      </w:r>
+      <w:proofErr w:type="spellStart"/>
+      <w:r>
+        <w:t>class</w:t>
+      </w:r>
+      <w:proofErr w:type="spellEnd"/>
+      <w:r>
+        <w:t xml:space="preserve"> Ej15DiaSemana {</w:t>
+      </w:r>
+    </w:p>
+    <w:p>
+      <w:pPr>
+        <w:rPr>
+          <w:lang w:val="en-GB"/>
+        </w:rPr>
+      </w:pPr>
+      <w:r>
+        <w:t xml:space="preserve">  </w:t>
+      </w:r>
+      <w:r>
+        <w:rPr>
+          <w:lang w:val="en-GB"/>
+        </w:rPr>
+        <w:t xml:space="preserve">public static void </w:t>
+      </w:r>
+      <w:proofErr w:type="gramStart"/>
+      <w:r>
+        <w:rPr>
+          <w:lang w:val="en-GB"/>
+        </w:rPr>
+        <w:t>main(</w:t>
+      </w:r>
+      <w:proofErr w:type="gramEnd"/>
+      <w:r>
+        <w:rPr>
+          <w:lang w:val="en-GB"/>
+        </w:rPr>
+        <w:t xml:space="preserve">String[] </w:t>
+      </w:r>
+      <w:proofErr w:type="spellStart"/>
+      <w:r>
+        <w:rPr>
+          <w:lang w:val="en-GB"/>
+        </w:rPr>
+        <w:t>args</w:t>
+      </w:r>
+      <w:proofErr w:type="spellEnd"/>
+      <w:r>
+        <w:rPr>
+          <w:lang w:val="en-GB"/>
+        </w:rPr>
+        <w:t>) {</w:t>
+      </w:r>
+    </w:p>
+    <w:p>
+      <w:pPr>
+        <w:rPr>
+          <w:lang w:val="en-GB"/>
+        </w:rPr>
+      </w:pPr>
+      <w:r>
+        <w:rPr>
+          <w:lang w:val="en-GB"/>
+        </w:rPr>
+        <w:t xml:space="preserve">    Scanner </w:t>
+      </w:r>
+      <w:proofErr w:type="spellStart"/>
+      <w:r>
+        <w:rPr>
+          <w:lang w:val="en-GB"/>
+        </w:rPr>
+        <w:t>sc</w:t>
+      </w:r>
+      <w:proofErr w:type="spellEnd"/>
+      <w:r>
+        <w:rPr>
+          <w:lang w:val="en-GB"/>
+        </w:rPr>
+        <w:t xml:space="preserve"> = new </w:t>
+      </w:r>
+      <w:proofErr w:type="gramStart"/>
+      <w:r>
+        <w:rPr>
+          <w:lang w:val="en-GB"/>
+        </w:rPr>
+        <w:t>Scanner(</w:t>
+      </w:r>
+      <w:proofErr w:type="gramEnd"/>
+      <w:r>
+        <w:rPr>
+          <w:lang w:val="en-GB"/>
+        </w:rPr>
+        <w:t>System.in);</w:t>
+      </w:r>
+    </w:p>
+    <w:p>
+      <w:pPr>
+        <w:rPr>
+          <w:lang w:val="en-GB"/>
+        </w:rPr>
+      </w:pPr>
+      <w:r>
+        <w:rPr>
+          <w:lang w:val="en-GB"/>
+        </w:rPr>
+        <w:t xml:space="preserve">    </w:t>
+      </w:r>
+      <w:proofErr w:type="spellStart"/>
+      <w:r>
+        <w:rPr>
+          <w:lang w:val="en-GB"/>
+        </w:rPr>
+        <w:t>System.out.print</w:t>
+      </w:r>
+      <w:proofErr w:type="spellEnd"/>
+      <w:r>
+        <w:rPr>
+          <w:lang w:val="en-GB"/>
+        </w:rPr>
+        <w:t>("Día (1-7): ");</w:t>
+      </w:r>
+    </w:p>
+    <w:p>
+      <w:pPr>
+        <w:rPr>
+          <w:lang w:val="en-GB"/>
+        </w:rPr>
+      </w:pPr>
+      <w:r>
+        <w:rPr>
+          <w:lang w:val="en-GB"/>
+        </w:rPr>
+        <w:t xml:space="preserve">    int d = </w:t>
+      </w:r>
+      <w:proofErr w:type="spellStart"/>
+      <w:proofErr w:type="gramStart"/>
+      <w:r>
+        <w:rPr>
+          <w:lang w:val="en-GB"/>
+        </w:rPr>
+        <w:t>sc.nextInt</w:t>
+      </w:r>
+      <w:proofErr w:type="spellEnd"/>
+      <w:proofErr w:type="gramEnd"/>
+      <w:r>
+        <w:rPr>
+          <w:lang w:val="en-GB"/>
+        </w:rPr>
+        <w:t>();</w:t>
+      </w:r>
+    </w:p>
+    <w:p>
+      <w:pPr>
+        <w:rPr>
+          <w:lang w:val="en-GB"/>
+        </w:rPr>
+      </w:pPr>
+    </w:p>
+    <w:p>
+      <w:pPr>
+        <w:rPr>
+          <w:lang w:val="en-GB"/>
+        </w:rPr>
+      </w:pPr>
+      <w:r>
+        <w:rPr>
+          <w:lang w:val="en-GB"/>
+        </w:rPr>
+        <w:t xml:space="preserve">    String </w:t>
+      </w:r>
+      <w:proofErr w:type="spellStart"/>
+      <w:r>
+        <w:rPr>
+          <w:lang w:val="en-GB"/>
+        </w:rPr>
+        <w:t>nombre</w:t>
+      </w:r>
+      <w:proofErr w:type="spellEnd"/>
+      <w:r>
+        <w:rPr>
+          <w:lang w:val="en-GB"/>
+        </w:rPr>
+        <w:t xml:space="preserve"> = switch (d) {</w:t>
+      </w:r>
+    </w:p>
+    <w:p>
+      <w:pPr>
+        <w:rPr>
+          <w:lang w:val="en-GB"/>
+        </w:rPr>
+      </w:pPr>
+      <w:r>
+        <w:rPr>
+          <w:lang w:val="en-GB"/>
+        </w:rPr>
+        <w:t xml:space="preserve">      case 1 -&gt; "Lunes";</w:t>
+      </w:r>
+    </w:p>
+    <w:p>
+      <w:pPr>
+        <w:rPr>
+          <w:lang w:val="en-GB"/>
+        </w:rPr>
+      </w:pPr>
+      <w:r>
+        <w:rPr>
+          <w:lang w:val="en-GB"/>
+        </w:rPr>
+        <w:t xml:space="preserve">      case 2 -&gt; "Martes";</w:t>
+      </w:r>
+    </w:p>
+    <w:p>
+      <w:pPr>
+        <w:rPr>
+          <w:lang w:val="en-GB"/>
+        </w:rPr>
+      </w:pPr>
+      <w:r>
+        <w:rPr>
+          <w:lang w:val="en-GB"/>
+        </w:rPr>
+        <w:t xml:space="preserve">      case 3 -&gt; "</w:t>
+      </w:r>
+      <w:proofErr w:type="spellStart"/>
+      <w:r>
+        <w:rPr>
+          <w:lang w:val="en-GB"/>
+        </w:rPr>
+        <w:t>Miércoles</w:t>
+      </w:r>
+      <w:proofErr w:type="spellEnd"/>
+      <w:r>
+        <w:rPr>
+          <w:lang w:val="en-GB"/>
+        </w:rPr>
+        <w:t>";</w:t>
+      </w:r>
+    </w:p>
+    <w:p>
+      <w:pPr>
+        <w:rPr>
+          <w:lang w:val="en-GB"/>
+        </w:rPr>
+      </w:pPr>
+      <w:r>
+        <w:rPr>
+          <w:lang w:val="en-GB"/>
+        </w:rPr>
+        <w:t xml:space="preserve">      case 4 -&gt; "Jueves";</w:t>
+      </w:r>
+    </w:p>
+    <w:p>
+      <w:pPr>
+        <w:rPr>
+          <w:lang w:val="en-GB"/>
+        </w:rPr>
+      </w:pPr>
+      <w:r>
+        <w:rPr>
+          <w:lang w:val="en-GB"/>
+        </w:rPr>
+        <w:t xml:space="preserve">      case 5 -&gt; "Viernes";</w:t>
+      </w:r>
+    </w:p>
+    <w:p>
+      <w:pPr>
+        <w:rPr>
+          <w:lang w:val="en-GB"/>
+        </w:rPr>
+      </w:pPr>
+      <w:r>
+        <w:rPr>
+          <w:lang w:val="en-GB"/>
+        </w:rPr>
+        <w:t xml:space="preserve">      case 6 -&gt; "</w:t>
+      </w:r>
+      <w:proofErr w:type="spellStart"/>
+      <w:r>
+        <w:rPr>
+          <w:lang w:val="en-GB"/>
+        </w:rPr>
+        <w:t>Sábado</w:t>
+      </w:r>
+      <w:proofErr w:type="spellEnd"/>
+      <w:r>
+        <w:rPr>
+          <w:lang w:val="en-GB"/>
+        </w:rPr>
+        <w:t>";</w:t>
+      </w:r>
+    </w:p>
+    <w:p>
+      <w:pPr>
+        <w:rPr>
+          <w:lang w:val="en-GB"/>
+        </w:rPr>
+      </w:pPr>
+      <w:r>
+        <w:rPr>
+          <w:lang w:val="en-GB"/>
+        </w:rPr>
+        <w:t xml:space="preserve">      case 7 -&gt; "Domingo";</w:t>
+      </w:r>
+    </w:p>
+    <w:p>
+      <w:pPr>
+        <w:rPr>
+          <w:lang w:val="en-GB"/>
+        </w:rPr>
+      </w:pPr>
+      <w:r>
+        <w:rPr>
+          <w:lang w:val="en-GB"/>
+        </w:rPr>
+        <w:t xml:space="preserve">      default -&gt; null;</w:t>
+      </w:r>
+    </w:p>
+    <w:p>
+      <w:pPr>
+        <w:rPr>
+          <w:lang w:val="en-GB"/>
+        </w:rPr>
+      </w:pPr>
+      <w:r>
+        <w:rPr>
+          <w:lang w:val="en-GB"/>
+        </w:rPr>
+        <w:t xml:space="preserve">    };</w:t>
+      </w:r>
+    </w:p>
+    <w:p>
+      <w:pPr>
+        <w:rPr>
+          <w:lang w:val="en-GB"/>
+        </w:rPr>
+      </w:pPr>
+    </w:p>
+    <w:p>
+      <w:pPr>
+        <w:rPr>
+          <w:lang w:val="en-GB"/>
+        </w:rPr>
+      </w:pPr>
+      <w:r>
+        <w:rPr>
+          <w:lang w:val="en-GB"/>
+        </w:rPr>
+        <w:t xml:space="preserve">    if (</w:t>
+      </w:r>
+      <w:proofErr w:type="spellStart"/>
+      <w:r>
+        <w:rPr>
+          <w:lang w:val="en-GB"/>
+        </w:rPr>
+        <w:t>nombre</w:t>
+      </w:r>
+      <w:proofErr w:type="spellEnd"/>
+      <w:r>
+        <w:rPr>
+          <w:lang w:val="en-GB"/>
+        </w:rPr>
+        <w:t xml:space="preserve"> == null) </w:t>
+      </w:r>
+      <w:proofErr w:type="spellStart"/>
+      <w:r>
+        <w:rPr>
+          <w:lang w:val="en-GB"/>
+        </w:rPr>
+        <w:t>System.out.println</w:t>
+      </w:r>
+      <w:proofErr w:type="spellEnd"/>
+      <w:r>
+        <w:rPr>
+          <w:lang w:val="en-GB"/>
+        </w:rPr>
+        <w:t xml:space="preserve">("ERROR: día </w:t>
+      </w:r>
+      <w:proofErr w:type="spellStart"/>
+      <w:r>
+        <w:rPr>
+          <w:lang w:val="en-GB"/>
+        </w:rPr>
+        <w:t>inválido</w:t>
+      </w:r>
+      <w:proofErr w:type="spellEnd"/>
+      <w:r>
+        <w:rPr>
+          <w:lang w:val="en-GB"/>
+        </w:rPr>
+        <w:t>");</w:t>
+      </w:r>
+    </w:p>
+    <w:p>
+      <w:pPr>
+        <w:rPr>
+          <w:lang w:val="en-GB"/>
+        </w:rPr>
+      </w:pPr>
+      <w:r>
+        <w:rPr>
+          <w:lang w:val="en-GB"/>
+        </w:rPr>
         <w:lastRenderedPageBreak/>
-        <w:t>import</w:t>
-      </w:r>
-      <w:proofErr w:type="spellEnd"/>
-      <w:r>
-        <w:t xml:space="preserve"> </w:t>
-      </w:r>
-      <w:proofErr w:type="spellStart"/>
-      <w:proofErr w:type="gramStart"/>
-      <w:r>
-        <w:t>java.util</w:t>
-      </w:r>
-      <w:proofErr w:type="gramEnd"/>
-      <w:r>
-        <w:t>.Scanner</w:t>
-      </w:r>
-      <w:proofErr w:type="spellEnd"/>
-      <w:r>
-        <w:t>;</w:t>
-      </w:r>
-    </w:p>
-    <w:p/>
-    <w:p>
-      <w:proofErr w:type="spellStart"/>
-      <w:r>
-        <w:t>public</w:t>
-      </w:r>
-      <w:proofErr w:type="spellEnd"/>
-      <w:r>
-        <w:t xml:space="preserve"> </w:t>
-      </w:r>
-      <w:proofErr w:type="spellStart"/>
-      <w:r>
-        <w:t>class</w:t>
-      </w:r>
-      <w:proofErr w:type="spellEnd"/>
-      <w:r>
-        <w:t xml:space="preserve"> Ej15DiaSemana {</w:t>
-      </w:r>
-    </w:p>
-    <w:p>
-      <w:pPr>
-        <w:rPr>
-          <w:lang w:val="en-GB"/>
-        </w:rPr>
-      </w:pPr>
-      <w:r>
-        <w:t xml:space="preserve">  </w:t>
-      </w:r>
-      <w:r>
-        <w:rPr>
-          <w:lang w:val="en-GB"/>
-        </w:rPr>
-        <w:t xml:space="preserve">public static void </w:t>
-      </w:r>
-      <w:proofErr w:type="gramStart"/>
-      <w:r>
-        <w:rPr>
-          <w:lang w:val="en-GB"/>
-        </w:rPr>
-        <w:t>main(</w:t>
-      </w:r>
-      <w:proofErr w:type="gramEnd"/>
-      <w:r>
-        <w:rPr>
-          <w:lang w:val="en-GB"/>
-        </w:rPr>
-        <w:t xml:space="preserve">String[] </w:t>
-      </w:r>
-      <w:proofErr w:type="spellStart"/>
-      <w:r>
-        <w:rPr>
-          <w:lang w:val="en-GB"/>
-        </w:rPr>
-        <w:t>args</w:t>
-      </w:r>
-      <w:proofErr w:type="spellEnd"/>
-      <w:r>
-        <w:rPr>
-          <w:lang w:val="en-GB"/>
-        </w:rPr>
-        <w:t>) {</w:t>
-      </w:r>
-    </w:p>
-    <w:p>
-      <w:pPr>
-        <w:rPr>
-          <w:lang w:val="en-GB"/>
-        </w:rPr>
-      </w:pPr>
-      <w:r>
-        <w:rPr>
-          <w:lang w:val="en-GB"/>
-        </w:rPr>
-        <w:t xml:space="preserve">    Scanner </w:t>
-      </w:r>
-      <w:proofErr w:type="spellStart"/>
-      <w:r>
-        <w:rPr>
-          <w:lang w:val="en-GB"/>
-        </w:rPr>
-        <w:t>sc</w:t>
-      </w:r>
-      <w:proofErr w:type="spellEnd"/>
-      <w:r>
-        <w:rPr>
-          <w:lang w:val="en-GB"/>
-        </w:rPr>
-        <w:t xml:space="preserve"> = new </w:t>
-      </w:r>
-      <w:proofErr w:type="gramStart"/>
-      <w:r>
-        <w:rPr>
-          <w:lang w:val="en-GB"/>
-        </w:rPr>
-        <w:t>Scanner(</w:t>
-      </w:r>
-      <w:proofErr w:type="gramEnd"/>
-      <w:r>
-        <w:rPr>
-          <w:lang w:val="en-GB"/>
-        </w:rPr>
-        <w:t>System.in);</w:t>
-      </w:r>
-    </w:p>
-    <w:p>
-      <w:pPr>
-        <w:rPr>
-          <w:lang w:val="en-GB"/>
-        </w:rPr>
-      </w:pPr>
-      <w:r>
-        <w:rPr>
-          <w:lang w:val="en-GB"/>
-        </w:rPr>
-        <w:t xml:space="preserve">    </w:t>
-      </w:r>
-      <w:proofErr w:type="spellStart"/>
-      <w:r>
-        <w:rPr>
-          <w:lang w:val="en-GB"/>
-        </w:rPr>
-        <w:t>System.out.print</w:t>
-      </w:r>
-      <w:proofErr w:type="spellEnd"/>
-      <w:r>
-        <w:rPr>
-          <w:lang w:val="en-GB"/>
-        </w:rPr>
-        <w:t>("Día (1-7): ");</w:t>
-      </w:r>
-    </w:p>
-    <w:p>
-      <w:pPr>
-        <w:rPr>
-          <w:lang w:val="en-GB"/>
-        </w:rPr>
-      </w:pPr>
-      <w:r>
-        <w:rPr>
-          <w:lang w:val="en-GB"/>
-        </w:rPr>
-        <w:t xml:space="preserve">    int d = </w:t>
-      </w:r>
-      <w:proofErr w:type="spellStart"/>
-      <w:proofErr w:type="gramStart"/>
-      <w:r>
-        <w:rPr>
-          <w:lang w:val="en-GB"/>
-        </w:rPr>
-        <w:t>sc.nextInt</w:t>
-      </w:r>
-      <w:proofErr w:type="spellEnd"/>
-      <w:proofErr w:type="gramEnd"/>
-      <w:r>
-        <w:rPr>
-          <w:lang w:val="en-GB"/>
-        </w:rPr>
-        <w:t>();</w:t>
-      </w:r>
-    </w:p>
-    <w:p>
-      <w:pPr>
-        <w:rPr>
-          <w:lang w:val="en-GB"/>
-        </w:rPr>
-      </w:pPr>
-    </w:p>
-    <w:p>
-      <w:pPr>
-        <w:rPr>
-          <w:lang w:val="en-GB"/>
-        </w:rPr>
-      </w:pPr>
-      <w:r>
-        <w:rPr>
-          <w:lang w:val="en-GB"/>
-        </w:rPr>
-        <w:t xml:space="preserve">    String </w:t>
-      </w:r>
-      <w:proofErr w:type="spellStart"/>
-      <w:r>
-        <w:rPr>
-          <w:lang w:val="en-GB"/>
-        </w:rPr>
-        <w:t>nombre</w:t>
-      </w:r>
-      <w:proofErr w:type="spellEnd"/>
-      <w:r>
-        <w:rPr>
-          <w:lang w:val="en-GB"/>
-        </w:rPr>
-        <w:t xml:space="preserve"> = switch (d) {</w:t>
-      </w:r>
-    </w:p>
-    <w:p>
-      <w:pPr>
-        <w:rPr>
-          <w:lang w:val="en-GB"/>
-        </w:rPr>
-      </w:pPr>
-      <w:r>
-        <w:rPr>
-          <w:lang w:val="en-GB"/>
-        </w:rPr>
-        <w:t xml:space="preserve">      case 1 -&gt; "Lunes";</w:t>
-      </w:r>
-    </w:p>
-    <w:p>
-      <w:pPr>
-        <w:rPr>
-          <w:lang w:val="en-GB"/>
-        </w:rPr>
-      </w:pPr>
-      <w:r>
-        <w:rPr>
-          <w:lang w:val="en-GB"/>
-        </w:rPr>
-        <w:t xml:space="preserve">      case 2 -&gt; "Martes";</w:t>
-      </w:r>
-    </w:p>
-    <w:p>
-      <w:pPr>
-        <w:rPr>
-          <w:lang w:val="en-GB"/>
-        </w:rPr>
-      </w:pPr>
-      <w:r>
-        <w:rPr>
-          <w:lang w:val="en-GB"/>
-        </w:rPr>
-        <w:t xml:space="preserve">      case 3 -&gt; "</w:t>
-      </w:r>
-      <w:proofErr w:type="spellStart"/>
-      <w:r>
-        <w:rPr>
-          <w:lang w:val="en-GB"/>
-        </w:rPr>
-        <w:t>Miércoles</w:t>
-      </w:r>
-      <w:proofErr w:type="spellEnd"/>
-      <w:r>
-        <w:rPr>
-          <w:lang w:val="en-GB"/>
-        </w:rPr>
-        <w:t>";</w:t>
-      </w:r>
-    </w:p>
-    <w:p>
-      <w:pPr>
-        <w:rPr>
-          <w:lang w:val="en-GB"/>
-        </w:rPr>
-      </w:pPr>
-      <w:r>
-        <w:rPr>
-          <w:lang w:val="en-GB"/>
-        </w:rPr>
-        <w:t xml:space="preserve">      case 4 -&gt; "Jueves";</w:t>
-      </w:r>
-    </w:p>
-    <w:p>
-      <w:pPr>
-        <w:rPr>
-          <w:lang w:val="en-GB"/>
-        </w:rPr>
-      </w:pPr>
-      <w:r>
-        <w:rPr>
-          <w:lang w:val="en-GB"/>
-        </w:rPr>
-        <w:t xml:space="preserve">      case 5 -&gt; "Viernes";</w:t>
-      </w:r>
-    </w:p>
-    <w:p>
-      <w:pPr>
-        <w:rPr>
-          <w:lang w:val="en-GB"/>
-        </w:rPr>
-      </w:pPr>
-      <w:r>
-        <w:rPr>
-          <w:lang w:val="en-GB"/>
-        </w:rPr>
-        <w:t xml:space="preserve">      case 6 -&gt; "</w:t>
-      </w:r>
-      <w:proofErr w:type="spellStart"/>
-      <w:r>
-        <w:rPr>
-          <w:lang w:val="en-GB"/>
-        </w:rPr>
-        <w:t>Sábado</w:t>
-      </w:r>
-      <w:proofErr w:type="spellEnd"/>
-      <w:r>
-        <w:rPr>
-          <w:lang w:val="en-GB"/>
-        </w:rPr>
-        <w:t>";</w:t>
-      </w:r>
-    </w:p>
-    <w:p>
-      <w:pPr>
-        <w:rPr>
-          <w:lang w:val="en-GB"/>
-        </w:rPr>
-      </w:pPr>
-      <w:r>
-        <w:rPr>
-          <w:lang w:val="en-GB"/>
-        </w:rPr>
-        <w:t xml:space="preserve">      case 7 -&gt; "Domingo";</w:t>
-      </w:r>
-    </w:p>
-    <w:p>
-      <w:pPr>
-        <w:rPr>
-          <w:lang w:val="en-GB"/>
-        </w:rPr>
-      </w:pPr>
-      <w:r>
-        <w:rPr>
-          <w:lang w:val="en-GB"/>
-        </w:rPr>
-        <w:t xml:space="preserve">      default -&gt; null;</w:t>
-      </w:r>
-    </w:p>
-    <w:p>
-      <w:pPr>
-        <w:rPr>
-          <w:lang w:val="en-GB"/>
-        </w:rPr>
-      </w:pPr>
-      <w:r>
-        <w:rPr>
-          <w:lang w:val="en-GB"/>
-        </w:rPr>
-        <w:t xml:space="preserve">    };</w:t>
-      </w:r>
-    </w:p>
-    <w:p>
-      <w:pPr>
-        <w:rPr>
-          <w:lang w:val="en-GB"/>
-        </w:rPr>
-      </w:pPr>
-    </w:p>
-    <w:p>
-      <w:pPr>
-        <w:rPr>
-          <w:lang w:val="en-GB"/>
-        </w:rPr>
-      </w:pPr>
-      <w:r>
-        <w:rPr>
-          <w:lang w:val="en-GB"/>
-        </w:rPr>
-        <w:t xml:space="preserve">    if (</w:t>
-      </w:r>
-      <w:proofErr w:type="spellStart"/>
-      <w:r>
-        <w:rPr>
-          <w:lang w:val="en-GB"/>
-        </w:rPr>
-        <w:t>nombre</w:t>
-      </w:r>
-      <w:proofErr w:type="spellEnd"/>
-      <w:r>
-        <w:rPr>
-          <w:lang w:val="en-GB"/>
-        </w:rPr>
-        <w:t xml:space="preserve"> == null) </w:t>
-      </w:r>
-      <w:proofErr w:type="spellStart"/>
-      <w:r>
-        <w:rPr>
-          <w:lang w:val="en-GB"/>
-        </w:rPr>
-        <w:t>System.out.println</w:t>
-      </w:r>
-      <w:proofErr w:type="spellEnd"/>
-      <w:r>
-        <w:rPr>
-          <w:lang w:val="en-GB"/>
-        </w:rPr>
-        <w:t xml:space="preserve">("ERROR: día </w:t>
-      </w:r>
-      <w:proofErr w:type="spellStart"/>
-      <w:r>
-        <w:rPr>
-          <w:lang w:val="en-GB"/>
-        </w:rPr>
-        <w:t>inválido</w:t>
-      </w:r>
-      <w:proofErr w:type="spellEnd"/>
-      <w:r>
-        <w:rPr>
-          <w:lang w:val="en-GB"/>
-        </w:rPr>
-        <w:t>");</w:t>
-      </w:r>
-    </w:p>
-    <w:p>
-      <w:pPr>
-        <w:rPr>
-          <w:lang w:val="en-GB"/>
-        </w:rPr>
-      </w:pPr>
-      <w:r>
-        <w:rPr>
-          <w:lang w:val="en-GB"/>
-        </w:rPr>
         <w:t xml:space="preserve">    else </w:t>
       </w:r>
       <w:proofErr w:type="spellStart"/>
@@ -7966,7 +7911,6 @@
         <w:rPr>
           <w:lang w:val="en-GB"/>
         </w:rPr>
-        <w:lastRenderedPageBreak/>
         <w:t xml:space="preserve">  public static void </w:t>
       </w:r>
       <w:proofErr w:type="gramStart"/>
@@ -8433,6 +8377,7 @@
         <w:rPr>
           <w:lang w:val="en-GB"/>
         </w:rPr>
+        <w:lastRenderedPageBreak/>
         <w:t xml:space="preserve">import </w:t>
       </w:r>
       <w:proofErr w:type="spellStart"/>
@@ -8702,7 +8647,6 @@
         <w:rPr>
           <w:lang w:val="en-GB"/>
         </w:rPr>
-        <w:lastRenderedPageBreak/>
         <w:t xml:space="preserve">      return;</w:t>
       </w:r>
     </w:p>
@@ -9089,6 +9033,7 @@
         <w:rPr>
           <w:lang w:val="en-GB"/>
         </w:rPr>
+        <w:lastRenderedPageBreak/>
         <w:t xml:space="preserve">    Scanner </w:t>
       </w:r>
       <w:proofErr w:type="spellStart"/>
@@ -9376,7 +9321,6 @@
     </w:p>
     <w:p>
       <w:r>
-        <w:lastRenderedPageBreak/>
         <w:t xml:space="preserve">    </w:t>
       </w:r>
       <w:proofErr w:type="spellStart"/>
@@ -9751,6 +9695,7 @@
         <w:rPr>
           <w:lang w:val="en-GB"/>
         </w:rPr>
+        <w:lastRenderedPageBreak/>
         <w:t xml:space="preserve">    if (peso &lt;= 0 || </w:t>
       </w:r>
       <w:proofErr w:type="spellStart"/>
@@ -10038,7 +9983,6 @@
         <w:rPr>
           <w:lang w:val="en-GB"/>
         </w:rPr>
-        <w:lastRenderedPageBreak/>
         <w:t xml:space="preserve">    else if (</w:t>
       </w:r>
       <w:proofErr w:type="spellStart"/>
@@ -10541,6 +10485,7 @@
         <w:rPr>
           <w:lang w:val="en-GB"/>
         </w:rPr>
+        <w:lastRenderedPageBreak/>
         <w:t xml:space="preserve">      case 'V' -&gt; </w:t>
       </w:r>
       <w:proofErr w:type="spellStart"/>
@@ -10726,7 +10671,6 @@
         <w:rPr>
           <w:lang w:val="en-GB"/>
         </w:rPr>
-        <w:lastRenderedPageBreak/>
         <w:t>public class Ej01_1a10 {</w:t>
       </w:r>
     </w:p>
@@ -11149,6 +11093,7 @@
           <w:b/>
           <w:bCs/>
         </w:rPr>
+        <w:lastRenderedPageBreak/>
         <w:t>Enunciado:</w:t>
       </w:r>
       <w:r>
@@ -11447,7 +11392,6 @@
         <w:rPr>
           <w:lang w:val="en-GB"/>
         </w:rPr>
-        <w:lastRenderedPageBreak/>
         <w:t xml:space="preserve">      </w:t>
       </w:r>
       <w:proofErr w:type="spellStart"/>
@@ -11953,6 +11897,7 @@
         <w:rPr>
           <w:lang w:val="en-GB"/>
         </w:rPr>
+        <w:lastRenderedPageBreak/>
         <w:t xml:space="preserve">    }</w:t>
       </w:r>
     </w:p>
@@ -12119,449 +12064,449 @@
         <w:rPr>
           <w:lang w:val="en-GB"/>
         </w:rPr>
+        <w:t xml:space="preserve">  public static void </w:t>
+      </w:r>
+      <w:proofErr w:type="gramStart"/>
+      <w:r>
+        <w:rPr>
+          <w:lang w:val="en-GB"/>
+        </w:rPr>
+        <w:t>main(</w:t>
+      </w:r>
+      <w:proofErr w:type="gramEnd"/>
+      <w:r>
+        <w:rPr>
+          <w:lang w:val="en-GB"/>
+        </w:rPr>
+        <w:t xml:space="preserve">String[] </w:t>
+      </w:r>
+      <w:proofErr w:type="spellStart"/>
+      <w:r>
+        <w:rPr>
+          <w:lang w:val="en-GB"/>
+        </w:rPr>
+        <w:t>args</w:t>
+      </w:r>
+      <w:proofErr w:type="spellEnd"/>
+      <w:r>
+        <w:rPr>
+          <w:lang w:val="en-GB"/>
+        </w:rPr>
+        <w:t>) {</w:t>
+      </w:r>
+    </w:p>
+    <w:p>
+      <w:pPr>
+        <w:rPr>
+          <w:lang w:val="en-GB"/>
+        </w:rPr>
+      </w:pPr>
+      <w:r>
+        <w:rPr>
+          <w:lang w:val="en-GB"/>
+        </w:rPr>
+        <w:t xml:space="preserve">    Scanner </w:t>
+      </w:r>
+      <w:proofErr w:type="spellStart"/>
+      <w:r>
+        <w:rPr>
+          <w:lang w:val="en-GB"/>
+        </w:rPr>
+        <w:t>sc</w:t>
+      </w:r>
+      <w:proofErr w:type="spellEnd"/>
+      <w:r>
+        <w:rPr>
+          <w:lang w:val="en-GB"/>
+        </w:rPr>
+        <w:t xml:space="preserve"> = new </w:t>
+      </w:r>
+      <w:proofErr w:type="gramStart"/>
+      <w:r>
+        <w:rPr>
+          <w:lang w:val="en-GB"/>
+        </w:rPr>
+        <w:t>Scanner(</w:t>
+      </w:r>
+      <w:proofErr w:type="gramEnd"/>
+      <w:r>
+        <w:rPr>
+          <w:lang w:val="en-GB"/>
+        </w:rPr>
+        <w:t>System.in);</w:t>
+      </w:r>
+    </w:p>
+    <w:p>
+      <w:r>
+        <w:rPr>
+          <w:lang w:val="en-GB"/>
+        </w:rPr>
+        <w:t xml:space="preserve">    </w:t>
+      </w:r>
+      <w:proofErr w:type="spellStart"/>
+      <w:r>
+        <w:t>System.out.print</w:t>
+      </w:r>
+      <w:proofErr w:type="spellEnd"/>
+      <w:r>
+        <w:t>("¿Cuántos números?: ");</w:t>
+      </w:r>
+    </w:p>
+    <w:p>
+      <w:pPr>
+        <w:rPr>
+          <w:lang w:val="en-GB"/>
+        </w:rPr>
+      </w:pPr>
+      <w:r>
+        <w:t xml:space="preserve">    </w:t>
+      </w:r>
+      <w:r>
+        <w:rPr>
+          <w:lang w:val="en-GB"/>
+        </w:rPr>
+        <w:t xml:space="preserve">int n = </w:t>
+      </w:r>
+      <w:proofErr w:type="spellStart"/>
+      <w:proofErr w:type="gramStart"/>
+      <w:r>
+        <w:rPr>
+          <w:lang w:val="en-GB"/>
+        </w:rPr>
+        <w:t>sc.nextInt</w:t>
+      </w:r>
+      <w:proofErr w:type="spellEnd"/>
+      <w:proofErr w:type="gramEnd"/>
+      <w:r>
+        <w:rPr>
+          <w:lang w:val="en-GB"/>
+        </w:rPr>
+        <w:t>();</w:t>
+      </w:r>
+    </w:p>
+    <w:p>
+      <w:pPr>
+        <w:rPr>
+          <w:lang w:val="en-GB"/>
+        </w:rPr>
+      </w:pPr>
+    </w:p>
+    <w:p>
+      <w:pPr>
+        <w:rPr>
+          <w:lang w:val="en-GB"/>
+        </w:rPr>
+      </w:pPr>
+      <w:r>
+        <w:rPr>
+          <w:lang w:val="en-GB"/>
+        </w:rPr>
+        <w:t xml:space="preserve">    int </w:t>
+      </w:r>
+      <w:proofErr w:type="spellStart"/>
+      <w:r>
+        <w:rPr>
+          <w:lang w:val="en-GB"/>
+        </w:rPr>
+        <w:t>pos</w:t>
+      </w:r>
+      <w:proofErr w:type="spellEnd"/>
+      <w:r>
+        <w:rPr>
+          <w:lang w:val="en-GB"/>
+        </w:rPr>
+        <w:t xml:space="preserve"> = 0, neg = 0, cero = 0;</w:t>
+      </w:r>
+    </w:p>
+    <w:p>
+      <w:pPr>
+        <w:rPr>
+          <w:lang w:val="en-GB"/>
+        </w:rPr>
+      </w:pPr>
+    </w:p>
+    <w:p>
+      <w:pPr>
+        <w:rPr>
+          <w:lang w:val="en-GB"/>
+        </w:rPr>
+      </w:pPr>
+      <w:r>
+        <w:rPr>
+          <w:lang w:val="en-GB"/>
+        </w:rPr>
+        <w:t xml:space="preserve">    for (int </w:t>
+      </w:r>
+      <w:proofErr w:type="spellStart"/>
+      <w:r>
+        <w:rPr>
+          <w:lang w:val="en-GB"/>
+        </w:rPr>
+        <w:t>i</w:t>
+      </w:r>
+      <w:proofErr w:type="spellEnd"/>
+      <w:r>
+        <w:rPr>
+          <w:lang w:val="en-GB"/>
+        </w:rPr>
+        <w:t xml:space="preserve"> = 1; </w:t>
+      </w:r>
+      <w:proofErr w:type="spellStart"/>
+      <w:r>
+        <w:rPr>
+          <w:lang w:val="en-GB"/>
+        </w:rPr>
+        <w:t>i</w:t>
+      </w:r>
+      <w:proofErr w:type="spellEnd"/>
+      <w:r>
+        <w:rPr>
+          <w:lang w:val="en-GB"/>
+        </w:rPr>
+        <w:t xml:space="preserve"> &lt;= n; </w:t>
+      </w:r>
+      <w:proofErr w:type="spellStart"/>
+      <w:r>
+        <w:rPr>
+          <w:lang w:val="en-GB"/>
+        </w:rPr>
+        <w:t>i</w:t>
+      </w:r>
+      <w:proofErr w:type="spellEnd"/>
+      <w:r>
+        <w:rPr>
+          <w:lang w:val="en-GB"/>
+        </w:rPr>
+        <w:t>++) {</w:t>
+      </w:r>
+    </w:p>
+    <w:p>
+      <w:pPr>
+        <w:rPr>
+          <w:lang w:val="en-GB"/>
+        </w:rPr>
+      </w:pPr>
+      <w:r>
+        <w:rPr>
+          <w:lang w:val="en-GB"/>
+        </w:rPr>
+        <w:t xml:space="preserve">      </w:t>
+      </w:r>
+      <w:proofErr w:type="spellStart"/>
+      <w:r>
+        <w:rPr>
+          <w:lang w:val="en-GB"/>
+        </w:rPr>
+        <w:t>System.out.print</w:t>
+      </w:r>
+      <w:proofErr w:type="spellEnd"/>
+      <w:r>
+        <w:rPr>
+          <w:lang w:val="en-GB"/>
+        </w:rPr>
+        <w:t>("</w:t>
+      </w:r>
+      <w:proofErr w:type="spellStart"/>
+      <w:r>
+        <w:rPr>
+          <w:lang w:val="en-GB"/>
+        </w:rPr>
+        <w:t>Número</w:t>
+      </w:r>
+      <w:proofErr w:type="spellEnd"/>
+      <w:r>
+        <w:rPr>
+          <w:lang w:val="en-GB"/>
+        </w:rPr>
+        <w:t xml:space="preserve"> " + </w:t>
+      </w:r>
+      <w:proofErr w:type="spellStart"/>
+      <w:r>
+        <w:rPr>
+          <w:lang w:val="en-GB"/>
+        </w:rPr>
+        <w:t>i</w:t>
+      </w:r>
+      <w:proofErr w:type="spellEnd"/>
+      <w:r>
+        <w:rPr>
+          <w:lang w:val="en-GB"/>
+        </w:rPr>
+        <w:t xml:space="preserve"> + ": ");</w:t>
+      </w:r>
+    </w:p>
+    <w:p>
+      <w:pPr>
+        <w:rPr>
+          <w:lang w:val="en-GB"/>
+        </w:rPr>
+      </w:pPr>
+      <w:r>
+        <w:rPr>
+          <w:lang w:val="en-GB"/>
+        </w:rPr>
+        <w:t xml:space="preserve">      int x = </w:t>
+      </w:r>
+      <w:proofErr w:type="spellStart"/>
+      <w:proofErr w:type="gramStart"/>
+      <w:r>
+        <w:rPr>
+          <w:lang w:val="en-GB"/>
+        </w:rPr>
+        <w:t>sc.nextInt</w:t>
+      </w:r>
+      <w:proofErr w:type="spellEnd"/>
+      <w:proofErr w:type="gramEnd"/>
+      <w:r>
+        <w:rPr>
+          <w:lang w:val="en-GB"/>
+        </w:rPr>
+        <w:t>();</w:t>
+      </w:r>
+    </w:p>
+    <w:p>
+      <w:pPr>
+        <w:rPr>
+          <w:lang w:val="en-GB"/>
+        </w:rPr>
+      </w:pPr>
+      <w:r>
+        <w:rPr>
+          <w:lang w:val="en-GB"/>
+        </w:rPr>
+        <w:t xml:space="preserve">      if (x &gt; 0) </w:t>
+      </w:r>
+      <w:proofErr w:type="spellStart"/>
+      <w:r>
+        <w:rPr>
+          <w:lang w:val="en-GB"/>
+        </w:rPr>
+        <w:t>pos</w:t>
+      </w:r>
+      <w:proofErr w:type="spellEnd"/>
+      <w:r>
+        <w:rPr>
+          <w:lang w:val="en-GB"/>
+        </w:rPr>
+        <w:t>++;</w:t>
+      </w:r>
+    </w:p>
+    <w:p>
+      <w:pPr>
+        <w:rPr>
+          <w:lang w:val="en-GB"/>
+        </w:rPr>
+      </w:pPr>
+      <w:r>
+        <w:rPr>
+          <w:lang w:val="en-GB"/>
+        </w:rPr>
+        <w:t xml:space="preserve">      else if (x &lt; 0) neg++;</w:t>
+      </w:r>
+    </w:p>
+    <w:p>
+      <w:pPr>
+        <w:rPr>
+          <w:lang w:val="en-GB"/>
+        </w:rPr>
+      </w:pPr>
+      <w:r>
+        <w:rPr>
+          <w:lang w:val="en-GB"/>
+        </w:rPr>
+        <w:t xml:space="preserve">      else cero++;</w:t>
+      </w:r>
+    </w:p>
+    <w:p>
+      <w:r>
+        <w:rPr>
+          <w:lang w:val="en-GB"/>
+        </w:rPr>
+        <w:t xml:space="preserve">    </w:t>
+      </w:r>
+      <w:r>
+        <w:t>}</w:t>
+      </w:r>
+    </w:p>
+    <w:p/>
+    <w:p>
+      <w:r>
+        <w:t xml:space="preserve">    </w:t>
+      </w:r>
+      <w:proofErr w:type="spellStart"/>
+      <w:r>
+        <w:t>System.out.println</w:t>
+      </w:r>
+      <w:proofErr w:type="spellEnd"/>
+      <w:r>
+        <w:t xml:space="preserve">("Positivos: " + </w:t>
+      </w:r>
+      <w:proofErr w:type="spellStart"/>
+      <w:r>
+        <w:t>pos</w:t>
+      </w:r>
+      <w:proofErr w:type="spellEnd"/>
+      <w:r>
+        <w:t>);</w:t>
+      </w:r>
+    </w:p>
+    <w:p>
+      <w:r>
+        <w:t xml:space="preserve">    </w:t>
+      </w:r>
+      <w:proofErr w:type="spellStart"/>
+      <w:r>
+        <w:t>System.out.println</w:t>
+      </w:r>
+      <w:proofErr w:type="spellEnd"/>
+      <w:r>
+        <w:t xml:space="preserve">("Negativos: " + </w:t>
+      </w:r>
+      <w:proofErr w:type="spellStart"/>
+      <w:r>
+        <w:t>neg</w:t>
+      </w:r>
+      <w:proofErr w:type="spellEnd"/>
+      <w:r>
+        <w:t>);</w:t>
+      </w:r>
+    </w:p>
+    <w:p>
+      <w:r>
+        <w:t xml:space="preserve">    </w:t>
+      </w:r>
+      <w:proofErr w:type="spellStart"/>
+      <w:r>
+        <w:t>System.out.println</w:t>
+      </w:r>
+      <w:proofErr w:type="spellEnd"/>
+      <w:r>
+        <w:t>("Ceros: " + cero);</w:t>
+      </w:r>
+    </w:p>
+    <w:p>
+      <w:r>
+        <w:t xml:space="preserve">    </w:t>
+      </w:r>
+      <w:proofErr w:type="spellStart"/>
+      <w:proofErr w:type="gramStart"/>
+      <w:r>
+        <w:t>sc.close</w:t>
+      </w:r>
+      <w:proofErr w:type="spellEnd"/>
+      <w:proofErr w:type="gramEnd"/>
+      <w:r>
+        <w:t>();</w:t>
+      </w:r>
+    </w:p>
+    <w:p>
+      <w:r>
+        <w:t xml:space="preserve">  }</w:t>
+      </w:r>
+    </w:p>
+    <w:p>
+      <w:r>
         <w:lastRenderedPageBreak/>
-        <w:t xml:space="preserve">  public static void </w:t>
-      </w:r>
-      <w:proofErr w:type="gramStart"/>
-      <w:r>
-        <w:rPr>
-          <w:lang w:val="en-GB"/>
-        </w:rPr>
-        <w:t>main(</w:t>
-      </w:r>
-      <w:proofErr w:type="gramEnd"/>
-      <w:r>
-        <w:rPr>
-          <w:lang w:val="en-GB"/>
-        </w:rPr>
-        <w:t xml:space="preserve">String[] </w:t>
-      </w:r>
-      <w:proofErr w:type="spellStart"/>
-      <w:r>
-        <w:rPr>
-          <w:lang w:val="en-GB"/>
-        </w:rPr>
-        <w:t>args</w:t>
-      </w:r>
-      <w:proofErr w:type="spellEnd"/>
-      <w:r>
-        <w:rPr>
-          <w:lang w:val="en-GB"/>
-        </w:rPr>
-        <w:t>) {</w:t>
-      </w:r>
-    </w:p>
-    <w:p>
-      <w:pPr>
-        <w:rPr>
-          <w:lang w:val="en-GB"/>
-        </w:rPr>
-      </w:pPr>
-      <w:r>
-        <w:rPr>
-          <w:lang w:val="en-GB"/>
-        </w:rPr>
-        <w:t xml:space="preserve">    Scanner </w:t>
-      </w:r>
-      <w:proofErr w:type="spellStart"/>
-      <w:r>
-        <w:rPr>
-          <w:lang w:val="en-GB"/>
-        </w:rPr>
-        <w:t>sc</w:t>
-      </w:r>
-      <w:proofErr w:type="spellEnd"/>
-      <w:r>
-        <w:rPr>
-          <w:lang w:val="en-GB"/>
-        </w:rPr>
-        <w:t xml:space="preserve"> = new </w:t>
-      </w:r>
-      <w:proofErr w:type="gramStart"/>
-      <w:r>
-        <w:rPr>
-          <w:lang w:val="en-GB"/>
-        </w:rPr>
-        <w:t>Scanner(</w:t>
-      </w:r>
-      <w:proofErr w:type="gramEnd"/>
-      <w:r>
-        <w:rPr>
-          <w:lang w:val="en-GB"/>
-        </w:rPr>
-        <w:t>System.in);</w:t>
-      </w:r>
-    </w:p>
-    <w:p>
-      <w:r>
-        <w:rPr>
-          <w:lang w:val="en-GB"/>
-        </w:rPr>
-        <w:t xml:space="preserve">    </w:t>
-      </w:r>
-      <w:proofErr w:type="spellStart"/>
-      <w:r>
-        <w:t>System.out.print</w:t>
-      </w:r>
-      <w:proofErr w:type="spellEnd"/>
-      <w:r>
-        <w:t>("¿Cuántos números?: ");</w:t>
-      </w:r>
-    </w:p>
-    <w:p>
-      <w:pPr>
-        <w:rPr>
-          <w:lang w:val="en-GB"/>
-        </w:rPr>
-      </w:pPr>
-      <w:r>
-        <w:t xml:space="preserve">    </w:t>
-      </w:r>
-      <w:r>
-        <w:rPr>
-          <w:lang w:val="en-GB"/>
-        </w:rPr>
-        <w:t xml:space="preserve">int n = </w:t>
-      </w:r>
-      <w:proofErr w:type="spellStart"/>
-      <w:proofErr w:type="gramStart"/>
-      <w:r>
-        <w:rPr>
-          <w:lang w:val="en-GB"/>
-        </w:rPr>
-        <w:t>sc.nextInt</w:t>
-      </w:r>
-      <w:proofErr w:type="spellEnd"/>
-      <w:proofErr w:type="gramEnd"/>
-      <w:r>
-        <w:rPr>
-          <w:lang w:val="en-GB"/>
-        </w:rPr>
-        <w:t>();</w:t>
-      </w:r>
-    </w:p>
-    <w:p>
-      <w:pPr>
-        <w:rPr>
-          <w:lang w:val="en-GB"/>
-        </w:rPr>
-      </w:pPr>
-    </w:p>
-    <w:p>
-      <w:pPr>
-        <w:rPr>
-          <w:lang w:val="en-GB"/>
-        </w:rPr>
-      </w:pPr>
-      <w:r>
-        <w:rPr>
-          <w:lang w:val="en-GB"/>
-        </w:rPr>
-        <w:t xml:space="preserve">    int </w:t>
-      </w:r>
-      <w:proofErr w:type="spellStart"/>
-      <w:r>
-        <w:rPr>
-          <w:lang w:val="en-GB"/>
-        </w:rPr>
-        <w:t>pos</w:t>
-      </w:r>
-      <w:proofErr w:type="spellEnd"/>
-      <w:r>
-        <w:rPr>
-          <w:lang w:val="en-GB"/>
-        </w:rPr>
-        <w:t xml:space="preserve"> = 0, neg = 0, cero = 0;</w:t>
-      </w:r>
-    </w:p>
-    <w:p>
-      <w:pPr>
-        <w:rPr>
-          <w:lang w:val="en-GB"/>
-        </w:rPr>
-      </w:pPr>
-    </w:p>
-    <w:p>
-      <w:pPr>
-        <w:rPr>
-          <w:lang w:val="en-GB"/>
-        </w:rPr>
-      </w:pPr>
-      <w:r>
-        <w:rPr>
-          <w:lang w:val="en-GB"/>
-        </w:rPr>
-        <w:t xml:space="preserve">    for (int </w:t>
-      </w:r>
-      <w:proofErr w:type="spellStart"/>
-      <w:r>
-        <w:rPr>
-          <w:lang w:val="en-GB"/>
-        </w:rPr>
-        <w:t>i</w:t>
-      </w:r>
-      <w:proofErr w:type="spellEnd"/>
-      <w:r>
-        <w:rPr>
-          <w:lang w:val="en-GB"/>
-        </w:rPr>
-        <w:t xml:space="preserve"> = 1; </w:t>
-      </w:r>
-      <w:proofErr w:type="spellStart"/>
-      <w:r>
-        <w:rPr>
-          <w:lang w:val="en-GB"/>
-        </w:rPr>
-        <w:t>i</w:t>
-      </w:r>
-      <w:proofErr w:type="spellEnd"/>
-      <w:r>
-        <w:rPr>
-          <w:lang w:val="en-GB"/>
-        </w:rPr>
-        <w:t xml:space="preserve"> &lt;= n; </w:t>
-      </w:r>
-      <w:proofErr w:type="spellStart"/>
-      <w:r>
-        <w:rPr>
-          <w:lang w:val="en-GB"/>
-        </w:rPr>
-        <w:t>i</w:t>
-      </w:r>
-      <w:proofErr w:type="spellEnd"/>
-      <w:r>
-        <w:rPr>
-          <w:lang w:val="en-GB"/>
-        </w:rPr>
-        <w:t>++) {</w:t>
-      </w:r>
-    </w:p>
-    <w:p>
-      <w:pPr>
-        <w:rPr>
-          <w:lang w:val="en-GB"/>
-        </w:rPr>
-      </w:pPr>
-      <w:r>
-        <w:rPr>
-          <w:lang w:val="en-GB"/>
-        </w:rPr>
-        <w:t xml:space="preserve">      </w:t>
-      </w:r>
-      <w:proofErr w:type="spellStart"/>
-      <w:r>
-        <w:rPr>
-          <w:lang w:val="en-GB"/>
-        </w:rPr>
-        <w:t>System.out.print</w:t>
-      </w:r>
-      <w:proofErr w:type="spellEnd"/>
-      <w:r>
-        <w:rPr>
-          <w:lang w:val="en-GB"/>
-        </w:rPr>
-        <w:t>("</w:t>
-      </w:r>
-      <w:proofErr w:type="spellStart"/>
-      <w:r>
-        <w:rPr>
-          <w:lang w:val="en-GB"/>
-        </w:rPr>
-        <w:t>Número</w:t>
-      </w:r>
-      <w:proofErr w:type="spellEnd"/>
-      <w:r>
-        <w:rPr>
-          <w:lang w:val="en-GB"/>
-        </w:rPr>
-        <w:t xml:space="preserve"> " + </w:t>
-      </w:r>
-      <w:proofErr w:type="spellStart"/>
-      <w:r>
-        <w:rPr>
-          <w:lang w:val="en-GB"/>
-        </w:rPr>
-        <w:t>i</w:t>
-      </w:r>
-      <w:proofErr w:type="spellEnd"/>
-      <w:r>
-        <w:rPr>
-          <w:lang w:val="en-GB"/>
-        </w:rPr>
-        <w:t xml:space="preserve"> + ": ");</w:t>
-      </w:r>
-    </w:p>
-    <w:p>
-      <w:pPr>
-        <w:rPr>
-          <w:lang w:val="en-GB"/>
-        </w:rPr>
-      </w:pPr>
-      <w:r>
-        <w:rPr>
-          <w:lang w:val="en-GB"/>
-        </w:rPr>
-        <w:t xml:space="preserve">      int x = </w:t>
-      </w:r>
-      <w:proofErr w:type="spellStart"/>
-      <w:proofErr w:type="gramStart"/>
-      <w:r>
-        <w:rPr>
-          <w:lang w:val="en-GB"/>
-        </w:rPr>
-        <w:t>sc.nextInt</w:t>
-      </w:r>
-      <w:proofErr w:type="spellEnd"/>
-      <w:proofErr w:type="gramEnd"/>
-      <w:r>
-        <w:rPr>
-          <w:lang w:val="en-GB"/>
-        </w:rPr>
-        <w:t>();</w:t>
-      </w:r>
-    </w:p>
-    <w:p>
-      <w:pPr>
-        <w:rPr>
-          <w:lang w:val="en-GB"/>
-        </w:rPr>
-      </w:pPr>
-      <w:r>
-        <w:rPr>
-          <w:lang w:val="en-GB"/>
-        </w:rPr>
-        <w:t xml:space="preserve">      if (x &gt; 0) </w:t>
-      </w:r>
-      <w:proofErr w:type="spellStart"/>
-      <w:r>
-        <w:rPr>
-          <w:lang w:val="en-GB"/>
-        </w:rPr>
-        <w:t>pos</w:t>
-      </w:r>
-      <w:proofErr w:type="spellEnd"/>
-      <w:r>
-        <w:rPr>
-          <w:lang w:val="en-GB"/>
-        </w:rPr>
-        <w:t>++;</w:t>
-      </w:r>
-    </w:p>
-    <w:p>
-      <w:pPr>
-        <w:rPr>
-          <w:lang w:val="en-GB"/>
-        </w:rPr>
-      </w:pPr>
-      <w:r>
-        <w:rPr>
-          <w:lang w:val="en-GB"/>
-        </w:rPr>
-        <w:t xml:space="preserve">      else if (x &lt; 0) neg++;</w:t>
-      </w:r>
-    </w:p>
-    <w:p>
-      <w:pPr>
-        <w:rPr>
-          <w:lang w:val="en-GB"/>
-        </w:rPr>
-      </w:pPr>
-      <w:r>
-        <w:rPr>
-          <w:lang w:val="en-GB"/>
-        </w:rPr>
-        <w:t xml:space="preserve">      else cero++;</w:t>
-      </w:r>
-    </w:p>
-    <w:p>
-      <w:r>
-        <w:rPr>
-          <w:lang w:val="en-GB"/>
-        </w:rPr>
-        <w:t xml:space="preserve">    </w:t>
-      </w:r>
-      <w:r>
-        <w:t>}</w:t>
-      </w:r>
-    </w:p>
-    <w:p/>
-    <w:p>
-      <w:r>
-        <w:t xml:space="preserve">    </w:t>
-      </w:r>
-      <w:proofErr w:type="spellStart"/>
-      <w:r>
-        <w:t>System.out.println</w:t>
-      </w:r>
-      <w:proofErr w:type="spellEnd"/>
-      <w:r>
-        <w:t xml:space="preserve">("Positivos: " + </w:t>
-      </w:r>
-      <w:proofErr w:type="spellStart"/>
-      <w:r>
-        <w:t>pos</w:t>
-      </w:r>
-      <w:proofErr w:type="spellEnd"/>
-      <w:r>
-        <w:t>);</w:t>
-      </w:r>
-    </w:p>
-    <w:p>
-      <w:r>
-        <w:t xml:space="preserve">    </w:t>
-      </w:r>
-      <w:proofErr w:type="spellStart"/>
-      <w:r>
-        <w:t>System.out.println</w:t>
-      </w:r>
-      <w:proofErr w:type="spellEnd"/>
-      <w:r>
-        <w:t xml:space="preserve">("Negativos: " + </w:t>
-      </w:r>
-      <w:proofErr w:type="spellStart"/>
-      <w:r>
-        <w:t>neg</w:t>
-      </w:r>
-      <w:proofErr w:type="spellEnd"/>
-      <w:r>
-        <w:t>);</w:t>
-      </w:r>
-    </w:p>
-    <w:p>
-      <w:r>
-        <w:t xml:space="preserve">    </w:t>
-      </w:r>
-      <w:proofErr w:type="spellStart"/>
-      <w:r>
-        <w:t>System.out.println</w:t>
-      </w:r>
-      <w:proofErr w:type="spellEnd"/>
-      <w:r>
-        <w:t>("Ceros: " + cero);</w:t>
-      </w:r>
-    </w:p>
-    <w:p>
-      <w:r>
-        <w:t xml:space="preserve">    </w:t>
-      </w:r>
-      <w:proofErr w:type="spellStart"/>
-      <w:proofErr w:type="gramStart"/>
-      <w:r>
-        <w:t>sc.close</w:t>
-      </w:r>
-      <w:proofErr w:type="spellEnd"/>
-      <w:proofErr w:type="gramEnd"/>
-      <w:r>
-        <w:t>();</w:t>
-      </w:r>
-    </w:p>
-    <w:p>
-      <w:r>
-        <w:t xml:space="preserve">  }</w:t>
-      </w:r>
-    </w:p>
-    <w:p>
-      <w:r>
         <w:t>}</w:t>
       </w:r>
     </w:p>
@@ -12811,7 +12756,6 @@
         <w:rPr>
           <w:lang w:val="en-GB"/>
         </w:rPr>
-        <w:lastRenderedPageBreak/>
         <w:t xml:space="preserve">    for (int </w:t>
       </w:r>
       <w:proofErr w:type="spellStart"/>
@@ -13266,6 +13210,7 @@
         <w:rPr>
           <w:lang w:val="en-GB"/>
         </w:rPr>
+        <w:lastRenderedPageBreak/>
         <w:t xml:space="preserve">      fact *= </w:t>
       </w:r>
       <w:proofErr w:type="spellStart"/>
@@ -13414,458 +13359,458 @@
         <w:rPr>
           <w:lang w:val="en-GB"/>
         </w:rPr>
+        <w:t>public class Ej08_Primo {</w:t>
+      </w:r>
+    </w:p>
+    <w:p>
+      <w:pPr>
+        <w:rPr>
+          <w:lang w:val="en-GB"/>
+        </w:rPr>
+      </w:pPr>
+      <w:r>
+        <w:rPr>
+          <w:lang w:val="en-GB"/>
+        </w:rPr>
+        <w:t xml:space="preserve">  public static void </w:t>
+      </w:r>
+      <w:proofErr w:type="gramStart"/>
+      <w:r>
+        <w:rPr>
+          <w:lang w:val="en-GB"/>
+        </w:rPr>
+        <w:t>main(</w:t>
+      </w:r>
+      <w:proofErr w:type="gramEnd"/>
+      <w:r>
+        <w:rPr>
+          <w:lang w:val="en-GB"/>
+        </w:rPr>
+        <w:t xml:space="preserve">String[] </w:t>
+      </w:r>
+      <w:proofErr w:type="spellStart"/>
+      <w:r>
+        <w:rPr>
+          <w:lang w:val="en-GB"/>
+        </w:rPr>
+        <w:t>args</w:t>
+      </w:r>
+      <w:proofErr w:type="spellEnd"/>
+      <w:r>
+        <w:rPr>
+          <w:lang w:val="en-GB"/>
+        </w:rPr>
+        <w:t>) {</w:t>
+      </w:r>
+    </w:p>
+    <w:p>
+      <w:pPr>
+        <w:rPr>
+          <w:lang w:val="en-GB"/>
+        </w:rPr>
+      </w:pPr>
+      <w:r>
+        <w:rPr>
+          <w:lang w:val="en-GB"/>
+        </w:rPr>
+        <w:t xml:space="preserve">    Scanner </w:t>
+      </w:r>
+      <w:proofErr w:type="spellStart"/>
+      <w:r>
+        <w:rPr>
+          <w:lang w:val="en-GB"/>
+        </w:rPr>
+        <w:t>sc</w:t>
+      </w:r>
+      <w:proofErr w:type="spellEnd"/>
+      <w:r>
+        <w:rPr>
+          <w:lang w:val="en-GB"/>
+        </w:rPr>
+        <w:t xml:space="preserve"> = new </w:t>
+      </w:r>
+      <w:proofErr w:type="gramStart"/>
+      <w:r>
+        <w:rPr>
+          <w:lang w:val="en-GB"/>
+        </w:rPr>
+        <w:t>Scanner(</w:t>
+      </w:r>
+      <w:proofErr w:type="gramEnd"/>
+      <w:r>
+        <w:rPr>
+          <w:lang w:val="en-GB"/>
+        </w:rPr>
+        <w:t>System.in);</w:t>
+      </w:r>
+    </w:p>
+    <w:p>
+      <w:pPr>
+        <w:rPr>
+          <w:lang w:val="en-GB"/>
+        </w:rPr>
+      </w:pPr>
+      <w:r>
+        <w:rPr>
+          <w:lang w:val="en-GB"/>
+        </w:rPr>
+        <w:t xml:space="preserve">    </w:t>
+      </w:r>
+      <w:proofErr w:type="spellStart"/>
+      <w:r>
+        <w:rPr>
+          <w:lang w:val="en-GB"/>
+        </w:rPr>
+        <w:t>System.out.print</w:t>
+      </w:r>
+      <w:proofErr w:type="spellEnd"/>
+      <w:r>
+        <w:rPr>
+          <w:lang w:val="en-GB"/>
+        </w:rPr>
+        <w:t>("</w:t>
+      </w:r>
+      <w:proofErr w:type="spellStart"/>
+      <w:r>
+        <w:rPr>
+          <w:lang w:val="en-GB"/>
+        </w:rPr>
+        <w:t>Número</w:t>
+      </w:r>
+      <w:proofErr w:type="spellEnd"/>
+      <w:r>
+        <w:rPr>
+          <w:lang w:val="en-GB"/>
+        </w:rPr>
+        <w:t>: ");</w:t>
+      </w:r>
+    </w:p>
+    <w:p>
+      <w:pPr>
+        <w:rPr>
+          <w:lang w:val="en-GB"/>
+        </w:rPr>
+      </w:pPr>
+      <w:r>
+        <w:rPr>
+          <w:lang w:val="en-GB"/>
+        </w:rPr>
+        <w:t xml:space="preserve">    int n = </w:t>
+      </w:r>
+      <w:proofErr w:type="spellStart"/>
+      <w:proofErr w:type="gramStart"/>
+      <w:r>
+        <w:rPr>
+          <w:lang w:val="en-GB"/>
+        </w:rPr>
+        <w:t>sc.nextInt</w:t>
+      </w:r>
+      <w:proofErr w:type="spellEnd"/>
+      <w:proofErr w:type="gramEnd"/>
+      <w:r>
+        <w:rPr>
+          <w:lang w:val="en-GB"/>
+        </w:rPr>
+        <w:t>();</w:t>
+      </w:r>
+    </w:p>
+    <w:p>
+      <w:pPr>
+        <w:rPr>
+          <w:lang w:val="en-GB"/>
+        </w:rPr>
+      </w:pPr>
+    </w:p>
+    <w:p>
+      <w:pPr>
+        <w:rPr>
+          <w:lang w:val="en-GB"/>
+        </w:rPr>
+      </w:pPr>
+      <w:r>
+        <w:rPr>
+          <w:lang w:val="en-GB"/>
+        </w:rPr>
+        <w:t xml:space="preserve">    if (n &lt;= 1) {</w:t>
+      </w:r>
+    </w:p>
+    <w:p>
+      <w:pPr>
+        <w:rPr>
+          <w:lang w:val="en-GB"/>
+        </w:rPr>
+      </w:pPr>
+      <w:r>
+        <w:rPr>
+          <w:lang w:val="en-GB"/>
+        </w:rPr>
+        <w:t xml:space="preserve">      </w:t>
+      </w:r>
+      <w:proofErr w:type="spellStart"/>
+      <w:r>
+        <w:rPr>
+          <w:lang w:val="en-GB"/>
+        </w:rPr>
+        <w:t>System.out.println</w:t>
+      </w:r>
+      <w:proofErr w:type="spellEnd"/>
+      <w:r>
+        <w:rPr>
+          <w:lang w:val="en-GB"/>
+        </w:rPr>
+        <w:t>("No primo");</w:t>
+      </w:r>
+    </w:p>
+    <w:p>
+      <w:pPr>
+        <w:rPr>
+          <w:lang w:val="en-GB"/>
+        </w:rPr>
+      </w:pPr>
+      <w:r>
+        <w:rPr>
+          <w:lang w:val="en-GB"/>
+        </w:rPr>
+        <w:t xml:space="preserve">      </w:t>
+      </w:r>
+      <w:proofErr w:type="spellStart"/>
+      <w:proofErr w:type="gramStart"/>
+      <w:r>
+        <w:rPr>
+          <w:lang w:val="en-GB"/>
+        </w:rPr>
+        <w:t>sc.close</w:t>
+      </w:r>
+      <w:proofErr w:type="spellEnd"/>
+      <w:proofErr w:type="gramEnd"/>
+      <w:r>
+        <w:rPr>
+          <w:lang w:val="en-GB"/>
+        </w:rPr>
+        <w:t>();</w:t>
+      </w:r>
+    </w:p>
+    <w:p>
+      <w:pPr>
+        <w:rPr>
+          <w:lang w:val="en-GB"/>
+        </w:rPr>
+      </w:pPr>
+      <w:r>
+        <w:rPr>
+          <w:lang w:val="en-GB"/>
+        </w:rPr>
+        <w:t xml:space="preserve">      return;</w:t>
+      </w:r>
+    </w:p>
+    <w:p>
+      <w:pPr>
+        <w:rPr>
+          <w:lang w:val="en-GB"/>
+        </w:rPr>
+      </w:pPr>
+      <w:r>
+        <w:rPr>
+          <w:lang w:val="en-GB"/>
+        </w:rPr>
+        <w:t xml:space="preserve">    }</w:t>
+      </w:r>
+    </w:p>
+    <w:p>
+      <w:pPr>
+        <w:rPr>
+          <w:lang w:val="en-GB"/>
+        </w:rPr>
+      </w:pPr>
+    </w:p>
+    <w:p>
+      <w:pPr>
+        <w:rPr>
+          <w:lang w:val="en-GB"/>
+        </w:rPr>
+      </w:pPr>
+      <w:r>
+        <w:rPr>
+          <w:lang w:val="en-GB"/>
+        </w:rPr>
+        <w:t xml:space="preserve">    </w:t>
+      </w:r>
+      <w:proofErr w:type="spellStart"/>
+      <w:r>
+        <w:rPr>
+          <w:lang w:val="en-GB"/>
+        </w:rPr>
+        <w:t>boolean</w:t>
+      </w:r>
+      <w:proofErr w:type="spellEnd"/>
+      <w:r>
+        <w:rPr>
+          <w:lang w:val="en-GB"/>
+        </w:rPr>
+        <w:t xml:space="preserve"> primo = true;</w:t>
+      </w:r>
+    </w:p>
+    <w:p>
+      <w:pPr>
+        <w:rPr>
+          <w:lang w:val="en-GB"/>
+        </w:rPr>
+      </w:pPr>
+      <w:r>
+        <w:rPr>
+          <w:lang w:val="en-GB"/>
+        </w:rPr>
+        <w:t xml:space="preserve">    for (int </w:t>
+      </w:r>
+      <w:proofErr w:type="spellStart"/>
+      <w:r>
+        <w:rPr>
+          <w:lang w:val="en-GB"/>
+        </w:rPr>
+        <w:t>i</w:t>
+      </w:r>
+      <w:proofErr w:type="spellEnd"/>
+      <w:r>
+        <w:rPr>
+          <w:lang w:val="en-GB"/>
+        </w:rPr>
+        <w:t xml:space="preserve"> = 2; </w:t>
+      </w:r>
+      <w:proofErr w:type="spellStart"/>
+      <w:r>
+        <w:rPr>
+          <w:lang w:val="en-GB"/>
+        </w:rPr>
+        <w:t>i</w:t>
+      </w:r>
+      <w:proofErr w:type="spellEnd"/>
+      <w:r>
+        <w:rPr>
+          <w:lang w:val="en-GB"/>
+        </w:rPr>
+        <w:t xml:space="preserve"> * </w:t>
+      </w:r>
+      <w:proofErr w:type="spellStart"/>
+      <w:r>
+        <w:rPr>
+          <w:lang w:val="en-GB"/>
+        </w:rPr>
+        <w:t>i</w:t>
+      </w:r>
+      <w:proofErr w:type="spellEnd"/>
+      <w:r>
+        <w:rPr>
+          <w:lang w:val="en-GB"/>
+        </w:rPr>
+        <w:t xml:space="preserve"> &lt;= n; </w:t>
+      </w:r>
+      <w:proofErr w:type="spellStart"/>
+      <w:r>
+        <w:rPr>
+          <w:lang w:val="en-GB"/>
+        </w:rPr>
+        <w:t>i</w:t>
+      </w:r>
+      <w:proofErr w:type="spellEnd"/>
+      <w:r>
+        <w:rPr>
+          <w:lang w:val="en-GB"/>
+        </w:rPr>
+        <w:t>++) {</w:t>
+      </w:r>
+    </w:p>
+    <w:p>
+      <w:pPr>
+        <w:rPr>
+          <w:lang w:val="en-GB"/>
+        </w:rPr>
+      </w:pPr>
+      <w:r>
+        <w:rPr>
+          <w:lang w:val="en-GB"/>
+        </w:rPr>
+        <w:t xml:space="preserve">      if (n % </w:t>
+      </w:r>
+      <w:proofErr w:type="spellStart"/>
+      <w:r>
+        <w:rPr>
+          <w:lang w:val="en-GB"/>
+        </w:rPr>
+        <w:t>i</w:t>
+      </w:r>
+      <w:proofErr w:type="spellEnd"/>
+      <w:r>
+        <w:rPr>
+          <w:lang w:val="en-GB"/>
+        </w:rPr>
+        <w:t xml:space="preserve"> == 0) {</w:t>
+      </w:r>
+    </w:p>
+    <w:p>
+      <w:pPr>
+        <w:rPr>
+          <w:lang w:val="en-GB"/>
+        </w:rPr>
+      </w:pPr>
+      <w:r>
+        <w:rPr>
+          <w:lang w:val="en-GB"/>
+        </w:rPr>
+        <w:t xml:space="preserve">        primo = false;</w:t>
+      </w:r>
+    </w:p>
+    <w:p>
+      <w:pPr>
+        <w:rPr>
+          <w:lang w:val="en-GB"/>
+        </w:rPr>
+      </w:pPr>
+      <w:r>
+        <w:rPr>
+          <w:lang w:val="en-GB"/>
+        </w:rPr>
+        <w:t xml:space="preserve">        break;</w:t>
+      </w:r>
+    </w:p>
+    <w:p>
+      <w:pPr>
+        <w:rPr>
+          <w:lang w:val="en-GB"/>
+        </w:rPr>
+      </w:pPr>
+      <w:r>
+        <w:rPr>
+          <w:lang w:val="en-GB"/>
+        </w:rPr>
+        <w:t xml:space="preserve">      }</w:t>
+      </w:r>
+    </w:p>
+    <w:p>
+      <w:pPr>
+        <w:rPr>
+          <w:lang w:val="en-GB"/>
+        </w:rPr>
+      </w:pPr>
+      <w:r>
+        <w:rPr>
+          <w:lang w:val="en-GB"/>
+        </w:rPr>
+        <w:t xml:space="preserve">    }</w:t>
+      </w:r>
+    </w:p>
+    <w:p>
+      <w:pPr>
+        <w:rPr>
+          <w:lang w:val="en-GB"/>
+        </w:rPr>
+      </w:pPr>
+    </w:p>
+    <w:p>
+      <w:r>
+        <w:rPr>
+          <w:lang w:val="en-GB"/>
+        </w:rPr>
         <w:lastRenderedPageBreak/>
-        <w:t>public class Ej08_Primo {</w:t>
-      </w:r>
-    </w:p>
-    <w:p>
-      <w:pPr>
-        <w:rPr>
-          <w:lang w:val="en-GB"/>
-        </w:rPr>
-      </w:pPr>
-      <w:r>
-        <w:rPr>
-          <w:lang w:val="en-GB"/>
-        </w:rPr>
-        <w:t xml:space="preserve">  public static void </w:t>
-      </w:r>
-      <w:proofErr w:type="gramStart"/>
-      <w:r>
-        <w:rPr>
-          <w:lang w:val="en-GB"/>
-        </w:rPr>
-        <w:t>main(</w:t>
-      </w:r>
-      <w:proofErr w:type="gramEnd"/>
-      <w:r>
-        <w:rPr>
-          <w:lang w:val="en-GB"/>
-        </w:rPr>
-        <w:t xml:space="preserve">String[] </w:t>
-      </w:r>
-      <w:proofErr w:type="spellStart"/>
-      <w:r>
-        <w:rPr>
-          <w:lang w:val="en-GB"/>
-        </w:rPr>
-        <w:t>args</w:t>
-      </w:r>
-      <w:proofErr w:type="spellEnd"/>
-      <w:r>
-        <w:rPr>
-          <w:lang w:val="en-GB"/>
-        </w:rPr>
-        <w:t>) {</w:t>
-      </w:r>
-    </w:p>
-    <w:p>
-      <w:pPr>
-        <w:rPr>
-          <w:lang w:val="en-GB"/>
-        </w:rPr>
-      </w:pPr>
-      <w:r>
-        <w:rPr>
-          <w:lang w:val="en-GB"/>
-        </w:rPr>
-        <w:t xml:space="preserve">    Scanner </w:t>
-      </w:r>
-      <w:proofErr w:type="spellStart"/>
-      <w:r>
-        <w:rPr>
-          <w:lang w:val="en-GB"/>
-        </w:rPr>
-        <w:t>sc</w:t>
-      </w:r>
-      <w:proofErr w:type="spellEnd"/>
-      <w:r>
-        <w:rPr>
-          <w:lang w:val="en-GB"/>
-        </w:rPr>
-        <w:t xml:space="preserve"> = new </w:t>
-      </w:r>
-      <w:proofErr w:type="gramStart"/>
-      <w:r>
-        <w:rPr>
-          <w:lang w:val="en-GB"/>
-        </w:rPr>
-        <w:t>Scanner(</w:t>
-      </w:r>
-      <w:proofErr w:type="gramEnd"/>
-      <w:r>
-        <w:rPr>
-          <w:lang w:val="en-GB"/>
-        </w:rPr>
-        <w:t>System.in);</w:t>
-      </w:r>
-    </w:p>
-    <w:p>
-      <w:pPr>
-        <w:rPr>
-          <w:lang w:val="en-GB"/>
-        </w:rPr>
-      </w:pPr>
-      <w:r>
-        <w:rPr>
-          <w:lang w:val="en-GB"/>
-        </w:rPr>
-        <w:t xml:space="preserve">    </w:t>
-      </w:r>
-      <w:proofErr w:type="spellStart"/>
-      <w:r>
-        <w:rPr>
-          <w:lang w:val="en-GB"/>
-        </w:rPr>
-        <w:t>System.out.print</w:t>
-      </w:r>
-      <w:proofErr w:type="spellEnd"/>
-      <w:r>
-        <w:rPr>
-          <w:lang w:val="en-GB"/>
-        </w:rPr>
-        <w:t>("</w:t>
-      </w:r>
-      <w:proofErr w:type="spellStart"/>
-      <w:r>
-        <w:rPr>
-          <w:lang w:val="en-GB"/>
-        </w:rPr>
-        <w:t>Número</w:t>
-      </w:r>
-      <w:proofErr w:type="spellEnd"/>
-      <w:r>
-        <w:rPr>
-          <w:lang w:val="en-GB"/>
-        </w:rPr>
-        <w:t>: ");</w:t>
-      </w:r>
-    </w:p>
-    <w:p>
-      <w:pPr>
-        <w:rPr>
-          <w:lang w:val="en-GB"/>
-        </w:rPr>
-      </w:pPr>
-      <w:r>
-        <w:rPr>
-          <w:lang w:val="en-GB"/>
-        </w:rPr>
-        <w:t xml:space="preserve">    int n = </w:t>
-      </w:r>
-      <w:proofErr w:type="spellStart"/>
-      <w:proofErr w:type="gramStart"/>
-      <w:r>
-        <w:rPr>
-          <w:lang w:val="en-GB"/>
-        </w:rPr>
-        <w:t>sc.nextInt</w:t>
-      </w:r>
-      <w:proofErr w:type="spellEnd"/>
-      <w:proofErr w:type="gramEnd"/>
-      <w:r>
-        <w:rPr>
-          <w:lang w:val="en-GB"/>
-        </w:rPr>
-        <w:t>();</w:t>
-      </w:r>
-    </w:p>
-    <w:p>
-      <w:pPr>
-        <w:rPr>
-          <w:lang w:val="en-GB"/>
-        </w:rPr>
-      </w:pPr>
-    </w:p>
-    <w:p>
-      <w:pPr>
-        <w:rPr>
-          <w:lang w:val="en-GB"/>
-        </w:rPr>
-      </w:pPr>
-      <w:r>
-        <w:rPr>
-          <w:lang w:val="en-GB"/>
-        </w:rPr>
-        <w:t xml:space="preserve">    if (n &lt;= 1) {</w:t>
-      </w:r>
-    </w:p>
-    <w:p>
-      <w:pPr>
-        <w:rPr>
-          <w:lang w:val="en-GB"/>
-        </w:rPr>
-      </w:pPr>
-      <w:r>
-        <w:rPr>
-          <w:lang w:val="en-GB"/>
-        </w:rPr>
-        <w:t xml:space="preserve">      </w:t>
-      </w:r>
-      <w:proofErr w:type="spellStart"/>
-      <w:r>
-        <w:rPr>
-          <w:lang w:val="en-GB"/>
-        </w:rPr>
-        <w:t>System.out.println</w:t>
-      </w:r>
-      <w:proofErr w:type="spellEnd"/>
-      <w:r>
-        <w:rPr>
-          <w:lang w:val="en-GB"/>
-        </w:rPr>
-        <w:t>("No primo");</w:t>
-      </w:r>
-    </w:p>
-    <w:p>
-      <w:pPr>
-        <w:rPr>
-          <w:lang w:val="en-GB"/>
-        </w:rPr>
-      </w:pPr>
-      <w:r>
-        <w:rPr>
-          <w:lang w:val="en-GB"/>
-        </w:rPr>
-        <w:t xml:space="preserve">      </w:t>
-      </w:r>
-      <w:proofErr w:type="spellStart"/>
-      <w:proofErr w:type="gramStart"/>
-      <w:r>
-        <w:rPr>
-          <w:lang w:val="en-GB"/>
-        </w:rPr>
-        <w:t>sc.close</w:t>
-      </w:r>
-      <w:proofErr w:type="spellEnd"/>
-      <w:proofErr w:type="gramEnd"/>
-      <w:r>
-        <w:rPr>
-          <w:lang w:val="en-GB"/>
-        </w:rPr>
-        <w:t>();</w:t>
-      </w:r>
-    </w:p>
-    <w:p>
-      <w:pPr>
-        <w:rPr>
-          <w:lang w:val="en-GB"/>
-        </w:rPr>
-      </w:pPr>
-      <w:r>
-        <w:rPr>
-          <w:lang w:val="en-GB"/>
-        </w:rPr>
-        <w:t xml:space="preserve">      return;</w:t>
-      </w:r>
-    </w:p>
-    <w:p>
-      <w:pPr>
-        <w:rPr>
-          <w:lang w:val="en-GB"/>
-        </w:rPr>
-      </w:pPr>
-      <w:r>
-        <w:rPr>
-          <w:lang w:val="en-GB"/>
-        </w:rPr>
-        <w:t xml:space="preserve">    }</w:t>
-      </w:r>
-    </w:p>
-    <w:p>
-      <w:pPr>
-        <w:rPr>
-          <w:lang w:val="en-GB"/>
-        </w:rPr>
-      </w:pPr>
-    </w:p>
-    <w:p>
-      <w:pPr>
-        <w:rPr>
-          <w:lang w:val="en-GB"/>
-        </w:rPr>
-      </w:pPr>
-      <w:r>
-        <w:rPr>
-          <w:lang w:val="en-GB"/>
-        </w:rPr>
-        <w:t xml:space="preserve">    </w:t>
-      </w:r>
-      <w:proofErr w:type="spellStart"/>
-      <w:r>
-        <w:rPr>
-          <w:lang w:val="en-GB"/>
-        </w:rPr>
-        <w:t>boolean</w:t>
-      </w:r>
-      <w:proofErr w:type="spellEnd"/>
-      <w:r>
-        <w:rPr>
-          <w:lang w:val="en-GB"/>
-        </w:rPr>
-        <w:t xml:space="preserve"> primo = true;</w:t>
-      </w:r>
-    </w:p>
-    <w:p>
-      <w:pPr>
-        <w:rPr>
-          <w:lang w:val="en-GB"/>
-        </w:rPr>
-      </w:pPr>
-      <w:r>
-        <w:rPr>
-          <w:lang w:val="en-GB"/>
-        </w:rPr>
-        <w:t xml:space="preserve">    for (int </w:t>
-      </w:r>
-      <w:proofErr w:type="spellStart"/>
-      <w:r>
-        <w:rPr>
-          <w:lang w:val="en-GB"/>
-        </w:rPr>
-        <w:t>i</w:t>
-      </w:r>
-      <w:proofErr w:type="spellEnd"/>
-      <w:r>
-        <w:rPr>
-          <w:lang w:val="en-GB"/>
-        </w:rPr>
-        <w:t xml:space="preserve"> = 2; </w:t>
-      </w:r>
-      <w:proofErr w:type="spellStart"/>
-      <w:r>
-        <w:rPr>
-          <w:lang w:val="en-GB"/>
-        </w:rPr>
-        <w:t>i</w:t>
-      </w:r>
-      <w:proofErr w:type="spellEnd"/>
-      <w:r>
-        <w:rPr>
-          <w:lang w:val="en-GB"/>
-        </w:rPr>
-        <w:t xml:space="preserve"> * </w:t>
-      </w:r>
-      <w:proofErr w:type="spellStart"/>
-      <w:r>
-        <w:rPr>
-          <w:lang w:val="en-GB"/>
-        </w:rPr>
-        <w:t>i</w:t>
-      </w:r>
-      <w:proofErr w:type="spellEnd"/>
-      <w:r>
-        <w:rPr>
-          <w:lang w:val="en-GB"/>
-        </w:rPr>
-        <w:t xml:space="preserve"> &lt;= n; </w:t>
-      </w:r>
-      <w:proofErr w:type="spellStart"/>
-      <w:r>
-        <w:rPr>
-          <w:lang w:val="en-GB"/>
-        </w:rPr>
-        <w:t>i</w:t>
-      </w:r>
-      <w:proofErr w:type="spellEnd"/>
-      <w:r>
-        <w:rPr>
-          <w:lang w:val="en-GB"/>
-        </w:rPr>
-        <w:t>++) {</w:t>
-      </w:r>
-    </w:p>
-    <w:p>
-      <w:pPr>
-        <w:rPr>
-          <w:lang w:val="en-GB"/>
-        </w:rPr>
-      </w:pPr>
-      <w:r>
-        <w:rPr>
-          <w:lang w:val="en-GB"/>
-        </w:rPr>
-        <w:t xml:space="preserve">      if (n % </w:t>
-      </w:r>
-      <w:proofErr w:type="spellStart"/>
-      <w:r>
-        <w:rPr>
-          <w:lang w:val="en-GB"/>
-        </w:rPr>
-        <w:t>i</w:t>
-      </w:r>
-      <w:proofErr w:type="spellEnd"/>
-      <w:r>
-        <w:rPr>
-          <w:lang w:val="en-GB"/>
-        </w:rPr>
-        <w:t xml:space="preserve"> == 0) {</w:t>
-      </w:r>
-    </w:p>
-    <w:p>
-      <w:pPr>
-        <w:rPr>
-          <w:lang w:val="en-GB"/>
-        </w:rPr>
-      </w:pPr>
-      <w:r>
-        <w:rPr>
-          <w:lang w:val="en-GB"/>
-        </w:rPr>
-        <w:t xml:space="preserve">        primo = false;</w:t>
-      </w:r>
-    </w:p>
-    <w:p>
-      <w:pPr>
-        <w:rPr>
-          <w:lang w:val="en-GB"/>
-        </w:rPr>
-      </w:pPr>
-      <w:r>
-        <w:rPr>
-          <w:lang w:val="en-GB"/>
-        </w:rPr>
-        <w:t xml:space="preserve">        break;</w:t>
-      </w:r>
-    </w:p>
-    <w:p>
-      <w:pPr>
-        <w:rPr>
-          <w:lang w:val="en-GB"/>
-        </w:rPr>
-      </w:pPr>
-      <w:r>
-        <w:rPr>
-          <w:lang w:val="en-GB"/>
-        </w:rPr>
-        <w:t xml:space="preserve">      }</w:t>
-      </w:r>
-    </w:p>
-    <w:p>
-      <w:pPr>
-        <w:rPr>
-          <w:lang w:val="en-GB"/>
-        </w:rPr>
-      </w:pPr>
-      <w:r>
-        <w:rPr>
-          <w:lang w:val="en-GB"/>
-        </w:rPr>
-        <w:t xml:space="preserve">    }</w:t>
-      </w:r>
-    </w:p>
-    <w:p>
-      <w:pPr>
-        <w:rPr>
-          <w:lang w:val="en-GB"/>
-        </w:rPr>
-      </w:pPr>
-    </w:p>
-    <w:p>
-      <w:r>
-        <w:rPr>
-          <w:lang w:val="en-GB"/>
-        </w:rPr>
         <w:t xml:space="preserve">    </w:t>
       </w:r>
       <w:proofErr w:type="spellStart"/>
@@ -14048,7 +13993,6 @@
         <w:rPr>
           <w:lang w:val="en-GB"/>
         </w:rPr>
-        <w:lastRenderedPageBreak/>
         <w:t xml:space="preserve">  public static void </w:t>
       </w:r>
       <w:proofErr w:type="gramStart"/>
@@ -14400,6 +14344,7 @@
           <w:b/>
           <w:bCs/>
         </w:rPr>
+        <w:lastRenderedPageBreak/>
         <w:t>10) Validar entrada: pedir nota entre 0 y 10 (do-</w:t>
       </w:r>
       <w:proofErr w:type="spellStart"/>
@@ -14639,7 +14584,6 @@
     </w:p>
     <w:p>
       <w:r>
-        <w:lastRenderedPageBreak/>
         <w:t xml:space="preserve">    } </w:t>
       </w:r>
       <w:proofErr w:type="spellStart"/>
@@ -15272,7 +15216,6 @@
     </w:p>
     <w:p>
       <w:r>
-        <w:lastRenderedPageBreak/>
         <w:t xml:space="preserve">  }</w:t>
       </w:r>
     </w:p>
@@ -15787,7 +15730,6 @@
         <w:rPr>
           <w:lang w:val="en-GB"/>
         </w:rPr>
-        <w:lastRenderedPageBreak/>
         <w:t xml:space="preserve">    Scanner </w:t>
       </w:r>
       <w:proofErr w:type="spellStart"/>
@@ -16089,6 +16031,7 @@
     <w:p>
       <w:proofErr w:type="spellStart"/>
       <w:r>
+        <w:lastRenderedPageBreak/>
         <w:t>import</w:t>
       </w:r>
       <w:proofErr w:type="spellEnd"/>
@@ -16367,7 +16310,6 @@
         <w:rPr>
           <w:lang w:val="en-GB"/>
         </w:rPr>
-        <w:lastRenderedPageBreak/>
         <w:t xml:space="preserve">      </w:t>
       </w:r>
       <w:proofErr w:type="spellStart"/>
@@ -16695,6 +16637,7 @@
         <w:rPr>
           <w:lang w:val="en-GB"/>
         </w:rPr>
+        <w:lastRenderedPageBreak/>
         <w:t xml:space="preserve">  public static void </w:t>
       </w:r>
       <w:proofErr w:type="gramStart"/>
@@ -16909,21 +16852,7 @@
         <w:rPr>
           <w:lang w:val="en-GB"/>
         </w:rPr>
-        <w:t xml:space="preserve">; </w:t>
-      </w:r>
-      <w:proofErr w:type="spellStart"/>
-      <w:r>
-        <w:rPr>
-          <w:lang w:val="en-GB"/>
-        </w:rPr>
-        <w:t>j++</w:t>
-      </w:r>
-      <w:proofErr w:type="spellEnd"/>
-      <w:r>
-        <w:rPr>
-          <w:lang w:val="en-GB"/>
-        </w:rPr>
-        <w:t>) {</w:t>
+        <w:t>; j++) {</w:t>
       </w:r>
     </w:p>
     <w:p>
@@ -17379,6 +17308,7 @@
     </w:p>
     <w:p>
       <w:r>
+        <w:lastRenderedPageBreak/>
         <w:t xml:space="preserve">      </w:t>
       </w:r>
       <w:proofErr w:type="spellStart"/>
@@ -17575,7 +17505,6 @@
           <w:b/>
           <w:bCs/>
         </w:rPr>
-        <w:lastRenderedPageBreak/>
         <w:t>17) Menú repetitivo (hasta opción 0)</w:t>
       </w:r>
     </w:p>
@@ -18136,6 +18065,7 @@
         <w:rPr>
           <w:lang w:val="en-GB"/>
         </w:rPr>
+        <w:lastRenderedPageBreak/>
         <w:t xml:space="preserve">        </w:t>
       </w:r>
       <w:r>
@@ -18251,464 +18181,464 @@
         <w:rPr>
           <w:lang w:val="en-GB"/>
         </w:rPr>
+        <w:t xml:space="preserve">import </w:t>
+      </w:r>
+      <w:proofErr w:type="spellStart"/>
+      <w:proofErr w:type="gramStart"/>
+      <w:r>
+        <w:rPr>
+          <w:lang w:val="en-GB"/>
+        </w:rPr>
+        <w:t>java.util</w:t>
+      </w:r>
+      <w:proofErr w:type="gramEnd"/>
+      <w:r>
+        <w:rPr>
+          <w:lang w:val="en-GB"/>
+        </w:rPr>
+        <w:t>.Scanner</w:t>
+      </w:r>
+      <w:proofErr w:type="spellEnd"/>
+      <w:r>
+        <w:rPr>
+          <w:lang w:val="en-GB"/>
+        </w:rPr>
+        <w:t>;</w:t>
+      </w:r>
+    </w:p>
+    <w:p>
+      <w:pPr>
+        <w:rPr>
+          <w:lang w:val="en-GB"/>
+        </w:rPr>
+      </w:pPr>
+    </w:p>
+    <w:p>
+      <w:pPr>
+        <w:rPr>
+          <w:lang w:val="en-GB"/>
+        </w:rPr>
+      </w:pPr>
+      <w:r>
+        <w:rPr>
+          <w:lang w:val="en-GB"/>
+        </w:rPr>
+        <w:t>public class Ej18_Adivina {</w:t>
+      </w:r>
+    </w:p>
+    <w:p>
+      <w:pPr>
+        <w:rPr>
+          <w:lang w:val="en-GB"/>
+        </w:rPr>
+      </w:pPr>
+      <w:r>
+        <w:rPr>
+          <w:lang w:val="en-GB"/>
+        </w:rPr>
+        <w:t xml:space="preserve">  public static void </w:t>
+      </w:r>
+      <w:proofErr w:type="gramStart"/>
+      <w:r>
+        <w:rPr>
+          <w:lang w:val="en-GB"/>
+        </w:rPr>
+        <w:t>main(</w:t>
+      </w:r>
+      <w:proofErr w:type="gramEnd"/>
+      <w:r>
+        <w:rPr>
+          <w:lang w:val="en-GB"/>
+        </w:rPr>
+        <w:t xml:space="preserve">String[] </w:t>
+      </w:r>
+      <w:proofErr w:type="spellStart"/>
+      <w:r>
+        <w:rPr>
+          <w:lang w:val="en-GB"/>
+        </w:rPr>
+        <w:t>args</w:t>
+      </w:r>
+      <w:proofErr w:type="spellEnd"/>
+      <w:r>
+        <w:rPr>
+          <w:lang w:val="en-GB"/>
+        </w:rPr>
+        <w:t>) {</w:t>
+      </w:r>
+    </w:p>
+    <w:p>
+      <w:pPr>
+        <w:rPr>
+          <w:lang w:val="en-GB"/>
+        </w:rPr>
+      </w:pPr>
+      <w:r>
+        <w:rPr>
+          <w:lang w:val="en-GB"/>
+        </w:rPr>
+        <w:t xml:space="preserve">    Scanner </w:t>
+      </w:r>
+      <w:proofErr w:type="spellStart"/>
+      <w:r>
+        <w:rPr>
+          <w:lang w:val="en-GB"/>
+        </w:rPr>
+        <w:t>sc</w:t>
+      </w:r>
+      <w:proofErr w:type="spellEnd"/>
+      <w:r>
+        <w:rPr>
+          <w:lang w:val="en-GB"/>
+        </w:rPr>
+        <w:t xml:space="preserve"> = new </w:t>
+      </w:r>
+      <w:proofErr w:type="gramStart"/>
+      <w:r>
+        <w:rPr>
+          <w:lang w:val="en-GB"/>
+        </w:rPr>
+        <w:t>Scanner(</w:t>
+      </w:r>
+      <w:proofErr w:type="gramEnd"/>
+      <w:r>
+        <w:rPr>
+          <w:lang w:val="en-GB"/>
+        </w:rPr>
+        <w:t>System.in);</w:t>
+      </w:r>
+    </w:p>
+    <w:p>
+      <w:pPr>
+        <w:rPr>
+          <w:lang w:val="en-GB"/>
+        </w:rPr>
+      </w:pPr>
+      <w:r>
+        <w:rPr>
+          <w:lang w:val="en-GB"/>
+        </w:rPr>
+        <w:t xml:space="preserve">    final int </w:t>
+      </w:r>
+      <w:proofErr w:type="spellStart"/>
+      <w:r>
+        <w:rPr>
+          <w:lang w:val="en-GB"/>
+        </w:rPr>
+        <w:t>secreto</w:t>
+      </w:r>
+      <w:proofErr w:type="spellEnd"/>
+      <w:r>
+        <w:rPr>
+          <w:lang w:val="en-GB"/>
+        </w:rPr>
+        <w:t xml:space="preserve"> = 7;</w:t>
+      </w:r>
+    </w:p>
+    <w:p>
+      <w:pPr>
+        <w:rPr>
+          <w:lang w:val="en-GB"/>
+        </w:rPr>
+      </w:pPr>
+    </w:p>
+    <w:p>
+      <w:pPr>
+        <w:rPr>
+          <w:lang w:val="en-GB"/>
+        </w:rPr>
+      </w:pPr>
+      <w:r>
+        <w:rPr>
+          <w:lang w:val="en-GB"/>
+        </w:rPr>
+        <w:t xml:space="preserve">    int </w:t>
+      </w:r>
+      <w:proofErr w:type="spellStart"/>
+      <w:r>
+        <w:rPr>
+          <w:lang w:val="en-GB"/>
+        </w:rPr>
+        <w:t>intentos</w:t>
+      </w:r>
+      <w:proofErr w:type="spellEnd"/>
+      <w:r>
+        <w:rPr>
+          <w:lang w:val="en-GB"/>
+        </w:rPr>
+        <w:t xml:space="preserve"> = 0;</w:t>
+      </w:r>
+    </w:p>
+    <w:p>
+      <w:pPr>
+        <w:rPr>
+          <w:lang w:val="en-GB"/>
+        </w:rPr>
+      </w:pPr>
+      <w:r>
+        <w:rPr>
+          <w:lang w:val="en-GB"/>
+        </w:rPr>
+        <w:t xml:space="preserve">    int x;</w:t>
+      </w:r>
+    </w:p>
+    <w:p>
+      <w:pPr>
+        <w:rPr>
+          <w:lang w:val="en-GB"/>
+        </w:rPr>
+      </w:pPr>
+    </w:p>
+    <w:p>
+      <w:pPr>
+        <w:rPr>
+          <w:lang w:val="en-GB"/>
+        </w:rPr>
+      </w:pPr>
+      <w:r>
+        <w:rPr>
+          <w:lang w:val="en-GB"/>
+        </w:rPr>
+        <w:t xml:space="preserve">    do {</w:t>
+      </w:r>
+    </w:p>
+    <w:p>
+      <w:pPr>
+        <w:rPr>
+          <w:lang w:val="en-GB"/>
+        </w:rPr>
+      </w:pPr>
+      <w:r>
+        <w:rPr>
+          <w:lang w:val="en-GB"/>
+        </w:rPr>
+        <w:t xml:space="preserve">      </w:t>
+      </w:r>
+      <w:proofErr w:type="spellStart"/>
+      <w:r>
+        <w:rPr>
+          <w:lang w:val="en-GB"/>
+        </w:rPr>
+        <w:t>System.out.print</w:t>
+      </w:r>
+      <w:proofErr w:type="spellEnd"/>
+      <w:r>
+        <w:rPr>
+          <w:lang w:val="en-GB"/>
+        </w:rPr>
+        <w:t>("</w:t>
+      </w:r>
+      <w:proofErr w:type="spellStart"/>
+      <w:r>
+        <w:rPr>
+          <w:lang w:val="en-GB"/>
+        </w:rPr>
+        <w:t>Adivina</w:t>
+      </w:r>
+      <w:proofErr w:type="spellEnd"/>
+      <w:r>
+        <w:rPr>
+          <w:lang w:val="en-GB"/>
+        </w:rPr>
+        <w:t xml:space="preserve"> (1-10): ");</w:t>
+      </w:r>
+    </w:p>
+    <w:p>
+      <w:pPr>
+        <w:rPr>
+          <w:lang w:val="en-GB"/>
+        </w:rPr>
+      </w:pPr>
+      <w:r>
+        <w:rPr>
+          <w:lang w:val="en-GB"/>
+        </w:rPr>
+        <w:t xml:space="preserve">      x = </w:t>
+      </w:r>
+      <w:proofErr w:type="spellStart"/>
+      <w:proofErr w:type="gramStart"/>
+      <w:r>
+        <w:rPr>
+          <w:lang w:val="en-GB"/>
+        </w:rPr>
+        <w:t>sc.nextInt</w:t>
+      </w:r>
+      <w:proofErr w:type="spellEnd"/>
+      <w:proofErr w:type="gramEnd"/>
+      <w:r>
+        <w:rPr>
+          <w:lang w:val="en-GB"/>
+        </w:rPr>
+        <w:t>();</w:t>
+      </w:r>
+    </w:p>
+    <w:p>
+      <w:r>
+        <w:rPr>
+          <w:lang w:val="en-GB"/>
+        </w:rPr>
+        <w:t xml:space="preserve">      </w:t>
+      </w:r>
+      <w:r>
+        <w:t>intentos++;</w:t>
+      </w:r>
+    </w:p>
+    <w:p/>
+    <w:p>
+      <w:r>
+        <w:t xml:space="preserve">      </w:t>
+      </w:r>
+      <w:proofErr w:type="spellStart"/>
+      <w:r>
+        <w:t>if</w:t>
+      </w:r>
+      <w:proofErr w:type="spellEnd"/>
+      <w:r>
+        <w:t xml:space="preserve"> (x &lt; secreto) </w:t>
+      </w:r>
+      <w:proofErr w:type="spellStart"/>
+      <w:r>
+        <w:t>System.out.println</w:t>
+      </w:r>
+      <w:proofErr w:type="spellEnd"/>
+      <w:r>
+        <w:t>("Más alto");</w:t>
+      </w:r>
+    </w:p>
+    <w:p>
+      <w:pPr>
+        <w:rPr>
+          <w:lang w:val="en-GB"/>
+        </w:rPr>
+      </w:pPr>
+      <w:r>
+        <w:t xml:space="preserve">      </w:t>
+      </w:r>
+      <w:r>
+        <w:rPr>
+          <w:lang w:val="en-GB"/>
+        </w:rPr>
+        <w:t xml:space="preserve">else if (x &gt; </w:t>
+      </w:r>
+      <w:proofErr w:type="spellStart"/>
+      <w:r>
+        <w:rPr>
+          <w:lang w:val="en-GB"/>
+        </w:rPr>
+        <w:t>secreto</w:t>
+      </w:r>
+      <w:proofErr w:type="spellEnd"/>
+      <w:r>
+        <w:rPr>
+          <w:lang w:val="en-GB"/>
+        </w:rPr>
+        <w:t xml:space="preserve">) </w:t>
+      </w:r>
+      <w:proofErr w:type="spellStart"/>
+      <w:r>
+        <w:rPr>
+          <w:lang w:val="en-GB"/>
+        </w:rPr>
+        <w:t>System.out.println</w:t>
+      </w:r>
+      <w:proofErr w:type="spellEnd"/>
+      <w:r>
+        <w:rPr>
+          <w:lang w:val="en-GB"/>
+        </w:rPr>
+        <w:t>("Más bajo");</w:t>
+      </w:r>
+    </w:p>
+    <w:p>
+      <w:pPr>
+        <w:rPr>
+          <w:lang w:val="en-GB"/>
+        </w:rPr>
+      </w:pPr>
+      <w:r>
+        <w:rPr>
+          <w:lang w:val="en-GB"/>
+        </w:rPr>
+        <w:t xml:space="preserve">    } while (</w:t>
+      </w:r>
+      <w:proofErr w:type="gramStart"/>
+      <w:r>
+        <w:rPr>
+          <w:lang w:val="en-GB"/>
+        </w:rPr>
+        <w:t>x !</w:t>
+      </w:r>
+      <w:proofErr w:type="gramEnd"/>
+      <w:r>
+        <w:rPr>
+          <w:lang w:val="en-GB"/>
+        </w:rPr>
+        <w:t xml:space="preserve">= </w:t>
+      </w:r>
+      <w:proofErr w:type="spellStart"/>
+      <w:r>
+        <w:rPr>
+          <w:lang w:val="en-GB"/>
+        </w:rPr>
+        <w:t>secreto</w:t>
+      </w:r>
+      <w:proofErr w:type="spellEnd"/>
+      <w:r>
+        <w:rPr>
+          <w:lang w:val="en-GB"/>
+        </w:rPr>
+        <w:t>);</w:t>
+      </w:r>
+    </w:p>
+    <w:p>
+      <w:pPr>
+        <w:rPr>
+          <w:lang w:val="en-GB"/>
+        </w:rPr>
+      </w:pPr>
+    </w:p>
+    <w:p>
+      <w:r>
+        <w:rPr>
+          <w:lang w:val="en-GB"/>
+        </w:rPr>
+        <w:t xml:space="preserve">    </w:t>
+      </w:r>
+      <w:proofErr w:type="spellStart"/>
+      <w:r>
+        <w:rPr>
+          <w:lang w:val="en-GB"/>
+        </w:rPr>
+        <w:t>System.out.println</w:t>
+      </w:r>
+      <w:proofErr w:type="spellEnd"/>
+      <w:r>
+        <w:rPr>
+          <w:lang w:val="en-GB"/>
+        </w:rPr>
+        <w:t>("¡</w:t>
+      </w:r>
+      <w:proofErr w:type="spellStart"/>
+      <w:r>
+        <w:rPr>
+          <w:lang w:val="en-GB"/>
+        </w:rPr>
+        <w:t>Correcto</w:t>
+      </w:r>
+      <w:proofErr w:type="spellEnd"/>
+      <w:r>
+        <w:rPr>
+          <w:lang w:val="en-GB"/>
+        </w:rPr>
+        <w:t xml:space="preserve">! </w:t>
+      </w:r>
+      <w:r>
+        <w:t>Intentos: " + intentos);</w:t>
+      </w:r>
+    </w:p>
+    <w:p>
+      <w:r>
         <w:lastRenderedPageBreak/>
-        <w:t xml:space="preserve">import </w:t>
-      </w:r>
-      <w:proofErr w:type="spellStart"/>
-      <w:proofErr w:type="gramStart"/>
-      <w:r>
-        <w:rPr>
-          <w:lang w:val="en-GB"/>
-        </w:rPr>
-        <w:t>java.util</w:t>
-      </w:r>
-      <w:proofErr w:type="gramEnd"/>
-      <w:r>
-        <w:rPr>
-          <w:lang w:val="en-GB"/>
-        </w:rPr>
-        <w:t>.Scanner</w:t>
-      </w:r>
-      <w:proofErr w:type="spellEnd"/>
-      <w:r>
-        <w:rPr>
-          <w:lang w:val="en-GB"/>
-        </w:rPr>
-        <w:t>;</w:t>
-      </w:r>
-    </w:p>
-    <w:p>
-      <w:pPr>
-        <w:rPr>
-          <w:lang w:val="en-GB"/>
-        </w:rPr>
-      </w:pPr>
-    </w:p>
-    <w:p>
-      <w:pPr>
-        <w:rPr>
-          <w:lang w:val="en-GB"/>
-        </w:rPr>
-      </w:pPr>
-      <w:r>
-        <w:rPr>
-          <w:lang w:val="en-GB"/>
-        </w:rPr>
-        <w:t>public class Ej18_Adivina {</w:t>
-      </w:r>
-    </w:p>
-    <w:p>
-      <w:pPr>
-        <w:rPr>
-          <w:lang w:val="en-GB"/>
-        </w:rPr>
-      </w:pPr>
-      <w:r>
-        <w:rPr>
-          <w:lang w:val="en-GB"/>
-        </w:rPr>
-        <w:t xml:space="preserve">  public static void </w:t>
-      </w:r>
-      <w:proofErr w:type="gramStart"/>
-      <w:r>
-        <w:rPr>
-          <w:lang w:val="en-GB"/>
-        </w:rPr>
-        <w:t>main(</w:t>
-      </w:r>
-      <w:proofErr w:type="gramEnd"/>
-      <w:r>
-        <w:rPr>
-          <w:lang w:val="en-GB"/>
-        </w:rPr>
-        <w:t xml:space="preserve">String[] </w:t>
-      </w:r>
-      <w:proofErr w:type="spellStart"/>
-      <w:r>
-        <w:rPr>
-          <w:lang w:val="en-GB"/>
-        </w:rPr>
-        <w:t>args</w:t>
-      </w:r>
-      <w:proofErr w:type="spellEnd"/>
-      <w:r>
-        <w:rPr>
-          <w:lang w:val="en-GB"/>
-        </w:rPr>
-        <w:t>) {</w:t>
-      </w:r>
-    </w:p>
-    <w:p>
-      <w:pPr>
-        <w:rPr>
-          <w:lang w:val="en-GB"/>
-        </w:rPr>
-      </w:pPr>
-      <w:r>
-        <w:rPr>
-          <w:lang w:val="en-GB"/>
-        </w:rPr>
-        <w:t xml:space="preserve">    Scanner </w:t>
-      </w:r>
-      <w:proofErr w:type="spellStart"/>
-      <w:r>
-        <w:rPr>
-          <w:lang w:val="en-GB"/>
-        </w:rPr>
-        <w:t>sc</w:t>
-      </w:r>
-      <w:proofErr w:type="spellEnd"/>
-      <w:r>
-        <w:rPr>
-          <w:lang w:val="en-GB"/>
-        </w:rPr>
-        <w:t xml:space="preserve"> = new </w:t>
-      </w:r>
-      <w:proofErr w:type="gramStart"/>
-      <w:r>
-        <w:rPr>
-          <w:lang w:val="en-GB"/>
-        </w:rPr>
-        <w:t>Scanner(</w:t>
-      </w:r>
-      <w:proofErr w:type="gramEnd"/>
-      <w:r>
-        <w:rPr>
-          <w:lang w:val="en-GB"/>
-        </w:rPr>
-        <w:t>System.in);</w:t>
-      </w:r>
-    </w:p>
-    <w:p>
-      <w:pPr>
-        <w:rPr>
-          <w:lang w:val="en-GB"/>
-        </w:rPr>
-      </w:pPr>
-      <w:r>
-        <w:rPr>
-          <w:lang w:val="en-GB"/>
-        </w:rPr>
-        <w:t xml:space="preserve">    final int </w:t>
-      </w:r>
-      <w:proofErr w:type="spellStart"/>
-      <w:r>
-        <w:rPr>
-          <w:lang w:val="en-GB"/>
-        </w:rPr>
-        <w:t>secreto</w:t>
-      </w:r>
-      <w:proofErr w:type="spellEnd"/>
-      <w:r>
-        <w:rPr>
-          <w:lang w:val="en-GB"/>
-        </w:rPr>
-        <w:t xml:space="preserve"> = 7;</w:t>
-      </w:r>
-    </w:p>
-    <w:p>
-      <w:pPr>
-        <w:rPr>
-          <w:lang w:val="en-GB"/>
-        </w:rPr>
-      </w:pPr>
-    </w:p>
-    <w:p>
-      <w:pPr>
-        <w:rPr>
-          <w:lang w:val="en-GB"/>
-        </w:rPr>
-      </w:pPr>
-      <w:r>
-        <w:rPr>
-          <w:lang w:val="en-GB"/>
-        </w:rPr>
-        <w:t xml:space="preserve">    int </w:t>
-      </w:r>
-      <w:proofErr w:type="spellStart"/>
-      <w:r>
-        <w:rPr>
-          <w:lang w:val="en-GB"/>
-        </w:rPr>
-        <w:t>intentos</w:t>
-      </w:r>
-      <w:proofErr w:type="spellEnd"/>
-      <w:r>
-        <w:rPr>
-          <w:lang w:val="en-GB"/>
-        </w:rPr>
-        <w:t xml:space="preserve"> = 0;</w:t>
-      </w:r>
-    </w:p>
-    <w:p>
-      <w:pPr>
-        <w:rPr>
-          <w:lang w:val="en-GB"/>
-        </w:rPr>
-      </w:pPr>
-      <w:r>
-        <w:rPr>
-          <w:lang w:val="en-GB"/>
-        </w:rPr>
-        <w:t xml:space="preserve">    int x;</w:t>
-      </w:r>
-    </w:p>
-    <w:p>
-      <w:pPr>
-        <w:rPr>
-          <w:lang w:val="en-GB"/>
-        </w:rPr>
-      </w:pPr>
-    </w:p>
-    <w:p>
-      <w:pPr>
-        <w:rPr>
-          <w:lang w:val="en-GB"/>
-        </w:rPr>
-      </w:pPr>
-      <w:r>
-        <w:rPr>
-          <w:lang w:val="en-GB"/>
-        </w:rPr>
-        <w:t xml:space="preserve">    do {</w:t>
-      </w:r>
-    </w:p>
-    <w:p>
-      <w:pPr>
-        <w:rPr>
-          <w:lang w:val="en-GB"/>
-        </w:rPr>
-      </w:pPr>
-      <w:r>
-        <w:rPr>
-          <w:lang w:val="en-GB"/>
-        </w:rPr>
-        <w:t xml:space="preserve">      </w:t>
-      </w:r>
-      <w:proofErr w:type="spellStart"/>
-      <w:r>
-        <w:rPr>
-          <w:lang w:val="en-GB"/>
-        </w:rPr>
-        <w:t>System.out.print</w:t>
-      </w:r>
-      <w:proofErr w:type="spellEnd"/>
-      <w:r>
-        <w:rPr>
-          <w:lang w:val="en-GB"/>
-        </w:rPr>
-        <w:t>("</w:t>
-      </w:r>
-      <w:proofErr w:type="spellStart"/>
-      <w:r>
-        <w:rPr>
-          <w:lang w:val="en-GB"/>
-        </w:rPr>
-        <w:t>Adivina</w:t>
-      </w:r>
-      <w:proofErr w:type="spellEnd"/>
-      <w:r>
-        <w:rPr>
-          <w:lang w:val="en-GB"/>
-        </w:rPr>
-        <w:t xml:space="preserve"> (1-10): ");</w:t>
-      </w:r>
-    </w:p>
-    <w:p>
-      <w:pPr>
-        <w:rPr>
-          <w:lang w:val="en-GB"/>
-        </w:rPr>
-      </w:pPr>
-      <w:r>
-        <w:rPr>
-          <w:lang w:val="en-GB"/>
-        </w:rPr>
-        <w:t xml:space="preserve">      x = </w:t>
-      </w:r>
-      <w:proofErr w:type="spellStart"/>
-      <w:proofErr w:type="gramStart"/>
-      <w:r>
-        <w:rPr>
-          <w:lang w:val="en-GB"/>
-        </w:rPr>
-        <w:t>sc.nextInt</w:t>
-      </w:r>
-      <w:proofErr w:type="spellEnd"/>
-      <w:proofErr w:type="gramEnd"/>
-      <w:r>
-        <w:rPr>
-          <w:lang w:val="en-GB"/>
-        </w:rPr>
-        <w:t>();</w:t>
-      </w:r>
-    </w:p>
-    <w:p>
-      <w:r>
-        <w:rPr>
-          <w:lang w:val="en-GB"/>
-        </w:rPr>
-        <w:t xml:space="preserve">      </w:t>
-      </w:r>
-      <w:r>
-        <w:t>intentos++;</w:t>
-      </w:r>
-    </w:p>
-    <w:p/>
-    <w:p>
-      <w:r>
-        <w:t xml:space="preserve">      </w:t>
-      </w:r>
-      <w:proofErr w:type="spellStart"/>
-      <w:r>
-        <w:t>if</w:t>
-      </w:r>
-      <w:proofErr w:type="spellEnd"/>
-      <w:r>
-        <w:t xml:space="preserve"> (x &lt; secreto) </w:t>
-      </w:r>
-      <w:proofErr w:type="spellStart"/>
-      <w:r>
-        <w:t>System.out.println</w:t>
-      </w:r>
-      <w:proofErr w:type="spellEnd"/>
-      <w:r>
-        <w:t>("Más alto");</w:t>
-      </w:r>
-    </w:p>
-    <w:p>
-      <w:pPr>
-        <w:rPr>
-          <w:lang w:val="en-GB"/>
-        </w:rPr>
-      </w:pPr>
-      <w:r>
-        <w:t xml:space="preserve">      </w:t>
-      </w:r>
-      <w:r>
-        <w:rPr>
-          <w:lang w:val="en-GB"/>
-        </w:rPr>
-        <w:t xml:space="preserve">else if (x &gt; </w:t>
-      </w:r>
-      <w:proofErr w:type="spellStart"/>
-      <w:r>
-        <w:rPr>
-          <w:lang w:val="en-GB"/>
-        </w:rPr>
-        <w:t>secreto</w:t>
-      </w:r>
-      <w:proofErr w:type="spellEnd"/>
-      <w:r>
-        <w:rPr>
-          <w:lang w:val="en-GB"/>
-        </w:rPr>
-        <w:t xml:space="preserve">) </w:t>
-      </w:r>
-      <w:proofErr w:type="spellStart"/>
-      <w:r>
-        <w:rPr>
-          <w:lang w:val="en-GB"/>
-        </w:rPr>
-        <w:t>System.out.println</w:t>
-      </w:r>
-      <w:proofErr w:type="spellEnd"/>
-      <w:r>
-        <w:rPr>
-          <w:lang w:val="en-GB"/>
-        </w:rPr>
-        <w:t>("Más bajo");</w:t>
-      </w:r>
-    </w:p>
-    <w:p>
-      <w:pPr>
-        <w:rPr>
-          <w:lang w:val="en-GB"/>
-        </w:rPr>
-      </w:pPr>
-      <w:r>
-        <w:rPr>
-          <w:lang w:val="en-GB"/>
-        </w:rPr>
-        <w:t xml:space="preserve">    } while (</w:t>
-      </w:r>
-      <w:proofErr w:type="gramStart"/>
-      <w:r>
-        <w:rPr>
-          <w:lang w:val="en-GB"/>
-        </w:rPr>
-        <w:t>x !</w:t>
-      </w:r>
-      <w:proofErr w:type="gramEnd"/>
-      <w:r>
-        <w:rPr>
-          <w:lang w:val="en-GB"/>
-        </w:rPr>
-        <w:t xml:space="preserve">= </w:t>
-      </w:r>
-      <w:proofErr w:type="spellStart"/>
-      <w:r>
-        <w:rPr>
-          <w:lang w:val="en-GB"/>
-        </w:rPr>
-        <w:t>secreto</w:t>
-      </w:r>
-      <w:proofErr w:type="spellEnd"/>
-      <w:r>
-        <w:rPr>
-          <w:lang w:val="en-GB"/>
-        </w:rPr>
-        <w:t>);</w:t>
-      </w:r>
-    </w:p>
-    <w:p>
-      <w:pPr>
-        <w:rPr>
-          <w:lang w:val="en-GB"/>
-        </w:rPr>
-      </w:pPr>
-    </w:p>
-    <w:p>
-      <w:r>
-        <w:rPr>
-          <w:lang w:val="en-GB"/>
-        </w:rPr>
-        <w:t xml:space="preserve">    </w:t>
-      </w:r>
-      <w:proofErr w:type="spellStart"/>
-      <w:r>
-        <w:rPr>
-          <w:lang w:val="en-GB"/>
-        </w:rPr>
-        <w:t>System.out.println</w:t>
-      </w:r>
-      <w:proofErr w:type="spellEnd"/>
-      <w:r>
-        <w:rPr>
-          <w:lang w:val="en-GB"/>
-        </w:rPr>
-        <w:t>("¡</w:t>
-      </w:r>
-      <w:proofErr w:type="spellStart"/>
-      <w:r>
-        <w:rPr>
-          <w:lang w:val="en-GB"/>
-        </w:rPr>
-        <w:t>Correcto</w:t>
-      </w:r>
-      <w:proofErr w:type="spellEnd"/>
-      <w:r>
-        <w:rPr>
-          <w:lang w:val="en-GB"/>
-        </w:rPr>
-        <w:t xml:space="preserve">! </w:t>
-      </w:r>
-      <w:r>
-        <w:t>Intentos: " + intentos);</w:t>
-      </w:r>
-    </w:p>
-    <w:p>
-      <w:r>
         <w:t xml:space="preserve">    </w:t>
       </w:r>
       <w:proofErr w:type="spellStart"/>
@@ -18928,7 +18858,6 @@
         <w:rPr>
           <w:lang w:val="en-GB"/>
         </w:rPr>
-        <w:lastRenderedPageBreak/>
         <w:t xml:space="preserve">    int n = </w:t>
       </w:r>
       <w:proofErr w:type="spellStart"/>
@@ -19687,7 +19616,6 @@
     </w:p>
     <w:p>
       <w:r>
-        <w:lastRenderedPageBreak/>
         <w:t>}</w:t>
       </w:r>
     </w:p>

--- a/EJERCICIOS DE LOS ALUMNOS/JUAN ANTONIO/JAVA/EJERCICIOS OBLIGATORIOS DE JAVA  condicionales y bucles 2026.docx
+++ b/EJERCICIOS DE LOS ALUMNOS/JUAN ANTONIO/JAVA/EJERCICIOS OBLIGATORIOS DE JAVA  condicionales y bucles 2026.docx
@@ -2675,6 +2675,9 @@
     </w:p>
     <w:p>
       <w:r>
+        <w:rPr>
+          <w:noProof/>
+        </w:rPr>
         <w:lastRenderedPageBreak/>
         <w:drawing>
           <wp:inline distT="0" distB="0" distL="0" distR="0" wp14:anchorId="76DBF727" wp14:editId="7B72BE51">
@@ -3072,6 +3075,9 @@
     </w:p>
     <w:p>
       <w:r>
+        <w:rPr>
+          <w:noProof/>
+        </w:rPr>
         <w:drawing>
           <wp:inline distT="0" distB="0" distL="0" distR="0" wp14:anchorId="42B5A427" wp14:editId="1CE37EAC">
             <wp:extent cx="6645910" cy="4043680"/>
@@ -3995,6 +4001,9 @@
     <w:p/>
     <w:p>
       <w:r>
+        <w:rPr>
+          <w:noProof/>
+        </w:rPr>
         <w:drawing>
           <wp:inline distT="0" distB="0" distL="0" distR="0" wp14:anchorId="4EDE1F44" wp14:editId="11DF1E3A">
             <wp:extent cx="6612940" cy="2721610"/>
@@ -4041,6 +4050,9 @@
     </w:p>
     <w:p>
       <w:r>
+        <w:rPr>
+          <w:noProof/>
+        </w:rPr>
         <w:drawing>
           <wp:inline distT="0" distB="0" distL="0" distR="0" wp14:anchorId="2F9DAD44" wp14:editId="1A04AF66">
             <wp:extent cx="6645910" cy="4620895"/>
@@ -10907,8 +10919,6 @@
         <w:t>}</w:t>
       </w:r>
     </w:p>
-    <w:p/>
-    <w:p/>
     <w:p>
       <w:pPr>
         <w:pStyle w:val="Ttulo1"/>
@@ -11115,13 +11125,52 @@
     </w:p>
     <w:p>
       <w:r>
+        <w:t xml:space="preserve">  }</w:t>
+      </w:r>
+    </w:p>
+    <w:p>
+      <w:r>
+        <w:t>}</w:t>
+      </w:r>
+    </w:p>
+    <w:p>
+      <w:r>
         <w:lastRenderedPageBreak/>
-        <w:t xml:space="preserve">  }</w:t>
-      </w:r>
-    </w:p>
-    <w:p>
-      <w:r>
-        <w:t>}</w:t>
+        <w:drawing>
+          <wp:inline distT="0" distB="0" distL="0" distR="0" wp14:anchorId="3E45B756" wp14:editId="47E666FA">
+            <wp:extent cx="6645910" cy="2999740"/>
+            <wp:effectExtent l="0" t="0" r="2540" b="0"/>
+            <wp:docPr id="13" name="Imagen 13"/>
+            <wp:cNvGraphicFramePr>
+              <a:graphicFrameLocks xmlns:a="http://schemas.openxmlformats.org/drawingml/2006/main" noChangeAspect="1"/>
+            </wp:cNvGraphicFramePr>
+            <a:graphic xmlns:a="http://schemas.openxmlformats.org/drawingml/2006/main">
+              <a:graphicData uri="http://schemas.openxmlformats.org/drawingml/2006/picture">
+                <pic:pic xmlns:pic="http://schemas.openxmlformats.org/drawingml/2006/picture">
+                  <pic:nvPicPr>
+                    <pic:cNvPr id="1" name=""/>
+                    <pic:cNvPicPr/>
+                  </pic:nvPicPr>
+                  <pic:blipFill>
+                    <a:blip r:embed="rId14"/>
+                    <a:stretch>
+                      <a:fillRect/>
+                    </a:stretch>
+                  </pic:blipFill>
+                  <pic:spPr>
+                    <a:xfrm>
+                      <a:off x="0" y="0"/>
+                      <a:ext cx="6645910" cy="2999740"/>
+                    </a:xfrm>
+                    <a:prstGeom prst="rect">
+                      <a:avLst/>
+                    </a:prstGeom>
+                  </pic:spPr>
+                </pic:pic>
+              </a:graphicData>
+            </a:graphic>
+          </wp:inline>
+        </w:drawing>
       </w:r>
     </w:p>
     <w:p>
@@ -11343,9 +11392,41 @@
     </w:p>
     <w:p>
       <w:r>
-        <w:pict w14:anchorId="02B78762">
-          <v:rect id="_x0000_i1040" style="width:0;height:1.5pt" o:hralign="center" o:hrstd="t" o:hr="t" fillcolor="#a0a0a0" stroked="f"/>
-        </w:pict>
+        <w:drawing>
+          <wp:inline distT="0" distB="0" distL="0" distR="0" wp14:anchorId="79DDE41D" wp14:editId="50851429">
+            <wp:extent cx="5953956" cy="2486372"/>
+            <wp:effectExtent l="0" t="0" r="8890" b="9525"/>
+            <wp:docPr id="14" name="Imagen 14"/>
+            <wp:cNvGraphicFramePr>
+              <a:graphicFrameLocks xmlns:a="http://schemas.openxmlformats.org/drawingml/2006/main" noChangeAspect="1"/>
+            </wp:cNvGraphicFramePr>
+            <a:graphic xmlns:a="http://schemas.openxmlformats.org/drawingml/2006/main">
+              <a:graphicData uri="http://schemas.openxmlformats.org/drawingml/2006/picture">
+                <pic:pic xmlns:pic="http://schemas.openxmlformats.org/drawingml/2006/picture">
+                  <pic:nvPicPr>
+                    <pic:cNvPr id="1" name=""/>
+                    <pic:cNvPicPr/>
+                  </pic:nvPicPr>
+                  <pic:blipFill>
+                    <a:blip r:embed="rId15"/>
+                    <a:stretch>
+                      <a:fillRect/>
+                    </a:stretch>
+                  </pic:blipFill>
+                  <pic:spPr>
+                    <a:xfrm>
+                      <a:off x="0" y="0"/>
+                      <a:ext cx="5953956" cy="2486372"/>
+                    </a:xfrm>
+                    <a:prstGeom prst="rect">
+                      <a:avLst/>
+                    </a:prstGeom>
+                  </pic:spPr>
+                </pic:pic>
+              </a:graphicData>
+            </a:graphic>
+          </wp:inline>
+        </w:drawing>
       </w:r>
     </w:p>
     <w:p>
@@ -11355,938 +11436,1020 @@
           <w:bCs/>
         </w:rPr>
       </w:pPr>
-      <w:r>
+    </w:p>
+    <w:p>
+      <w:pPr>
         <w:rPr>
           <w:b/>
           <w:bCs/>
         </w:rPr>
-        <w:t xml:space="preserve">3) Suma de </w:t>
-      </w:r>
-      <w:proofErr w:type="gramStart"/>
-      <w:r>
+      </w:pPr>
+    </w:p>
+    <w:p>
+      <w:pPr>
         <w:rPr>
           <w:b/>
           <w:bCs/>
         </w:rPr>
-        <w:t>1..</w:t>
-      </w:r>
-      <w:proofErr w:type="gramEnd"/>
+      </w:pPr>
       <w:r>
         <w:rPr>
           <w:b/>
           <w:bCs/>
         </w:rPr>
-        <w:t>N</w:t>
-      </w:r>
-    </w:p>
-    <w:p>
+        <w:lastRenderedPageBreak/>
+        <w:t xml:space="preserve">3) Suma de </w:t>
+      </w:r>
+      <w:proofErr w:type="gramStart"/>
       <w:r>
         <w:rPr>
           <w:b/>
           <w:bCs/>
         </w:rPr>
-        <w:t>Enunciado:</w:t>
-      </w:r>
-      <w:r>
-        <w:t xml:space="preserve"> Lee N y calcula la suma de 1 a N.</w:t>
-      </w:r>
-    </w:p>
-    <w:p>
-      <w:pPr>
-        <w:rPr>
-          <w:lang w:val="en-GB"/>
-        </w:rPr>
-      </w:pPr>
-      <w:r>
-        <w:rPr>
-          <w:lang w:val="en-GB"/>
-        </w:rPr>
-        <w:t xml:space="preserve">import </w:t>
-      </w:r>
-      <w:proofErr w:type="spellStart"/>
-      <w:proofErr w:type="gramStart"/>
-      <w:r>
-        <w:rPr>
-          <w:lang w:val="en-GB"/>
-        </w:rPr>
-        <w:t>java.util</w:t>
-      </w:r>
-      <w:proofErr w:type="gramEnd"/>
-      <w:r>
-        <w:rPr>
-          <w:lang w:val="en-GB"/>
-        </w:rPr>
-        <w:t>.Scanner</w:t>
-      </w:r>
-      <w:proofErr w:type="spellEnd"/>
-      <w:r>
-        <w:rPr>
-          <w:lang w:val="en-GB"/>
-        </w:rPr>
-        <w:t>;</w:t>
-      </w:r>
-    </w:p>
-    <w:p>
-      <w:pPr>
-        <w:rPr>
-          <w:lang w:val="en-GB"/>
-        </w:rPr>
-      </w:pPr>
-    </w:p>
-    <w:p>
-      <w:pPr>
-        <w:rPr>
-          <w:lang w:val="en-GB"/>
-        </w:rPr>
-      </w:pPr>
-      <w:r>
-        <w:rPr>
-          <w:lang w:val="en-GB"/>
-        </w:rPr>
-        <w:t>public class Ej03_Suma1aN {</w:t>
-      </w:r>
-    </w:p>
-    <w:p>
-      <w:pPr>
-        <w:rPr>
-          <w:lang w:val="en-GB"/>
-        </w:rPr>
-      </w:pPr>
-      <w:r>
-        <w:rPr>
-          <w:lang w:val="en-GB"/>
-        </w:rPr>
-        <w:t xml:space="preserve">  public static void </w:t>
-      </w:r>
-      <w:proofErr w:type="gramStart"/>
-      <w:r>
-        <w:rPr>
-          <w:lang w:val="en-GB"/>
-        </w:rPr>
-        <w:t>main(</w:t>
-      </w:r>
-      <w:proofErr w:type="gramEnd"/>
-      <w:r>
-        <w:rPr>
-          <w:lang w:val="en-GB"/>
-        </w:rPr>
-        <w:t xml:space="preserve">String[] </w:t>
-      </w:r>
-      <w:proofErr w:type="spellStart"/>
-      <w:r>
-        <w:rPr>
-          <w:lang w:val="en-GB"/>
-        </w:rPr>
-        <w:t>args</w:t>
-      </w:r>
-      <w:proofErr w:type="spellEnd"/>
-      <w:r>
-        <w:rPr>
-          <w:lang w:val="en-GB"/>
-        </w:rPr>
-        <w:t>) {</w:t>
-      </w:r>
-    </w:p>
-    <w:p>
-      <w:pPr>
-        <w:rPr>
-          <w:lang w:val="en-GB"/>
-        </w:rPr>
-      </w:pPr>
-      <w:r>
-        <w:rPr>
-          <w:lang w:val="en-GB"/>
-        </w:rPr>
-        <w:t xml:space="preserve">    Scanner </w:t>
-      </w:r>
-      <w:proofErr w:type="spellStart"/>
-      <w:r>
-        <w:rPr>
-          <w:lang w:val="en-GB"/>
-        </w:rPr>
-        <w:t>sc</w:t>
-      </w:r>
-      <w:proofErr w:type="spellEnd"/>
-      <w:r>
-        <w:rPr>
-          <w:lang w:val="en-GB"/>
-        </w:rPr>
-        <w:t xml:space="preserve"> = new </w:t>
-      </w:r>
-      <w:proofErr w:type="gramStart"/>
-      <w:r>
-        <w:rPr>
-          <w:lang w:val="en-GB"/>
-        </w:rPr>
-        <w:t>Scanner(</w:t>
-      </w:r>
-      <w:proofErr w:type="gramEnd"/>
-      <w:r>
-        <w:rPr>
-          <w:lang w:val="en-GB"/>
-        </w:rPr>
-        <w:t>System.in);</w:t>
-      </w:r>
-    </w:p>
-    <w:p>
-      <w:pPr>
-        <w:rPr>
-          <w:lang w:val="en-GB"/>
-        </w:rPr>
-      </w:pPr>
-      <w:r>
-        <w:rPr>
-          <w:lang w:val="en-GB"/>
-        </w:rPr>
-        <w:t xml:space="preserve">    </w:t>
-      </w:r>
-      <w:proofErr w:type="spellStart"/>
-      <w:r>
-        <w:rPr>
-          <w:lang w:val="en-GB"/>
-        </w:rPr>
-        <w:t>System.out.print</w:t>
-      </w:r>
-      <w:proofErr w:type="spellEnd"/>
-      <w:r>
-        <w:rPr>
-          <w:lang w:val="en-GB"/>
-        </w:rPr>
-        <w:t>("N: ");</w:t>
-      </w:r>
-    </w:p>
-    <w:p>
-      <w:pPr>
-        <w:rPr>
-          <w:lang w:val="en-GB"/>
-        </w:rPr>
-      </w:pPr>
-      <w:r>
-        <w:rPr>
-          <w:lang w:val="en-GB"/>
-        </w:rPr>
-        <w:t xml:space="preserve">    int n = </w:t>
-      </w:r>
-      <w:proofErr w:type="spellStart"/>
-      <w:proofErr w:type="gramStart"/>
-      <w:r>
-        <w:rPr>
-          <w:lang w:val="en-GB"/>
-        </w:rPr>
-        <w:t>sc.nextInt</w:t>
-      </w:r>
-      <w:proofErr w:type="spellEnd"/>
-      <w:proofErr w:type="gramEnd"/>
-      <w:r>
-        <w:rPr>
-          <w:lang w:val="en-GB"/>
-        </w:rPr>
-        <w:t>();</w:t>
-      </w:r>
-    </w:p>
-    <w:p>
-      <w:pPr>
-        <w:rPr>
-          <w:lang w:val="en-GB"/>
-        </w:rPr>
-      </w:pPr>
-    </w:p>
-    <w:p>
-      <w:pPr>
-        <w:rPr>
-          <w:lang w:val="en-GB"/>
-        </w:rPr>
-      </w:pPr>
-      <w:r>
-        <w:rPr>
-          <w:lang w:val="en-GB"/>
-        </w:rPr>
-        <w:t xml:space="preserve">    int </w:t>
-      </w:r>
-      <w:proofErr w:type="spellStart"/>
-      <w:r>
-        <w:rPr>
-          <w:lang w:val="en-GB"/>
-        </w:rPr>
-        <w:t>suma</w:t>
-      </w:r>
-      <w:proofErr w:type="spellEnd"/>
-      <w:r>
-        <w:rPr>
-          <w:lang w:val="en-GB"/>
-        </w:rPr>
-        <w:t xml:space="preserve"> = 0;</w:t>
-      </w:r>
-    </w:p>
-    <w:p>
-      <w:pPr>
-        <w:rPr>
-          <w:lang w:val="en-GB"/>
-        </w:rPr>
-      </w:pPr>
-      <w:r>
-        <w:rPr>
-          <w:lang w:val="en-GB"/>
-        </w:rPr>
-        <w:t xml:space="preserve">    for (int </w:t>
-      </w:r>
-      <w:proofErr w:type="spellStart"/>
-      <w:r>
-        <w:rPr>
-          <w:lang w:val="en-GB"/>
-        </w:rPr>
-        <w:t>i</w:t>
-      </w:r>
-      <w:proofErr w:type="spellEnd"/>
-      <w:r>
-        <w:rPr>
-          <w:lang w:val="en-GB"/>
-        </w:rPr>
-        <w:t xml:space="preserve"> = 1; </w:t>
-      </w:r>
-      <w:proofErr w:type="spellStart"/>
-      <w:r>
-        <w:rPr>
-          <w:lang w:val="en-GB"/>
-        </w:rPr>
-        <w:t>i</w:t>
-      </w:r>
-      <w:proofErr w:type="spellEnd"/>
-      <w:r>
-        <w:rPr>
-          <w:lang w:val="en-GB"/>
-        </w:rPr>
-        <w:t xml:space="preserve"> &lt;= n; </w:t>
-      </w:r>
-      <w:proofErr w:type="spellStart"/>
-      <w:r>
-        <w:rPr>
-          <w:lang w:val="en-GB"/>
-        </w:rPr>
-        <w:t>i</w:t>
-      </w:r>
-      <w:proofErr w:type="spellEnd"/>
-      <w:r>
-        <w:rPr>
-          <w:lang w:val="en-GB"/>
-        </w:rPr>
-        <w:t>++) {</w:t>
-      </w:r>
-    </w:p>
-    <w:p>
-      <w:pPr>
-        <w:rPr>
-          <w:lang w:val="en-GB"/>
-        </w:rPr>
-      </w:pPr>
-      <w:r>
-        <w:rPr>
-          <w:lang w:val="en-GB"/>
-        </w:rPr>
-        <w:t xml:space="preserve">      </w:t>
-      </w:r>
-      <w:proofErr w:type="spellStart"/>
-      <w:r>
-        <w:rPr>
-          <w:lang w:val="en-GB"/>
-        </w:rPr>
-        <w:t>suma</w:t>
-      </w:r>
-      <w:proofErr w:type="spellEnd"/>
-      <w:r>
-        <w:rPr>
-          <w:lang w:val="en-GB"/>
-        </w:rPr>
-        <w:t xml:space="preserve"> += </w:t>
-      </w:r>
-      <w:proofErr w:type="spellStart"/>
-      <w:r>
-        <w:rPr>
-          <w:lang w:val="en-GB"/>
-        </w:rPr>
-        <w:t>i</w:t>
-      </w:r>
-      <w:proofErr w:type="spellEnd"/>
-      <w:r>
-        <w:rPr>
-          <w:lang w:val="en-GB"/>
-        </w:rPr>
-        <w:t>;</w:t>
-      </w:r>
-    </w:p>
-    <w:p>
-      <w:pPr>
-        <w:rPr>
-          <w:lang w:val="en-GB"/>
-        </w:rPr>
-      </w:pPr>
-      <w:r>
-        <w:rPr>
-          <w:lang w:val="en-GB"/>
-        </w:rPr>
-        <w:t xml:space="preserve">    }</w:t>
-      </w:r>
-    </w:p>
-    <w:p>
-      <w:pPr>
-        <w:rPr>
-          <w:lang w:val="en-GB"/>
-        </w:rPr>
-      </w:pPr>
-    </w:p>
-    <w:p>
-      <w:pPr>
-        <w:rPr>
-          <w:lang w:val="en-GB"/>
-        </w:rPr>
-      </w:pPr>
-      <w:r>
-        <w:rPr>
-          <w:lang w:val="en-GB"/>
-        </w:rPr>
-        <w:t xml:space="preserve">    </w:t>
-      </w:r>
-      <w:proofErr w:type="spellStart"/>
-      <w:r>
-        <w:rPr>
-          <w:lang w:val="en-GB"/>
-        </w:rPr>
-        <w:t>System.out.println</w:t>
-      </w:r>
-      <w:proofErr w:type="spellEnd"/>
-      <w:r>
-        <w:rPr>
-          <w:lang w:val="en-GB"/>
-        </w:rPr>
-        <w:t xml:space="preserve">("Suma = " + </w:t>
-      </w:r>
-      <w:proofErr w:type="spellStart"/>
-      <w:r>
-        <w:rPr>
-          <w:lang w:val="en-GB"/>
-        </w:rPr>
-        <w:t>suma</w:t>
-      </w:r>
-      <w:proofErr w:type="spellEnd"/>
-      <w:r>
-        <w:rPr>
-          <w:lang w:val="en-GB"/>
-        </w:rPr>
-        <w:t>);</w:t>
-      </w:r>
-    </w:p>
-    <w:p>
-      <w:pPr>
-        <w:rPr>
-          <w:lang w:val="en-GB"/>
-        </w:rPr>
-      </w:pPr>
-      <w:r>
-        <w:rPr>
-          <w:lang w:val="en-GB"/>
-        </w:rPr>
-        <w:t xml:space="preserve">    </w:t>
-      </w:r>
-      <w:proofErr w:type="spellStart"/>
-      <w:proofErr w:type="gramStart"/>
-      <w:r>
-        <w:rPr>
-          <w:lang w:val="en-GB"/>
-        </w:rPr>
-        <w:t>sc.close</w:t>
-      </w:r>
-      <w:proofErr w:type="spellEnd"/>
-      <w:proofErr w:type="gramEnd"/>
-      <w:r>
-        <w:rPr>
-          <w:lang w:val="en-GB"/>
-        </w:rPr>
-        <w:t>();</w:t>
-      </w:r>
-    </w:p>
-    <w:p>
-      <w:r>
-        <w:rPr>
-          <w:lang w:val="en-GB"/>
-        </w:rPr>
-        <w:lastRenderedPageBreak/>
-        <w:t xml:space="preserve">  </w:t>
-      </w:r>
-      <w:r>
-        <w:t>}</w:t>
-      </w:r>
-    </w:p>
-    <w:p>
-      <w:r>
-        <w:t>}</w:t>
-      </w:r>
-    </w:p>
-    <w:p>
-      <w:r>
-        <w:pict w14:anchorId="55D17605">
-          <v:rect id="_x0000_i1041" style="width:0;height:1.5pt" o:hralign="center" o:hrstd="t" o:hr="t" fillcolor="#a0a0a0" stroked="f"/>
-        </w:pict>
-      </w:r>
-    </w:p>
-    <w:p>
-      <w:pPr>
+        <w:t>1..</w:t>
+      </w:r>
+      <w:proofErr w:type="gramEnd"/>
+      <w:r>
         <w:rPr>
           <w:b/>
           <w:bCs/>
         </w:rPr>
-      </w:pPr>
+        <w:t>N</w:t>
+      </w:r>
+    </w:p>
+    <w:p>
       <w:r>
         <w:rPr>
           <w:b/>
           <w:bCs/>
         </w:rPr>
-        <w:t>4) Media de 5 números</w:t>
-      </w:r>
-    </w:p>
-    <w:p>
-      <w:r>
+        <w:t>Enunciado:</w:t>
+      </w:r>
+      <w:r>
+        <w:t xml:space="preserve"> Lee N y calcula la suma de 1 a N.</w:t>
+      </w:r>
+    </w:p>
+    <w:p>
+      <w:pPr>
+        <w:rPr>
+          <w:lang w:val="en-GB"/>
+        </w:rPr>
+      </w:pPr>
+      <w:r>
+        <w:rPr>
+          <w:lang w:val="en-GB"/>
+        </w:rPr>
+        <w:t xml:space="preserve">import </w:t>
+      </w:r>
+      <w:proofErr w:type="spellStart"/>
+      <w:proofErr w:type="gramStart"/>
+      <w:r>
+        <w:rPr>
+          <w:lang w:val="en-GB"/>
+        </w:rPr>
+        <w:t>java.util</w:t>
+      </w:r>
+      <w:proofErr w:type="gramEnd"/>
+      <w:r>
+        <w:rPr>
+          <w:lang w:val="en-GB"/>
+        </w:rPr>
+        <w:t>.Scanner</w:t>
+      </w:r>
+      <w:proofErr w:type="spellEnd"/>
+      <w:r>
+        <w:rPr>
+          <w:lang w:val="en-GB"/>
+        </w:rPr>
+        <w:t>;</w:t>
+      </w:r>
+    </w:p>
+    <w:p>
+      <w:pPr>
+        <w:rPr>
+          <w:lang w:val="en-GB"/>
+        </w:rPr>
+      </w:pPr>
+    </w:p>
+    <w:p>
+      <w:pPr>
+        <w:rPr>
+          <w:lang w:val="en-GB"/>
+        </w:rPr>
+      </w:pPr>
+      <w:r>
+        <w:rPr>
+          <w:lang w:val="en-GB"/>
+        </w:rPr>
+        <w:t>{</w:t>
+      </w:r>
+    </w:p>
+    <w:p>
+      <w:pPr>
+        <w:rPr>
+          <w:lang w:val="en-GB"/>
+        </w:rPr>
+      </w:pPr>
+      <w:r>
+        <w:rPr>
+          <w:lang w:val="en-GB"/>
+        </w:rPr>
+        <w:t xml:space="preserve">  public static void </w:t>
+      </w:r>
+      <w:proofErr w:type="gramStart"/>
+      <w:r>
+        <w:rPr>
+          <w:lang w:val="en-GB"/>
+        </w:rPr>
+        <w:t>main(</w:t>
+      </w:r>
+      <w:proofErr w:type="gramEnd"/>
+      <w:r>
+        <w:rPr>
+          <w:lang w:val="en-GB"/>
+        </w:rPr>
+        <w:t xml:space="preserve">String[] </w:t>
+      </w:r>
+      <w:proofErr w:type="spellStart"/>
+      <w:r>
+        <w:rPr>
+          <w:lang w:val="en-GB"/>
+        </w:rPr>
+        <w:t>args</w:t>
+      </w:r>
+      <w:proofErr w:type="spellEnd"/>
+      <w:r>
+        <w:rPr>
+          <w:lang w:val="en-GB"/>
+        </w:rPr>
+        <w:t>) {</w:t>
+      </w:r>
+    </w:p>
+    <w:p>
+      <w:pPr>
+        <w:rPr>
+          <w:lang w:val="en-GB"/>
+        </w:rPr>
+      </w:pPr>
+      <w:r>
+        <w:rPr>
+          <w:lang w:val="en-GB"/>
+        </w:rPr>
+        <w:t xml:space="preserve">    Scanner </w:t>
+      </w:r>
+      <w:proofErr w:type="spellStart"/>
+      <w:r>
+        <w:rPr>
+          <w:lang w:val="en-GB"/>
+        </w:rPr>
+        <w:t>sc</w:t>
+      </w:r>
+      <w:proofErr w:type="spellEnd"/>
+      <w:r>
+        <w:rPr>
+          <w:lang w:val="en-GB"/>
+        </w:rPr>
+        <w:t xml:space="preserve"> = new </w:t>
+      </w:r>
+      <w:proofErr w:type="gramStart"/>
+      <w:r>
+        <w:rPr>
+          <w:lang w:val="en-GB"/>
+        </w:rPr>
+        <w:t>Scanner(</w:t>
+      </w:r>
+      <w:proofErr w:type="gramEnd"/>
+      <w:r>
+        <w:rPr>
+          <w:lang w:val="en-GB"/>
+        </w:rPr>
+        <w:t>System.in);</w:t>
+      </w:r>
+    </w:p>
+    <w:p>
+      <w:pPr>
+        <w:rPr>
+          <w:lang w:val="en-GB"/>
+        </w:rPr>
+      </w:pPr>
+      <w:r>
+        <w:rPr>
+          <w:lang w:val="en-GB"/>
+        </w:rPr>
+        <w:t xml:space="preserve">    </w:t>
+      </w:r>
+      <w:proofErr w:type="spellStart"/>
+      <w:r>
+        <w:rPr>
+          <w:lang w:val="en-GB"/>
+        </w:rPr>
+        <w:t>System.out.print</w:t>
+      </w:r>
+      <w:proofErr w:type="spellEnd"/>
+      <w:r>
+        <w:rPr>
+          <w:lang w:val="en-GB"/>
+        </w:rPr>
+        <w:t>("N: ");</w:t>
+      </w:r>
+    </w:p>
+    <w:p>
+      <w:pPr>
+        <w:rPr>
+          <w:lang w:val="en-GB"/>
+        </w:rPr>
+      </w:pPr>
+      <w:r>
+        <w:rPr>
+          <w:lang w:val="en-GB"/>
+        </w:rPr>
+        <w:t xml:space="preserve">    int n = </w:t>
+      </w:r>
+      <w:proofErr w:type="spellStart"/>
+      <w:proofErr w:type="gramStart"/>
+      <w:r>
+        <w:rPr>
+          <w:lang w:val="en-GB"/>
+        </w:rPr>
+        <w:t>sc.nextInt</w:t>
+      </w:r>
+      <w:proofErr w:type="spellEnd"/>
+      <w:proofErr w:type="gramEnd"/>
+      <w:r>
+        <w:rPr>
+          <w:lang w:val="en-GB"/>
+        </w:rPr>
+        <w:t>();</w:t>
+      </w:r>
+    </w:p>
+    <w:p>
+      <w:pPr>
+        <w:rPr>
+          <w:lang w:val="en-GB"/>
+        </w:rPr>
+      </w:pPr>
+    </w:p>
+    <w:p>
+      <w:pPr>
+        <w:rPr>
+          <w:lang w:val="en-GB"/>
+        </w:rPr>
+      </w:pPr>
+      <w:r>
+        <w:rPr>
+          <w:lang w:val="en-GB"/>
+        </w:rPr>
+        <w:t xml:space="preserve">    int </w:t>
+      </w:r>
+      <w:proofErr w:type="spellStart"/>
+      <w:r>
+        <w:rPr>
+          <w:lang w:val="en-GB"/>
+        </w:rPr>
+        <w:t>suma</w:t>
+      </w:r>
+      <w:proofErr w:type="spellEnd"/>
+      <w:r>
+        <w:rPr>
+          <w:lang w:val="en-GB"/>
+        </w:rPr>
+        <w:t xml:space="preserve"> = 0;</w:t>
+      </w:r>
+    </w:p>
+    <w:p>
+      <w:pPr>
+        <w:rPr>
+          <w:lang w:val="en-GB"/>
+        </w:rPr>
+      </w:pPr>
+      <w:r>
+        <w:rPr>
+          <w:lang w:val="en-GB"/>
+        </w:rPr>
+        <w:t xml:space="preserve">    for (int </w:t>
+      </w:r>
+      <w:proofErr w:type="spellStart"/>
+      <w:r>
+        <w:rPr>
+          <w:lang w:val="en-GB"/>
+        </w:rPr>
+        <w:t>i</w:t>
+      </w:r>
+      <w:proofErr w:type="spellEnd"/>
+      <w:r>
+        <w:rPr>
+          <w:lang w:val="en-GB"/>
+        </w:rPr>
+        <w:t xml:space="preserve"> = 1; </w:t>
+      </w:r>
+      <w:proofErr w:type="spellStart"/>
+      <w:r>
+        <w:rPr>
+          <w:lang w:val="en-GB"/>
+        </w:rPr>
+        <w:t>i</w:t>
+      </w:r>
+      <w:proofErr w:type="spellEnd"/>
+      <w:r>
+        <w:rPr>
+          <w:lang w:val="en-GB"/>
+        </w:rPr>
+        <w:t xml:space="preserve"> &lt;= n; </w:t>
+      </w:r>
+      <w:proofErr w:type="spellStart"/>
+      <w:r>
+        <w:rPr>
+          <w:lang w:val="en-GB"/>
+        </w:rPr>
+        <w:t>i</w:t>
+      </w:r>
+      <w:proofErr w:type="spellEnd"/>
+      <w:r>
+        <w:rPr>
+          <w:lang w:val="en-GB"/>
+        </w:rPr>
+        <w:t>++) {</w:t>
+      </w:r>
+    </w:p>
+    <w:p>
+      <w:pPr>
+        <w:rPr>
+          <w:lang w:val="en-GB"/>
+        </w:rPr>
+      </w:pPr>
+      <w:r>
+        <w:rPr>
+          <w:lang w:val="en-GB"/>
+        </w:rPr>
+        <w:t xml:space="preserve">      </w:t>
+      </w:r>
+      <w:proofErr w:type="spellStart"/>
+      <w:r>
+        <w:rPr>
+          <w:lang w:val="en-GB"/>
+        </w:rPr>
+        <w:t>suma</w:t>
+      </w:r>
+      <w:proofErr w:type="spellEnd"/>
+      <w:r>
+        <w:rPr>
+          <w:lang w:val="en-GB"/>
+        </w:rPr>
+        <w:t xml:space="preserve"> += </w:t>
+      </w:r>
+      <w:proofErr w:type="spellStart"/>
+      <w:r>
+        <w:rPr>
+          <w:lang w:val="en-GB"/>
+        </w:rPr>
+        <w:t>i</w:t>
+      </w:r>
+      <w:proofErr w:type="spellEnd"/>
+      <w:r>
+        <w:rPr>
+          <w:lang w:val="en-GB"/>
+        </w:rPr>
+        <w:t>;</w:t>
+      </w:r>
+    </w:p>
+    <w:p>
+      <w:pPr>
+        <w:rPr>
+          <w:lang w:val="en-GB"/>
+        </w:rPr>
+      </w:pPr>
+      <w:r>
+        <w:rPr>
+          <w:lang w:val="en-GB"/>
+        </w:rPr>
+        <w:t xml:space="preserve">    }</w:t>
+      </w:r>
+    </w:p>
+    <w:p>
+      <w:pPr>
+        <w:rPr>
+          <w:lang w:val="en-GB"/>
+        </w:rPr>
+      </w:pPr>
+    </w:p>
+    <w:p>
+      <w:pPr>
+        <w:rPr>
+          <w:lang w:val="en-GB"/>
+        </w:rPr>
+      </w:pPr>
+      <w:r>
+        <w:rPr>
+          <w:lang w:val="en-GB"/>
+        </w:rPr>
+        <w:t xml:space="preserve">    </w:t>
+      </w:r>
+      <w:proofErr w:type="spellStart"/>
+      <w:r>
+        <w:rPr>
+          <w:lang w:val="en-GB"/>
+        </w:rPr>
+        <w:t>System.out.println</w:t>
+      </w:r>
+      <w:proofErr w:type="spellEnd"/>
+      <w:r>
+        <w:rPr>
+          <w:lang w:val="en-GB"/>
+        </w:rPr>
+        <w:t xml:space="preserve">("Suma = " + </w:t>
+      </w:r>
+      <w:proofErr w:type="spellStart"/>
+      <w:r>
+        <w:rPr>
+          <w:lang w:val="en-GB"/>
+        </w:rPr>
+        <w:t>suma</w:t>
+      </w:r>
+      <w:proofErr w:type="spellEnd"/>
+      <w:r>
+        <w:rPr>
+          <w:lang w:val="en-GB"/>
+        </w:rPr>
+        <w:t>);</w:t>
+      </w:r>
+    </w:p>
+    <w:p>
+      <w:pPr>
+        <w:rPr>
+          <w:lang w:val="en-GB"/>
+        </w:rPr>
+      </w:pPr>
+      <w:r>
+        <w:rPr>
+          <w:lang w:val="en-GB"/>
+        </w:rPr>
+        <w:t xml:space="preserve">    </w:t>
+      </w:r>
+      <w:proofErr w:type="spellStart"/>
+      <w:proofErr w:type="gramStart"/>
+      <w:r>
+        <w:rPr>
+          <w:lang w:val="en-GB"/>
+        </w:rPr>
+        <w:t>sc.close</w:t>
+      </w:r>
+      <w:proofErr w:type="spellEnd"/>
+      <w:proofErr w:type="gramEnd"/>
+      <w:r>
+        <w:rPr>
+          <w:lang w:val="en-GB"/>
+        </w:rPr>
+        <w:t>();</w:t>
+      </w:r>
+    </w:p>
+    <w:p>
+      <w:r>
+        <w:rPr>
+          <w:lang w:val="en-GB"/>
+        </w:rPr>
+        <w:t xml:space="preserve">  </w:t>
+      </w:r>
+      <w:r>
+        <w:t>}</w:t>
+      </w:r>
+    </w:p>
+    <w:p>
+      <w:r>
+        <w:t>}</w:t>
+      </w:r>
+    </w:p>
+    <w:p>
+      <w:r>
+        <w:drawing>
+          <wp:inline distT="0" distB="0" distL="0" distR="0" wp14:anchorId="413201F0" wp14:editId="3350FAFE">
+            <wp:extent cx="6645910" cy="3565525"/>
+            <wp:effectExtent l="0" t="0" r="2540" b="0"/>
+            <wp:docPr id="16" name="Imagen 16"/>
+            <wp:cNvGraphicFramePr>
+              <a:graphicFrameLocks xmlns:a="http://schemas.openxmlformats.org/drawingml/2006/main" noChangeAspect="1"/>
+            </wp:cNvGraphicFramePr>
+            <a:graphic xmlns:a="http://schemas.openxmlformats.org/drawingml/2006/main">
+              <a:graphicData uri="http://schemas.openxmlformats.org/drawingml/2006/picture">
+                <pic:pic xmlns:pic="http://schemas.openxmlformats.org/drawingml/2006/picture">
+                  <pic:nvPicPr>
+                    <pic:cNvPr id="1" name=""/>
+                    <pic:cNvPicPr/>
+                  </pic:nvPicPr>
+                  <pic:blipFill>
+                    <a:blip r:embed="rId16"/>
+                    <a:stretch>
+                      <a:fillRect/>
+                    </a:stretch>
+                  </pic:blipFill>
+                  <pic:spPr>
+                    <a:xfrm>
+                      <a:off x="0" y="0"/>
+                      <a:ext cx="6645910" cy="3565525"/>
+                    </a:xfrm>
+                    <a:prstGeom prst="rect">
+                      <a:avLst/>
+                    </a:prstGeom>
+                  </pic:spPr>
+                </pic:pic>
+              </a:graphicData>
+            </a:graphic>
+          </wp:inline>
+        </w:drawing>
+      </w:r>
+    </w:p>
+    <w:p>
+      <w:pPr>
         <w:rPr>
           <w:b/>
           <w:bCs/>
         </w:rPr>
-        <w:t>Enunciado:</w:t>
-      </w:r>
-      <w:r>
-        <w:t xml:space="preserve"> Pide 5 números y muestra la media.</w:t>
-      </w:r>
-    </w:p>
-    <w:p>
-      <w:pPr>
-        <w:rPr>
-          <w:lang w:val="en-GB"/>
-        </w:rPr>
-      </w:pPr>
-      <w:r>
-        <w:rPr>
-          <w:lang w:val="en-GB"/>
-        </w:rPr>
-        <w:t xml:space="preserve">import </w:t>
-      </w:r>
-      <w:proofErr w:type="spellStart"/>
-      <w:proofErr w:type="gramStart"/>
-      <w:r>
-        <w:rPr>
-          <w:lang w:val="en-GB"/>
-        </w:rPr>
-        <w:t>java.util</w:t>
-      </w:r>
-      <w:proofErr w:type="gramEnd"/>
-      <w:r>
-        <w:rPr>
-          <w:lang w:val="en-GB"/>
-        </w:rPr>
-        <w:t>.Scanner</w:t>
-      </w:r>
-      <w:proofErr w:type="spellEnd"/>
-      <w:r>
-        <w:rPr>
-          <w:lang w:val="en-GB"/>
-        </w:rPr>
-        <w:t>;</w:t>
-      </w:r>
-    </w:p>
-    <w:p>
-      <w:pPr>
-        <w:rPr>
-          <w:lang w:val="en-GB"/>
-        </w:rPr>
-      </w:pPr>
-    </w:p>
-    <w:p>
-      <w:pPr>
-        <w:rPr>
-          <w:lang w:val="en-GB"/>
-        </w:rPr>
-      </w:pPr>
-      <w:r>
-        <w:rPr>
-          <w:lang w:val="en-GB"/>
-        </w:rPr>
-        <w:t>public class Ej04_Media5 {</w:t>
-      </w:r>
-    </w:p>
-    <w:p>
-      <w:pPr>
-        <w:rPr>
-          <w:lang w:val="en-GB"/>
-        </w:rPr>
-      </w:pPr>
-      <w:r>
-        <w:rPr>
-          <w:lang w:val="en-GB"/>
-        </w:rPr>
-        <w:t xml:space="preserve">  public static void </w:t>
-      </w:r>
-      <w:proofErr w:type="gramStart"/>
-      <w:r>
-        <w:rPr>
-          <w:lang w:val="en-GB"/>
-        </w:rPr>
-        <w:t>main(</w:t>
-      </w:r>
-      <w:proofErr w:type="gramEnd"/>
-      <w:r>
-        <w:rPr>
-          <w:lang w:val="en-GB"/>
-        </w:rPr>
-        <w:t xml:space="preserve">String[] </w:t>
-      </w:r>
-      <w:proofErr w:type="spellStart"/>
-      <w:r>
-        <w:rPr>
-          <w:lang w:val="en-GB"/>
-        </w:rPr>
-        <w:t>args</w:t>
-      </w:r>
-      <w:proofErr w:type="spellEnd"/>
-      <w:r>
-        <w:rPr>
-          <w:lang w:val="en-GB"/>
-        </w:rPr>
-        <w:t>) {</w:t>
-      </w:r>
-    </w:p>
-    <w:p>
-      <w:pPr>
-        <w:rPr>
-          <w:lang w:val="en-GB"/>
-        </w:rPr>
-      </w:pPr>
-      <w:r>
-        <w:rPr>
-          <w:lang w:val="en-GB"/>
-        </w:rPr>
-        <w:t xml:space="preserve">    Scanner </w:t>
-      </w:r>
-      <w:proofErr w:type="spellStart"/>
-      <w:r>
-        <w:rPr>
-          <w:lang w:val="en-GB"/>
-        </w:rPr>
-        <w:t>sc</w:t>
-      </w:r>
-      <w:proofErr w:type="spellEnd"/>
-      <w:r>
-        <w:rPr>
-          <w:lang w:val="en-GB"/>
-        </w:rPr>
-        <w:t xml:space="preserve"> = new </w:t>
-      </w:r>
-      <w:proofErr w:type="gramStart"/>
-      <w:r>
-        <w:rPr>
-          <w:lang w:val="en-GB"/>
-        </w:rPr>
-        <w:t>Scanner(</w:t>
-      </w:r>
-      <w:proofErr w:type="gramEnd"/>
-      <w:r>
-        <w:rPr>
-          <w:lang w:val="en-GB"/>
-        </w:rPr>
-        <w:t>System.in);</w:t>
-      </w:r>
-    </w:p>
-    <w:p>
-      <w:pPr>
-        <w:rPr>
-          <w:lang w:val="en-GB"/>
-        </w:rPr>
-      </w:pPr>
-    </w:p>
-    <w:p>
-      <w:pPr>
-        <w:rPr>
-          <w:lang w:val="en-GB"/>
-        </w:rPr>
-      </w:pPr>
-      <w:r>
-        <w:rPr>
-          <w:lang w:val="en-GB"/>
-        </w:rPr>
-        <w:t xml:space="preserve">    double </w:t>
-      </w:r>
-      <w:proofErr w:type="spellStart"/>
-      <w:r>
-        <w:rPr>
-          <w:lang w:val="en-GB"/>
-        </w:rPr>
-        <w:t>suma</w:t>
-      </w:r>
-      <w:proofErr w:type="spellEnd"/>
-      <w:r>
-        <w:rPr>
-          <w:lang w:val="en-GB"/>
-        </w:rPr>
-        <w:t xml:space="preserve"> = 0;</w:t>
-      </w:r>
-    </w:p>
-    <w:p>
-      <w:pPr>
-        <w:rPr>
-          <w:lang w:val="en-GB"/>
-        </w:rPr>
-      </w:pPr>
-      <w:r>
-        <w:rPr>
-          <w:lang w:val="en-GB"/>
-        </w:rPr>
-        <w:t xml:space="preserve">    for (int </w:t>
-      </w:r>
-      <w:proofErr w:type="spellStart"/>
-      <w:r>
-        <w:rPr>
-          <w:lang w:val="en-GB"/>
-        </w:rPr>
-        <w:t>i</w:t>
-      </w:r>
-      <w:proofErr w:type="spellEnd"/>
-      <w:r>
-        <w:rPr>
-          <w:lang w:val="en-GB"/>
-        </w:rPr>
-        <w:t xml:space="preserve"> = 1; </w:t>
-      </w:r>
-      <w:proofErr w:type="spellStart"/>
-      <w:r>
-        <w:rPr>
-          <w:lang w:val="en-GB"/>
-        </w:rPr>
-        <w:t>i</w:t>
-      </w:r>
-      <w:proofErr w:type="spellEnd"/>
-      <w:r>
-        <w:rPr>
-          <w:lang w:val="en-GB"/>
-        </w:rPr>
-        <w:t xml:space="preserve"> &lt;= 5; </w:t>
-      </w:r>
-      <w:proofErr w:type="spellStart"/>
-      <w:r>
-        <w:rPr>
-          <w:lang w:val="en-GB"/>
-        </w:rPr>
-        <w:t>i</w:t>
-      </w:r>
-      <w:proofErr w:type="spellEnd"/>
-      <w:r>
-        <w:rPr>
-          <w:lang w:val="en-GB"/>
-        </w:rPr>
-        <w:t>++) {</w:t>
-      </w:r>
-    </w:p>
-    <w:p>
-      <w:pPr>
-        <w:rPr>
-          <w:lang w:val="en-GB"/>
-        </w:rPr>
-      </w:pPr>
-      <w:r>
-        <w:rPr>
-          <w:lang w:val="en-GB"/>
-        </w:rPr>
-        <w:t xml:space="preserve">      </w:t>
-      </w:r>
-      <w:proofErr w:type="spellStart"/>
-      <w:r>
-        <w:rPr>
-          <w:lang w:val="en-GB"/>
-        </w:rPr>
-        <w:t>System.out.print</w:t>
-      </w:r>
-      <w:proofErr w:type="spellEnd"/>
-      <w:r>
-        <w:rPr>
-          <w:lang w:val="en-GB"/>
-        </w:rPr>
-        <w:t>("</w:t>
-      </w:r>
-      <w:proofErr w:type="spellStart"/>
-      <w:r>
-        <w:rPr>
-          <w:lang w:val="en-GB"/>
-        </w:rPr>
-        <w:t>Número</w:t>
-      </w:r>
-      <w:proofErr w:type="spellEnd"/>
-      <w:r>
-        <w:rPr>
-          <w:lang w:val="en-GB"/>
-        </w:rPr>
-        <w:t xml:space="preserve"> " + </w:t>
-      </w:r>
-      <w:proofErr w:type="spellStart"/>
-      <w:r>
-        <w:rPr>
-          <w:lang w:val="en-GB"/>
-        </w:rPr>
-        <w:t>i</w:t>
-      </w:r>
-      <w:proofErr w:type="spellEnd"/>
-      <w:r>
-        <w:rPr>
-          <w:lang w:val="en-GB"/>
-        </w:rPr>
-        <w:t xml:space="preserve"> + ": ");</w:t>
-      </w:r>
-    </w:p>
-    <w:p>
-      <w:pPr>
-        <w:rPr>
-          <w:lang w:val="en-GB"/>
-        </w:rPr>
-      </w:pPr>
-      <w:r>
-        <w:rPr>
-          <w:lang w:val="en-GB"/>
-        </w:rPr>
-        <w:t xml:space="preserve">      </w:t>
-      </w:r>
-      <w:proofErr w:type="spellStart"/>
-      <w:r>
-        <w:rPr>
-          <w:lang w:val="en-GB"/>
-        </w:rPr>
-        <w:t>suma</w:t>
-      </w:r>
-      <w:proofErr w:type="spellEnd"/>
-      <w:r>
-        <w:rPr>
-          <w:lang w:val="en-GB"/>
-        </w:rPr>
-        <w:t xml:space="preserve"> += </w:t>
-      </w:r>
-      <w:proofErr w:type="spellStart"/>
-      <w:proofErr w:type="gramStart"/>
-      <w:r>
-        <w:rPr>
-          <w:lang w:val="en-GB"/>
-        </w:rPr>
-        <w:t>sc.nextDouble</w:t>
-      </w:r>
-      <w:proofErr w:type="spellEnd"/>
-      <w:proofErr w:type="gramEnd"/>
-      <w:r>
-        <w:rPr>
-          <w:lang w:val="en-GB"/>
-        </w:rPr>
-        <w:t>();</w:t>
-      </w:r>
-    </w:p>
-    <w:p>
-      <w:pPr>
-        <w:rPr>
-          <w:lang w:val="en-GB"/>
-        </w:rPr>
-      </w:pPr>
-      <w:r>
-        <w:rPr>
-          <w:lang w:val="en-GB"/>
-        </w:rPr>
-        <w:t xml:space="preserve">    }</w:t>
-      </w:r>
-    </w:p>
-    <w:p>
-      <w:pPr>
-        <w:rPr>
-          <w:lang w:val="en-GB"/>
-        </w:rPr>
-      </w:pPr>
-    </w:p>
-    <w:p>
-      <w:pPr>
-        <w:rPr>
-          <w:lang w:val="en-GB"/>
-        </w:rPr>
-      </w:pPr>
-      <w:r>
-        <w:rPr>
-          <w:lang w:val="en-GB"/>
-        </w:rPr>
-        <w:t xml:space="preserve">    </w:t>
-      </w:r>
-      <w:proofErr w:type="spellStart"/>
-      <w:r>
-        <w:rPr>
-          <w:lang w:val="en-GB"/>
-        </w:rPr>
-        <w:t>System.out.println</w:t>
-      </w:r>
-      <w:proofErr w:type="spellEnd"/>
-      <w:r>
-        <w:rPr>
-          <w:lang w:val="en-GB"/>
-        </w:rPr>
-        <w:t>("Media = " + (</w:t>
-      </w:r>
-      <w:proofErr w:type="spellStart"/>
-      <w:r>
-        <w:rPr>
-          <w:lang w:val="en-GB"/>
-        </w:rPr>
-        <w:t>suma</w:t>
-      </w:r>
-      <w:proofErr w:type="spellEnd"/>
-      <w:r>
-        <w:rPr>
-          <w:lang w:val="en-GB"/>
-        </w:rPr>
-        <w:t xml:space="preserve"> / 5));</w:t>
-      </w:r>
-    </w:p>
-    <w:p>
-      <w:r>
-        <w:rPr>
-          <w:lang w:val="en-GB"/>
-        </w:rPr>
-        <w:t xml:space="preserve">    </w:t>
-      </w:r>
-      <w:proofErr w:type="spellStart"/>
-      <w:proofErr w:type="gramStart"/>
-      <w:r>
-        <w:t>sc.close</w:t>
-      </w:r>
-      <w:proofErr w:type="spellEnd"/>
-      <w:proofErr w:type="gramEnd"/>
-      <w:r>
-        <w:t>();</w:t>
-      </w:r>
-    </w:p>
-    <w:p>
-      <w:r>
-        <w:t xml:space="preserve">  }</w:t>
-      </w:r>
-    </w:p>
-    <w:p>
-      <w:r>
-        <w:t>}</w:t>
-      </w:r>
-    </w:p>
-    <w:p>
-      <w:r>
-        <w:pict w14:anchorId="5FA9793B">
-          <v:rect id="_x0000_i1042" style="width:0;height:1.5pt" o:hralign="center" o:hrstd="t" o:hr="t" fillcolor="#a0a0a0" stroked="f"/>
-        </w:pict>
-      </w:r>
-    </w:p>
-    <w:p>
-      <w:pPr>
+      </w:pPr>
+      <w:r>
         <w:rPr>
           <w:b/>
           <w:bCs/>
         </w:rPr>
-      </w:pPr>
+        <w:lastRenderedPageBreak/>
+        <w:t>4) Media de 5 números</w:t>
+      </w:r>
+    </w:p>
+    <w:p>
       <w:r>
         <w:rPr>
           <w:b/>
           <w:bCs/>
         </w:rPr>
+        <w:t>Enunciado:</w:t>
+      </w:r>
+      <w:r>
+        <w:t xml:space="preserve"> Pide 5 números y muestra la media.</w:t>
+      </w:r>
+    </w:p>
+    <w:p>
+      <w:pPr>
+        <w:rPr>
+          <w:lang w:val="en-GB"/>
+        </w:rPr>
+      </w:pPr>
+      <w:r>
+        <w:rPr>
+          <w:lang w:val="en-GB"/>
+        </w:rPr>
+        <w:t xml:space="preserve">import </w:t>
+      </w:r>
+      <w:proofErr w:type="spellStart"/>
+      <w:proofErr w:type="gramStart"/>
+      <w:r>
+        <w:rPr>
+          <w:lang w:val="en-GB"/>
+        </w:rPr>
+        <w:t>java.util</w:t>
+      </w:r>
+      <w:proofErr w:type="gramEnd"/>
+      <w:r>
+        <w:rPr>
+          <w:lang w:val="en-GB"/>
+        </w:rPr>
+        <w:t>.Scanner</w:t>
+      </w:r>
+      <w:proofErr w:type="spellEnd"/>
+      <w:r>
+        <w:rPr>
+          <w:lang w:val="en-GB"/>
+        </w:rPr>
+        <w:t>;</w:t>
+      </w:r>
+    </w:p>
+    <w:p>
+      <w:pPr>
+        <w:rPr>
+          <w:lang w:val="en-GB"/>
+        </w:rPr>
+      </w:pPr>
+    </w:p>
+    <w:p>
+      <w:pPr>
+        <w:rPr>
+          <w:lang w:val="en-GB"/>
+        </w:rPr>
+      </w:pPr>
+      <w:r>
+        <w:rPr>
+          <w:lang w:val="en-GB"/>
+        </w:rPr>
+        <w:t>{</w:t>
+      </w:r>
+    </w:p>
+    <w:p>
+      <w:pPr>
+        <w:rPr>
+          <w:lang w:val="en-GB"/>
+        </w:rPr>
+      </w:pPr>
+      <w:r>
+        <w:rPr>
+          <w:lang w:val="en-GB"/>
+        </w:rPr>
+        <w:t xml:space="preserve">  public static void </w:t>
+      </w:r>
+      <w:proofErr w:type="gramStart"/>
+      <w:r>
+        <w:rPr>
+          <w:lang w:val="en-GB"/>
+        </w:rPr>
+        <w:t>main(</w:t>
+      </w:r>
+      <w:proofErr w:type="gramEnd"/>
+      <w:r>
+        <w:rPr>
+          <w:lang w:val="en-GB"/>
+        </w:rPr>
+        <w:t xml:space="preserve">String[] </w:t>
+      </w:r>
+      <w:proofErr w:type="spellStart"/>
+      <w:r>
+        <w:rPr>
+          <w:lang w:val="en-GB"/>
+        </w:rPr>
+        <w:t>args</w:t>
+      </w:r>
+      <w:proofErr w:type="spellEnd"/>
+      <w:r>
+        <w:rPr>
+          <w:lang w:val="en-GB"/>
+        </w:rPr>
+        <w:t>) {</w:t>
+      </w:r>
+    </w:p>
+    <w:p>
+      <w:pPr>
+        <w:rPr>
+          <w:lang w:val="en-GB"/>
+        </w:rPr>
+      </w:pPr>
+      <w:r>
+        <w:rPr>
+          <w:lang w:val="en-GB"/>
+        </w:rPr>
+        <w:t xml:space="preserve">    Scanner </w:t>
+      </w:r>
+      <w:proofErr w:type="spellStart"/>
+      <w:r>
+        <w:rPr>
+          <w:lang w:val="en-GB"/>
+        </w:rPr>
+        <w:t>sc</w:t>
+      </w:r>
+      <w:proofErr w:type="spellEnd"/>
+      <w:r>
+        <w:rPr>
+          <w:lang w:val="en-GB"/>
+        </w:rPr>
+        <w:t xml:space="preserve"> = new </w:t>
+      </w:r>
+      <w:proofErr w:type="gramStart"/>
+      <w:r>
+        <w:rPr>
+          <w:lang w:val="en-GB"/>
+        </w:rPr>
+        <w:t>Scanner(</w:t>
+      </w:r>
+      <w:proofErr w:type="gramEnd"/>
+      <w:r>
+        <w:rPr>
+          <w:lang w:val="en-GB"/>
+        </w:rPr>
+        <w:t>System.in);</w:t>
+      </w:r>
+    </w:p>
+    <w:p>
+      <w:pPr>
+        <w:rPr>
+          <w:lang w:val="en-GB"/>
+        </w:rPr>
+      </w:pPr>
+    </w:p>
+    <w:p>
+      <w:pPr>
+        <w:rPr>
+          <w:lang w:val="en-GB"/>
+        </w:rPr>
+      </w:pPr>
+      <w:r>
+        <w:rPr>
+          <w:lang w:val="en-GB"/>
+        </w:rPr>
+        <w:t xml:space="preserve">    double </w:t>
+      </w:r>
+      <w:proofErr w:type="spellStart"/>
+      <w:r>
+        <w:rPr>
+          <w:lang w:val="en-GB"/>
+        </w:rPr>
+        <w:t>suma</w:t>
+      </w:r>
+      <w:proofErr w:type="spellEnd"/>
+      <w:r>
+        <w:rPr>
+          <w:lang w:val="en-GB"/>
+        </w:rPr>
+        <w:t xml:space="preserve"> = 0;</w:t>
+      </w:r>
+    </w:p>
+    <w:p>
+      <w:pPr>
+        <w:rPr>
+          <w:lang w:val="en-GB"/>
+        </w:rPr>
+      </w:pPr>
+      <w:r>
+        <w:rPr>
+          <w:lang w:val="en-GB"/>
+        </w:rPr>
+        <w:t xml:space="preserve">    for (int </w:t>
+      </w:r>
+      <w:proofErr w:type="spellStart"/>
+      <w:r>
+        <w:rPr>
+          <w:lang w:val="en-GB"/>
+        </w:rPr>
+        <w:t>i</w:t>
+      </w:r>
+      <w:proofErr w:type="spellEnd"/>
+      <w:r>
+        <w:rPr>
+          <w:lang w:val="en-GB"/>
+        </w:rPr>
+        <w:t xml:space="preserve"> = 1; </w:t>
+      </w:r>
+      <w:proofErr w:type="spellStart"/>
+      <w:r>
+        <w:rPr>
+          <w:lang w:val="en-GB"/>
+        </w:rPr>
+        <w:t>i</w:t>
+      </w:r>
+      <w:proofErr w:type="spellEnd"/>
+      <w:r>
+        <w:rPr>
+          <w:lang w:val="en-GB"/>
+        </w:rPr>
+        <w:t xml:space="preserve"> &lt;= 5; </w:t>
+      </w:r>
+      <w:proofErr w:type="spellStart"/>
+      <w:r>
+        <w:rPr>
+          <w:lang w:val="en-GB"/>
+        </w:rPr>
+        <w:t>i</w:t>
+      </w:r>
+      <w:proofErr w:type="spellEnd"/>
+      <w:r>
+        <w:rPr>
+          <w:lang w:val="en-GB"/>
+        </w:rPr>
+        <w:t>++) {</w:t>
+      </w:r>
+    </w:p>
+    <w:p>
+      <w:pPr>
+        <w:rPr>
+          <w:lang w:val="en-GB"/>
+        </w:rPr>
+      </w:pPr>
+      <w:r>
+        <w:rPr>
+          <w:lang w:val="en-GB"/>
+        </w:rPr>
+        <w:t xml:space="preserve">      </w:t>
+      </w:r>
+      <w:proofErr w:type="spellStart"/>
+      <w:r>
+        <w:rPr>
+          <w:lang w:val="en-GB"/>
+        </w:rPr>
+        <w:t>System.out.print</w:t>
+      </w:r>
+      <w:proofErr w:type="spellEnd"/>
+      <w:r>
+        <w:rPr>
+          <w:lang w:val="en-GB"/>
+        </w:rPr>
+        <w:t>("</w:t>
+      </w:r>
+      <w:proofErr w:type="spellStart"/>
+      <w:r>
+        <w:rPr>
+          <w:lang w:val="en-GB"/>
+        </w:rPr>
+        <w:t>Número</w:t>
+      </w:r>
+      <w:proofErr w:type="spellEnd"/>
+      <w:r>
+        <w:rPr>
+          <w:lang w:val="en-GB"/>
+        </w:rPr>
+        <w:t xml:space="preserve"> " + </w:t>
+      </w:r>
+      <w:proofErr w:type="spellStart"/>
+      <w:r>
+        <w:rPr>
+          <w:lang w:val="en-GB"/>
+        </w:rPr>
+        <w:t>i</w:t>
+      </w:r>
+      <w:proofErr w:type="spellEnd"/>
+      <w:r>
+        <w:rPr>
+          <w:lang w:val="en-GB"/>
+        </w:rPr>
+        <w:t xml:space="preserve"> + ": ");</w:t>
+      </w:r>
+    </w:p>
+    <w:p>
+      <w:pPr>
+        <w:rPr>
+          <w:lang w:val="en-GB"/>
+        </w:rPr>
+      </w:pPr>
+      <w:r>
+        <w:rPr>
+          <w:lang w:val="en-GB"/>
+        </w:rPr>
+        <w:t xml:space="preserve">      </w:t>
+      </w:r>
+      <w:proofErr w:type="spellStart"/>
+      <w:r>
+        <w:rPr>
+          <w:lang w:val="en-GB"/>
+        </w:rPr>
+        <w:t>suma</w:t>
+      </w:r>
+      <w:proofErr w:type="spellEnd"/>
+      <w:r>
+        <w:rPr>
+          <w:lang w:val="en-GB"/>
+        </w:rPr>
+        <w:t xml:space="preserve"> += </w:t>
+      </w:r>
+      <w:proofErr w:type="spellStart"/>
+      <w:proofErr w:type="gramStart"/>
+      <w:r>
+        <w:rPr>
+          <w:lang w:val="en-GB"/>
+        </w:rPr>
+        <w:t>sc.nextDouble</w:t>
+      </w:r>
+      <w:proofErr w:type="spellEnd"/>
+      <w:proofErr w:type="gramEnd"/>
+      <w:r>
+        <w:rPr>
+          <w:lang w:val="en-GB"/>
+        </w:rPr>
+        <w:t>();</w:t>
+      </w:r>
+    </w:p>
+    <w:p>
+      <w:pPr>
+        <w:rPr>
+          <w:lang w:val="en-GB"/>
+        </w:rPr>
+      </w:pPr>
+      <w:r>
+        <w:rPr>
+          <w:lang w:val="en-GB"/>
+        </w:rPr>
+        <w:t xml:space="preserve">    }</w:t>
+      </w:r>
+    </w:p>
+    <w:p>
+      <w:pPr>
+        <w:rPr>
+          <w:lang w:val="en-GB"/>
+        </w:rPr>
+      </w:pPr>
+    </w:p>
+    <w:p>
+      <w:pPr>
+        <w:rPr>
+          <w:lang w:val="en-GB"/>
+        </w:rPr>
+      </w:pPr>
+      <w:r>
+        <w:rPr>
+          <w:lang w:val="en-GB"/>
+        </w:rPr>
+        <w:t xml:space="preserve">    </w:t>
+      </w:r>
+      <w:proofErr w:type="spellStart"/>
+      <w:r>
+        <w:rPr>
+          <w:lang w:val="en-GB"/>
+        </w:rPr>
+        <w:t>System.out.println</w:t>
+      </w:r>
+      <w:proofErr w:type="spellEnd"/>
+      <w:r>
+        <w:rPr>
+          <w:lang w:val="en-GB"/>
+        </w:rPr>
+        <w:t>("Media = " + (</w:t>
+      </w:r>
+      <w:proofErr w:type="spellStart"/>
+      <w:r>
+        <w:rPr>
+          <w:lang w:val="en-GB"/>
+        </w:rPr>
+        <w:t>suma</w:t>
+      </w:r>
+      <w:proofErr w:type="spellEnd"/>
+      <w:r>
+        <w:rPr>
+          <w:lang w:val="en-GB"/>
+        </w:rPr>
+        <w:t xml:space="preserve"> / 5));</w:t>
+      </w:r>
+    </w:p>
+    <w:p>
+      <w:r>
+        <w:rPr>
+          <w:lang w:val="en-GB"/>
+        </w:rPr>
+        <w:t xml:space="preserve">    </w:t>
+      </w:r>
+      <w:proofErr w:type="spellStart"/>
+      <w:proofErr w:type="gramStart"/>
+      <w:r>
+        <w:t>sc.close</w:t>
+      </w:r>
+      <w:proofErr w:type="spellEnd"/>
+      <w:proofErr w:type="gramEnd"/>
+      <w:r>
+        <w:t>();</w:t>
+      </w:r>
+    </w:p>
+    <w:p>
+      <w:r>
+        <w:t xml:space="preserve">  }</w:t>
+      </w:r>
+    </w:p>
+    <w:p>
+      <w:r>
+        <w:t>}</w:t>
+      </w:r>
+    </w:p>
+    <w:p>
+      <w:r>
+        <w:drawing>
+          <wp:inline distT="0" distB="0" distL="0" distR="0" wp14:anchorId="574E1A53" wp14:editId="285AD1F1">
+            <wp:extent cx="6645910" cy="3983990"/>
+            <wp:effectExtent l="0" t="0" r="2540" b="0"/>
+            <wp:docPr id="18" name="Imagen 18"/>
+            <wp:cNvGraphicFramePr>
+              <a:graphicFrameLocks xmlns:a="http://schemas.openxmlformats.org/drawingml/2006/main" noChangeAspect="1"/>
+            </wp:cNvGraphicFramePr>
+            <a:graphic xmlns:a="http://schemas.openxmlformats.org/drawingml/2006/main">
+              <a:graphicData uri="http://schemas.openxmlformats.org/drawingml/2006/picture">
+                <pic:pic xmlns:pic="http://schemas.openxmlformats.org/drawingml/2006/picture">
+                  <pic:nvPicPr>
+                    <pic:cNvPr id="1" name=""/>
+                    <pic:cNvPicPr/>
+                  </pic:nvPicPr>
+                  <pic:blipFill>
+                    <a:blip r:embed="rId17"/>
+                    <a:stretch>
+                      <a:fillRect/>
+                    </a:stretch>
+                  </pic:blipFill>
+                  <pic:spPr>
+                    <a:xfrm>
+                      <a:off x="0" y="0"/>
+                      <a:ext cx="6645910" cy="3983990"/>
+                    </a:xfrm>
+                    <a:prstGeom prst="rect">
+                      <a:avLst/>
+                    </a:prstGeom>
+                  </pic:spPr>
+                </pic:pic>
+              </a:graphicData>
+            </a:graphic>
+          </wp:inline>
+        </w:drawing>
+      </w:r>
+    </w:p>
+    <w:p/>
+    <w:p>
+      <w:pPr>
+        <w:rPr>
+          <w:b/>
+          <w:bCs/>
+        </w:rPr>
+      </w:pPr>
+      <w:r>
+        <w:rPr>
+          <w:b/>
+          <w:bCs/>
+        </w:rPr>
         <w:t>5) Contar positivos, negativos y ceros (N números)</w:t>
       </w:r>
     </w:p>
@@ -12342,7 +12505,7 @@
         <w:rPr>
           <w:lang w:val="en-GB"/>
         </w:rPr>
-        <w:t>public class Ej05_ContarSignos {</w:t>
+        <w:t>{</w:t>
       </w:r>
     </w:p>
     <w:p>
@@ -12492,313 +12655,352 @@
         <w:rPr>
           <w:lang w:val="en-GB"/>
         </w:rPr>
+        <w:t xml:space="preserve">    int </w:t>
+      </w:r>
+      <w:proofErr w:type="spellStart"/>
+      <w:r>
+        <w:rPr>
+          <w:lang w:val="en-GB"/>
+        </w:rPr>
+        <w:t>pos</w:t>
+      </w:r>
+      <w:proofErr w:type="spellEnd"/>
+      <w:r>
+        <w:rPr>
+          <w:lang w:val="en-GB"/>
+        </w:rPr>
+        <w:t xml:space="preserve"> = 0, neg = 0, cero = 0;</w:t>
+      </w:r>
+    </w:p>
+    <w:p>
+      <w:pPr>
+        <w:rPr>
+          <w:lang w:val="en-GB"/>
+        </w:rPr>
+      </w:pPr>
+    </w:p>
+    <w:p>
+      <w:pPr>
+        <w:rPr>
+          <w:lang w:val="en-GB"/>
+        </w:rPr>
+      </w:pPr>
+      <w:r>
+        <w:rPr>
+          <w:lang w:val="en-GB"/>
+        </w:rPr>
+        <w:t xml:space="preserve">    for (int </w:t>
+      </w:r>
+      <w:proofErr w:type="spellStart"/>
+      <w:r>
+        <w:rPr>
+          <w:lang w:val="en-GB"/>
+        </w:rPr>
+        <w:t>i</w:t>
+      </w:r>
+      <w:proofErr w:type="spellEnd"/>
+      <w:r>
+        <w:rPr>
+          <w:lang w:val="en-GB"/>
+        </w:rPr>
+        <w:t xml:space="preserve"> = 1; </w:t>
+      </w:r>
+      <w:proofErr w:type="spellStart"/>
+      <w:r>
+        <w:rPr>
+          <w:lang w:val="en-GB"/>
+        </w:rPr>
+        <w:t>i</w:t>
+      </w:r>
+      <w:proofErr w:type="spellEnd"/>
+      <w:r>
+        <w:rPr>
+          <w:lang w:val="en-GB"/>
+        </w:rPr>
+        <w:t xml:space="preserve"> &lt;= n; </w:t>
+      </w:r>
+      <w:proofErr w:type="spellStart"/>
+      <w:r>
+        <w:rPr>
+          <w:lang w:val="en-GB"/>
+        </w:rPr>
+        <w:t>i</w:t>
+      </w:r>
+      <w:proofErr w:type="spellEnd"/>
+      <w:r>
+        <w:rPr>
+          <w:lang w:val="en-GB"/>
+        </w:rPr>
+        <w:t>++) {</w:t>
+      </w:r>
+    </w:p>
+    <w:p>
+      <w:pPr>
+        <w:rPr>
+          <w:lang w:val="en-GB"/>
+        </w:rPr>
+      </w:pPr>
+      <w:r>
+        <w:rPr>
+          <w:lang w:val="en-GB"/>
+        </w:rPr>
+        <w:t xml:space="preserve">      </w:t>
+      </w:r>
+      <w:proofErr w:type="spellStart"/>
+      <w:r>
+        <w:rPr>
+          <w:lang w:val="en-GB"/>
+        </w:rPr>
+        <w:t>System.out.print</w:t>
+      </w:r>
+      <w:proofErr w:type="spellEnd"/>
+      <w:r>
+        <w:rPr>
+          <w:lang w:val="en-GB"/>
+        </w:rPr>
+        <w:t>("</w:t>
+      </w:r>
+      <w:proofErr w:type="spellStart"/>
+      <w:r>
+        <w:rPr>
+          <w:lang w:val="en-GB"/>
+        </w:rPr>
+        <w:t>Número</w:t>
+      </w:r>
+      <w:proofErr w:type="spellEnd"/>
+      <w:r>
+        <w:rPr>
+          <w:lang w:val="en-GB"/>
+        </w:rPr>
+        <w:t xml:space="preserve"> " + </w:t>
+      </w:r>
+      <w:proofErr w:type="spellStart"/>
+      <w:r>
+        <w:rPr>
+          <w:lang w:val="en-GB"/>
+        </w:rPr>
+        <w:t>i</w:t>
+      </w:r>
+      <w:proofErr w:type="spellEnd"/>
+      <w:r>
+        <w:rPr>
+          <w:lang w:val="en-GB"/>
+        </w:rPr>
+        <w:t xml:space="preserve"> + ": ");</w:t>
+      </w:r>
+    </w:p>
+    <w:p>
+      <w:pPr>
+        <w:rPr>
+          <w:lang w:val="en-GB"/>
+        </w:rPr>
+      </w:pPr>
+      <w:r>
+        <w:rPr>
+          <w:lang w:val="en-GB"/>
+        </w:rPr>
+        <w:t xml:space="preserve">      int x = </w:t>
+      </w:r>
+      <w:proofErr w:type="spellStart"/>
+      <w:proofErr w:type="gramStart"/>
+      <w:r>
+        <w:rPr>
+          <w:lang w:val="en-GB"/>
+        </w:rPr>
+        <w:t>sc.nextInt</w:t>
+      </w:r>
+      <w:proofErr w:type="spellEnd"/>
+      <w:proofErr w:type="gramEnd"/>
+      <w:r>
+        <w:rPr>
+          <w:lang w:val="en-GB"/>
+        </w:rPr>
+        <w:t>();</w:t>
+      </w:r>
+    </w:p>
+    <w:p>
+      <w:pPr>
+        <w:rPr>
+          <w:lang w:val="en-GB"/>
+        </w:rPr>
+      </w:pPr>
+      <w:r>
+        <w:rPr>
+          <w:lang w:val="en-GB"/>
+        </w:rPr>
+        <w:t xml:space="preserve">      if (x &gt; 0) </w:t>
+      </w:r>
+      <w:proofErr w:type="spellStart"/>
+      <w:r>
+        <w:rPr>
+          <w:lang w:val="en-GB"/>
+        </w:rPr>
+        <w:t>pos</w:t>
+      </w:r>
+      <w:proofErr w:type="spellEnd"/>
+      <w:r>
+        <w:rPr>
+          <w:lang w:val="en-GB"/>
+        </w:rPr>
+        <w:t>++;</w:t>
+      </w:r>
+    </w:p>
+    <w:p>
+      <w:pPr>
+        <w:rPr>
+          <w:lang w:val="en-GB"/>
+        </w:rPr>
+      </w:pPr>
+      <w:r>
+        <w:rPr>
+          <w:lang w:val="en-GB"/>
+        </w:rPr>
+        <w:t xml:space="preserve">      else if (x &lt; 0) neg++;</w:t>
+      </w:r>
+    </w:p>
+    <w:p>
+      <w:pPr>
+        <w:rPr>
+          <w:lang w:val="en-GB"/>
+        </w:rPr>
+      </w:pPr>
+      <w:r>
+        <w:rPr>
+          <w:lang w:val="en-GB"/>
+        </w:rPr>
+        <w:t xml:space="preserve">      else cero++;</w:t>
+      </w:r>
+    </w:p>
+    <w:p>
+      <w:r>
+        <w:rPr>
+          <w:lang w:val="en-GB"/>
+        </w:rPr>
+        <w:t xml:space="preserve">    </w:t>
+      </w:r>
+      <w:r>
+        <w:t>}</w:t>
+      </w:r>
+    </w:p>
+    <w:p/>
+    <w:p>
+      <w:r>
+        <w:t xml:space="preserve">    </w:t>
+      </w:r>
+      <w:proofErr w:type="spellStart"/>
+      <w:r>
+        <w:t>System.out.println</w:t>
+      </w:r>
+      <w:proofErr w:type="spellEnd"/>
+      <w:r>
+        <w:t xml:space="preserve">("Positivos: " + </w:t>
+      </w:r>
+      <w:proofErr w:type="spellStart"/>
+      <w:r>
+        <w:t>pos</w:t>
+      </w:r>
+      <w:proofErr w:type="spellEnd"/>
+      <w:r>
+        <w:t>);</w:t>
+      </w:r>
+    </w:p>
+    <w:p>
+      <w:r>
+        <w:t xml:space="preserve">    </w:t>
+      </w:r>
+      <w:proofErr w:type="spellStart"/>
+      <w:r>
+        <w:t>System.out.println</w:t>
+      </w:r>
+      <w:proofErr w:type="spellEnd"/>
+      <w:r>
+        <w:t xml:space="preserve">("Negativos: " + </w:t>
+      </w:r>
+      <w:proofErr w:type="spellStart"/>
+      <w:r>
+        <w:t>neg</w:t>
+      </w:r>
+      <w:proofErr w:type="spellEnd"/>
+      <w:r>
+        <w:t>);</w:t>
+      </w:r>
+    </w:p>
+    <w:p>
+      <w:r>
+        <w:t xml:space="preserve">    </w:t>
+      </w:r>
+      <w:proofErr w:type="spellStart"/>
+      <w:r>
+        <w:t>System.out.println</w:t>
+      </w:r>
+      <w:proofErr w:type="spellEnd"/>
+      <w:r>
+        <w:t>("Ceros: " + cero);</w:t>
+      </w:r>
+    </w:p>
+    <w:p>
+      <w:r>
+        <w:t xml:space="preserve">    </w:t>
+      </w:r>
+      <w:proofErr w:type="spellStart"/>
+      <w:proofErr w:type="gramStart"/>
+      <w:r>
+        <w:t>sc.close</w:t>
+      </w:r>
+      <w:proofErr w:type="spellEnd"/>
+      <w:proofErr w:type="gramEnd"/>
+      <w:r>
+        <w:t>();</w:t>
+      </w:r>
+    </w:p>
+    <w:p>
+      <w:r>
+        <w:t xml:space="preserve">  }</w:t>
+      </w:r>
+    </w:p>
+    <w:p>
+      <w:r>
+        <w:t>}</w:t>
+      </w:r>
+    </w:p>
+    <w:p>
+      <w:r>
         <w:lastRenderedPageBreak/>
-        <w:t xml:space="preserve">    int </w:t>
-      </w:r>
-      <w:proofErr w:type="spellStart"/>
-      <w:r>
-        <w:rPr>
-          <w:lang w:val="en-GB"/>
-        </w:rPr>
-        <w:t>pos</w:t>
-      </w:r>
-      <w:proofErr w:type="spellEnd"/>
-      <w:r>
-        <w:rPr>
-          <w:lang w:val="en-GB"/>
-        </w:rPr>
-        <w:t xml:space="preserve"> = 0, neg = 0, cero = 0;</w:t>
-      </w:r>
-    </w:p>
-    <w:p>
-      <w:pPr>
-        <w:rPr>
-          <w:lang w:val="en-GB"/>
-        </w:rPr>
-      </w:pPr>
-    </w:p>
-    <w:p>
-      <w:pPr>
-        <w:rPr>
-          <w:lang w:val="en-GB"/>
-        </w:rPr>
-      </w:pPr>
-      <w:r>
-        <w:rPr>
-          <w:lang w:val="en-GB"/>
-        </w:rPr>
-        <w:t xml:space="preserve">    for (int </w:t>
-      </w:r>
-      <w:proofErr w:type="spellStart"/>
-      <w:r>
-        <w:rPr>
-          <w:lang w:val="en-GB"/>
-        </w:rPr>
-        <w:t>i</w:t>
-      </w:r>
-      <w:proofErr w:type="spellEnd"/>
-      <w:r>
-        <w:rPr>
-          <w:lang w:val="en-GB"/>
-        </w:rPr>
-        <w:t xml:space="preserve"> = 1; </w:t>
-      </w:r>
-      <w:proofErr w:type="spellStart"/>
-      <w:r>
-        <w:rPr>
-          <w:lang w:val="en-GB"/>
-        </w:rPr>
-        <w:t>i</w:t>
-      </w:r>
-      <w:proofErr w:type="spellEnd"/>
-      <w:r>
-        <w:rPr>
-          <w:lang w:val="en-GB"/>
-        </w:rPr>
-        <w:t xml:space="preserve"> &lt;= n; </w:t>
-      </w:r>
-      <w:proofErr w:type="spellStart"/>
-      <w:r>
-        <w:rPr>
-          <w:lang w:val="en-GB"/>
-        </w:rPr>
-        <w:t>i</w:t>
-      </w:r>
-      <w:proofErr w:type="spellEnd"/>
-      <w:r>
-        <w:rPr>
-          <w:lang w:val="en-GB"/>
-        </w:rPr>
-        <w:t>++) {</w:t>
-      </w:r>
-    </w:p>
-    <w:p>
-      <w:pPr>
-        <w:rPr>
-          <w:lang w:val="en-GB"/>
-        </w:rPr>
-      </w:pPr>
-      <w:r>
-        <w:rPr>
-          <w:lang w:val="en-GB"/>
-        </w:rPr>
-        <w:t xml:space="preserve">      </w:t>
-      </w:r>
-      <w:proofErr w:type="spellStart"/>
-      <w:r>
-        <w:rPr>
-          <w:lang w:val="en-GB"/>
-        </w:rPr>
-        <w:t>System.out.print</w:t>
-      </w:r>
-      <w:proofErr w:type="spellEnd"/>
-      <w:r>
-        <w:rPr>
-          <w:lang w:val="en-GB"/>
-        </w:rPr>
-        <w:t>("</w:t>
-      </w:r>
-      <w:proofErr w:type="spellStart"/>
-      <w:r>
-        <w:rPr>
-          <w:lang w:val="en-GB"/>
-        </w:rPr>
-        <w:t>Número</w:t>
-      </w:r>
-      <w:proofErr w:type="spellEnd"/>
-      <w:r>
-        <w:rPr>
-          <w:lang w:val="en-GB"/>
-        </w:rPr>
-        <w:t xml:space="preserve"> " + </w:t>
-      </w:r>
-      <w:proofErr w:type="spellStart"/>
-      <w:r>
-        <w:rPr>
-          <w:lang w:val="en-GB"/>
-        </w:rPr>
-        <w:t>i</w:t>
-      </w:r>
-      <w:proofErr w:type="spellEnd"/>
-      <w:r>
-        <w:rPr>
-          <w:lang w:val="en-GB"/>
-        </w:rPr>
-        <w:t xml:space="preserve"> + ": ");</w:t>
-      </w:r>
-    </w:p>
-    <w:p>
-      <w:pPr>
-        <w:rPr>
-          <w:lang w:val="en-GB"/>
-        </w:rPr>
-      </w:pPr>
-      <w:r>
-        <w:rPr>
-          <w:lang w:val="en-GB"/>
-        </w:rPr>
-        <w:t xml:space="preserve">      int x = </w:t>
-      </w:r>
-      <w:proofErr w:type="spellStart"/>
-      <w:proofErr w:type="gramStart"/>
-      <w:r>
-        <w:rPr>
-          <w:lang w:val="en-GB"/>
-        </w:rPr>
-        <w:t>sc.nextInt</w:t>
-      </w:r>
-      <w:proofErr w:type="spellEnd"/>
-      <w:proofErr w:type="gramEnd"/>
-      <w:r>
-        <w:rPr>
-          <w:lang w:val="en-GB"/>
-        </w:rPr>
-        <w:t>();</w:t>
-      </w:r>
-    </w:p>
-    <w:p>
-      <w:pPr>
-        <w:rPr>
-          <w:lang w:val="en-GB"/>
-        </w:rPr>
-      </w:pPr>
-      <w:r>
-        <w:rPr>
-          <w:lang w:val="en-GB"/>
-        </w:rPr>
-        <w:t xml:space="preserve">      if (x &gt; 0) </w:t>
-      </w:r>
-      <w:proofErr w:type="spellStart"/>
-      <w:r>
-        <w:rPr>
-          <w:lang w:val="en-GB"/>
-        </w:rPr>
-        <w:t>pos</w:t>
-      </w:r>
-      <w:proofErr w:type="spellEnd"/>
-      <w:r>
-        <w:rPr>
-          <w:lang w:val="en-GB"/>
-        </w:rPr>
-        <w:t>++;</w:t>
-      </w:r>
-    </w:p>
-    <w:p>
-      <w:pPr>
-        <w:rPr>
-          <w:lang w:val="en-GB"/>
-        </w:rPr>
-      </w:pPr>
-      <w:r>
-        <w:rPr>
-          <w:lang w:val="en-GB"/>
-        </w:rPr>
-        <w:t xml:space="preserve">      else if (x &lt; 0) neg++;</w:t>
-      </w:r>
-    </w:p>
-    <w:p>
-      <w:pPr>
-        <w:rPr>
-          <w:lang w:val="en-GB"/>
-        </w:rPr>
-      </w:pPr>
-      <w:r>
-        <w:rPr>
-          <w:lang w:val="en-GB"/>
-        </w:rPr>
-        <w:t xml:space="preserve">      else cero++;</w:t>
-      </w:r>
-    </w:p>
-    <w:p>
-      <w:r>
-        <w:rPr>
-          <w:lang w:val="en-GB"/>
-        </w:rPr>
-        <w:t xml:space="preserve">    </w:t>
-      </w:r>
-      <w:r>
-        <w:t>}</w:t>
-      </w:r>
-    </w:p>
-    <w:p/>
-    <w:p>
-      <w:r>
-        <w:t xml:space="preserve">    </w:t>
-      </w:r>
-      <w:proofErr w:type="spellStart"/>
-      <w:r>
-        <w:t>System.out.println</w:t>
-      </w:r>
-      <w:proofErr w:type="spellEnd"/>
-      <w:r>
-        <w:t xml:space="preserve">("Positivos: " + </w:t>
-      </w:r>
-      <w:proofErr w:type="spellStart"/>
-      <w:r>
-        <w:t>pos</w:t>
-      </w:r>
-      <w:proofErr w:type="spellEnd"/>
-      <w:r>
-        <w:t>);</w:t>
-      </w:r>
-    </w:p>
-    <w:p>
-      <w:r>
-        <w:t xml:space="preserve">    </w:t>
-      </w:r>
-      <w:proofErr w:type="spellStart"/>
-      <w:r>
-        <w:t>System.out.println</w:t>
-      </w:r>
-      <w:proofErr w:type="spellEnd"/>
-      <w:r>
-        <w:t xml:space="preserve">("Negativos: " + </w:t>
-      </w:r>
-      <w:proofErr w:type="spellStart"/>
-      <w:r>
-        <w:t>neg</w:t>
-      </w:r>
-      <w:proofErr w:type="spellEnd"/>
-      <w:r>
-        <w:t>);</w:t>
-      </w:r>
-    </w:p>
-    <w:p>
-      <w:r>
-        <w:t xml:space="preserve">    </w:t>
-      </w:r>
-      <w:proofErr w:type="spellStart"/>
-      <w:r>
-        <w:t>System.out.println</w:t>
-      </w:r>
-      <w:proofErr w:type="spellEnd"/>
-      <w:r>
-        <w:t>("Ceros: " + cero);</w:t>
-      </w:r>
-    </w:p>
-    <w:p>
-      <w:r>
-        <w:t xml:space="preserve">    </w:t>
-      </w:r>
-      <w:proofErr w:type="spellStart"/>
-      <w:proofErr w:type="gramStart"/>
-      <w:r>
-        <w:t>sc.close</w:t>
-      </w:r>
-      <w:proofErr w:type="spellEnd"/>
-      <w:proofErr w:type="gramEnd"/>
-      <w:r>
-        <w:t>();</w:t>
-      </w:r>
-    </w:p>
-    <w:p>
-      <w:r>
-        <w:t xml:space="preserve">  }</w:t>
-      </w:r>
-    </w:p>
-    <w:p>
-      <w:r>
-        <w:t>}</w:t>
+        <w:drawing>
+          <wp:inline distT="0" distB="0" distL="0" distR="0" wp14:anchorId="6F3CDC76" wp14:editId="60436583">
+            <wp:extent cx="6645910" cy="5718175"/>
+            <wp:effectExtent l="0" t="0" r="2540" b="0"/>
+            <wp:docPr id="19" name="Imagen 19"/>
+            <wp:cNvGraphicFramePr>
+              <a:graphicFrameLocks xmlns:a="http://schemas.openxmlformats.org/drawingml/2006/main" noChangeAspect="1"/>
+            </wp:cNvGraphicFramePr>
+            <a:graphic xmlns:a="http://schemas.openxmlformats.org/drawingml/2006/main">
+              <a:graphicData uri="http://schemas.openxmlformats.org/drawingml/2006/picture">
+                <pic:pic xmlns:pic="http://schemas.openxmlformats.org/drawingml/2006/picture">
+                  <pic:nvPicPr>
+                    <pic:cNvPr id="1" name=""/>
+                    <pic:cNvPicPr/>
+                  </pic:nvPicPr>
+                  <pic:blipFill>
+                    <a:blip r:embed="rId18"/>
+                    <a:stretch>
+                      <a:fillRect/>
+                    </a:stretch>
+                  </pic:blipFill>
+                  <pic:spPr>
+                    <a:xfrm>
+                      <a:off x="0" y="0"/>
+                      <a:ext cx="6645910" cy="5718175"/>
+                    </a:xfrm>
+                    <a:prstGeom prst="rect">
+                      <a:avLst/>
+                    </a:prstGeom>
+                  </pic:spPr>
+                </pic:pic>
+              </a:graphicData>
+            </a:graphic>
+          </wp:inline>
+        </w:drawing>
       </w:r>
     </w:p>
     <w:p>
@@ -13152,6 +13354,7 @@
         <w:rPr>
           <w:lang w:val="en-GB"/>
         </w:rPr>
+        <w:lastRenderedPageBreak/>
         <w:t xml:space="preserve">    </w:t>
       </w:r>
       <w:r>
@@ -13176,13 +13379,51 @@
     </w:p>
     <w:p>
       <w:r>
-        <w:lastRenderedPageBreak/>
         <w:t xml:space="preserve">  }</w:t>
       </w:r>
     </w:p>
     <w:p>
       <w:r>
         <w:t>}</w:t>
+      </w:r>
+    </w:p>
+    <w:p>
+      <w:r>
+        <w:drawing>
+          <wp:inline distT="0" distB="0" distL="0" distR="0" wp14:anchorId="43AD5C52" wp14:editId="6CBB9BB0">
+            <wp:extent cx="6468378" cy="4877481"/>
+            <wp:effectExtent l="0" t="0" r="8890" b="0"/>
+            <wp:docPr id="20" name="Imagen 20"/>
+            <wp:cNvGraphicFramePr>
+              <a:graphicFrameLocks xmlns:a="http://schemas.openxmlformats.org/drawingml/2006/main" noChangeAspect="1"/>
+            </wp:cNvGraphicFramePr>
+            <a:graphic xmlns:a="http://schemas.openxmlformats.org/drawingml/2006/main">
+              <a:graphicData uri="http://schemas.openxmlformats.org/drawingml/2006/picture">
+                <pic:pic xmlns:pic="http://schemas.openxmlformats.org/drawingml/2006/picture">
+                  <pic:nvPicPr>
+                    <pic:cNvPr id="1" name=""/>
+                    <pic:cNvPicPr/>
+                  </pic:nvPicPr>
+                  <pic:blipFill>
+                    <a:blip r:embed="rId19"/>
+                    <a:stretch>
+                      <a:fillRect/>
+                    </a:stretch>
+                  </pic:blipFill>
+                  <pic:spPr>
+                    <a:xfrm>
+                      <a:off x="0" y="0"/>
+                      <a:ext cx="6468378" cy="4877481"/>
+                    </a:xfrm>
+                    <a:prstGeom prst="rect">
+                      <a:avLst/>
+                    </a:prstGeom>
+                  </pic:spPr>
+                </pic:pic>
+              </a:graphicData>
+            </a:graphic>
+          </wp:inline>
+        </w:drawing>
       </w:r>
     </w:p>
     <w:p>
@@ -13596,6 +13837,45 @@
     </w:p>
     <w:p>
       <w:r>
+        <w:drawing>
+          <wp:inline distT="0" distB="0" distL="0" distR="0" wp14:anchorId="17705C40" wp14:editId="125BE63B">
+            <wp:extent cx="6645910" cy="3782695"/>
+            <wp:effectExtent l="0" t="0" r="2540" b="8255"/>
+            <wp:docPr id="21" name="Imagen 21"/>
+            <wp:cNvGraphicFramePr>
+              <a:graphicFrameLocks xmlns:a="http://schemas.openxmlformats.org/drawingml/2006/main" noChangeAspect="1"/>
+            </wp:cNvGraphicFramePr>
+            <a:graphic xmlns:a="http://schemas.openxmlformats.org/drawingml/2006/main">
+              <a:graphicData uri="http://schemas.openxmlformats.org/drawingml/2006/picture">
+                <pic:pic xmlns:pic="http://schemas.openxmlformats.org/drawingml/2006/picture">
+                  <pic:nvPicPr>
+                    <pic:cNvPr id="1" name=""/>
+                    <pic:cNvPicPr/>
+                  </pic:nvPicPr>
+                  <pic:blipFill>
+                    <a:blip r:embed="rId20"/>
+                    <a:stretch>
+                      <a:fillRect/>
+                    </a:stretch>
+                  </pic:blipFill>
+                  <pic:spPr>
+                    <a:xfrm>
+                      <a:off x="0" y="0"/>
+                      <a:ext cx="6645910" cy="3782695"/>
+                    </a:xfrm>
+                    <a:prstGeom prst="rect">
+                      <a:avLst/>
+                    </a:prstGeom>
+                  </pic:spPr>
+                </pic:pic>
+              </a:graphicData>
+            </a:graphic>
+          </wp:inline>
+        </w:drawing>
+      </w:r>
+    </w:p>
+    <w:p>
+      <w:r>
         <w:pict w14:anchorId="1D236293">
           <v:rect id="_x0000_i1045" style="width:0;height:1.5pt" o:hralign="center" o:hrstd="t" o:hr="t" fillcolor="#a0a0a0" stroked="f"/>
         </w:pict>
@@ -13786,6 +14066,7 @@
         <w:rPr>
           <w:lang w:val="en-GB"/>
         </w:rPr>
+        <w:lastRenderedPageBreak/>
         <w:t xml:space="preserve">    int n = </w:t>
       </w:r>
       <w:proofErr w:type="spellStart"/>
@@ -14166,6 +14447,46 @@
     <w:p>
       <w:r>
         <w:t>}</w:t>
+      </w:r>
+    </w:p>
+    <w:p>
+      <w:r>
+        <w:lastRenderedPageBreak/>
+        <w:drawing>
+          <wp:inline distT="0" distB="0" distL="0" distR="0" wp14:anchorId="397BC229" wp14:editId="1114B9BF">
+            <wp:extent cx="6645910" cy="4978400"/>
+            <wp:effectExtent l="0" t="0" r="2540" b="0"/>
+            <wp:docPr id="22" name="Imagen 22"/>
+            <wp:cNvGraphicFramePr>
+              <a:graphicFrameLocks xmlns:a="http://schemas.openxmlformats.org/drawingml/2006/main" noChangeAspect="1"/>
+            </wp:cNvGraphicFramePr>
+            <a:graphic xmlns:a="http://schemas.openxmlformats.org/drawingml/2006/main">
+              <a:graphicData uri="http://schemas.openxmlformats.org/drawingml/2006/picture">
+                <pic:pic xmlns:pic="http://schemas.openxmlformats.org/drawingml/2006/picture">
+                  <pic:nvPicPr>
+                    <pic:cNvPr id="1" name=""/>
+                    <pic:cNvPicPr/>
+                  </pic:nvPicPr>
+                  <pic:blipFill>
+                    <a:blip r:embed="rId21"/>
+                    <a:stretch>
+                      <a:fillRect/>
+                    </a:stretch>
+                  </pic:blipFill>
+                  <pic:spPr>
+                    <a:xfrm>
+                      <a:off x="0" y="0"/>
+                      <a:ext cx="6645910" cy="4978400"/>
+                    </a:xfrm>
+                    <a:prstGeom prst="rect">
+                      <a:avLst/>
+                    </a:prstGeom>
+                  </pic:spPr>
+                </pic:pic>
+              </a:graphicData>
+            </a:graphic>
+          </wp:inline>
+        </w:drawing>
       </w:r>
     </w:p>
     <w:p>
@@ -14459,6 +14780,7 @@
         </w:rPr>
       </w:pPr>
       <w:r>
+        <w:lastRenderedPageBreak/>
         <w:t xml:space="preserve">      </w:t>
       </w:r>
       <w:r>
@@ -14613,6 +14935,45 @@
     <w:p>
       <w:r>
         <w:t>}</w:t>
+      </w:r>
+    </w:p>
+    <w:p>
+      <w:r>
+        <w:drawing>
+          <wp:inline distT="0" distB="0" distL="0" distR="0" wp14:anchorId="5FCF5869" wp14:editId="423420C0">
+            <wp:extent cx="6645910" cy="5236845"/>
+            <wp:effectExtent l="0" t="0" r="2540" b="1905"/>
+            <wp:docPr id="24" name="Imagen 24"/>
+            <wp:cNvGraphicFramePr>
+              <a:graphicFrameLocks xmlns:a="http://schemas.openxmlformats.org/drawingml/2006/main" noChangeAspect="1"/>
+            </wp:cNvGraphicFramePr>
+            <a:graphic xmlns:a="http://schemas.openxmlformats.org/drawingml/2006/main">
+              <a:graphicData uri="http://schemas.openxmlformats.org/drawingml/2006/picture">
+                <pic:pic xmlns:pic="http://schemas.openxmlformats.org/drawingml/2006/picture">
+                  <pic:nvPicPr>
+                    <pic:cNvPr id="1" name=""/>
+                    <pic:cNvPicPr/>
+                  </pic:nvPicPr>
+                  <pic:blipFill>
+                    <a:blip r:embed="rId22"/>
+                    <a:stretch>
+                      <a:fillRect/>
+                    </a:stretch>
+                  </pic:blipFill>
+                  <pic:spPr>
+                    <a:xfrm>
+                      <a:off x="0" y="0"/>
+                      <a:ext cx="6645910" cy="5236845"/>
+                    </a:xfrm>
+                    <a:prstGeom prst="rect">
+                      <a:avLst/>
+                    </a:prstGeom>
+                  </pic:spPr>
+                </pic:pic>
+              </a:graphicData>
+            </a:graphic>
+          </wp:inline>
+        </w:drawing>
       </w:r>
     </w:p>
     <w:p>
@@ -14920,8 +15281,46 @@
     </w:p>
     <w:p>
       <w:r>
-        <w:lastRenderedPageBreak/>
         <w:t>}</w:t>
+      </w:r>
+    </w:p>
+    <w:p>
+      <w:r>
+        <w:drawing>
+          <wp:inline distT="0" distB="0" distL="0" distR="0" wp14:anchorId="7DFBEB64" wp14:editId="265B71D9">
+            <wp:extent cx="6645910" cy="3740150"/>
+            <wp:effectExtent l="0" t="0" r="2540" b="0"/>
+            <wp:docPr id="25" name="Imagen 25"/>
+            <wp:cNvGraphicFramePr>
+              <a:graphicFrameLocks xmlns:a="http://schemas.openxmlformats.org/drawingml/2006/main" noChangeAspect="1"/>
+            </wp:cNvGraphicFramePr>
+            <a:graphic xmlns:a="http://schemas.openxmlformats.org/drawingml/2006/main">
+              <a:graphicData uri="http://schemas.openxmlformats.org/drawingml/2006/picture">
+                <pic:pic xmlns:pic="http://schemas.openxmlformats.org/drawingml/2006/picture">
+                  <pic:nvPicPr>
+                    <pic:cNvPr id="1" name=""/>
+                    <pic:cNvPicPr/>
+                  </pic:nvPicPr>
+                  <pic:blipFill>
+                    <a:blip r:embed="rId23"/>
+                    <a:stretch>
+                      <a:fillRect/>
+                    </a:stretch>
+                  </pic:blipFill>
+                  <pic:spPr>
+                    <a:xfrm>
+                      <a:off x="0" y="0"/>
+                      <a:ext cx="6645910" cy="3740150"/>
+                    </a:xfrm>
+                    <a:prstGeom prst="rect">
+                      <a:avLst/>
+                    </a:prstGeom>
+                  </pic:spPr>
+                </pic:pic>
+              </a:graphicData>
+            </a:graphic>
+          </wp:inline>
+        </w:drawing>
       </w:r>
     </w:p>
     <w:p>
@@ -14998,6 +15397,7 @@
         <w:rPr>
           <w:lang w:val="en-GB"/>
         </w:rPr>
+        <w:lastRenderedPageBreak/>
         <w:t>public class Ej11_MayorMenor {</w:t>
       </w:r>
     </w:p>
@@ -15566,144 +15966,144 @@
         <w:rPr>
           <w:lang w:val="en-GB"/>
         </w:rPr>
+        <w:t xml:space="preserve">import </w:t>
+      </w:r>
+      <w:proofErr w:type="spellStart"/>
+      <w:proofErr w:type="gramStart"/>
+      <w:r>
+        <w:rPr>
+          <w:lang w:val="en-GB"/>
+        </w:rPr>
+        <w:t>java.util</w:t>
+      </w:r>
+      <w:proofErr w:type="gramEnd"/>
+      <w:r>
+        <w:rPr>
+          <w:lang w:val="en-GB"/>
+        </w:rPr>
+        <w:t>.Scanner</w:t>
+      </w:r>
+      <w:proofErr w:type="spellEnd"/>
+      <w:r>
+        <w:rPr>
+          <w:lang w:val="en-GB"/>
+        </w:rPr>
+        <w:t>;</w:t>
+      </w:r>
+    </w:p>
+    <w:p>
+      <w:pPr>
+        <w:rPr>
+          <w:lang w:val="en-GB"/>
+        </w:rPr>
+      </w:pPr>
+    </w:p>
+    <w:p>
+      <w:pPr>
+        <w:rPr>
+          <w:lang w:val="en-GB"/>
+        </w:rPr>
+      </w:pPr>
+      <w:r>
+        <w:rPr>
+          <w:lang w:val="en-GB"/>
+        </w:rPr>
+        <w:t>public class Ej12_ContarDigitos {</w:t>
+      </w:r>
+    </w:p>
+    <w:p>
+      <w:pPr>
+        <w:rPr>
+          <w:lang w:val="en-GB"/>
+        </w:rPr>
+      </w:pPr>
+      <w:r>
+        <w:rPr>
+          <w:lang w:val="en-GB"/>
+        </w:rPr>
+        <w:t xml:space="preserve">  public static void </w:t>
+      </w:r>
+      <w:proofErr w:type="gramStart"/>
+      <w:r>
+        <w:rPr>
+          <w:lang w:val="en-GB"/>
+        </w:rPr>
+        <w:t>main(</w:t>
+      </w:r>
+      <w:proofErr w:type="gramEnd"/>
+      <w:r>
+        <w:rPr>
+          <w:lang w:val="en-GB"/>
+        </w:rPr>
+        <w:t xml:space="preserve">String[] </w:t>
+      </w:r>
+      <w:proofErr w:type="spellStart"/>
+      <w:r>
+        <w:rPr>
+          <w:lang w:val="en-GB"/>
+        </w:rPr>
+        <w:t>args</w:t>
+      </w:r>
+      <w:proofErr w:type="spellEnd"/>
+      <w:r>
+        <w:rPr>
+          <w:lang w:val="en-GB"/>
+        </w:rPr>
+        <w:t>) {</w:t>
+      </w:r>
+    </w:p>
+    <w:p>
+      <w:pPr>
+        <w:rPr>
+          <w:lang w:val="en-GB"/>
+        </w:rPr>
+      </w:pPr>
+      <w:r>
+        <w:rPr>
+          <w:lang w:val="en-GB"/>
+        </w:rPr>
+        <w:t xml:space="preserve">    Scanner </w:t>
+      </w:r>
+      <w:proofErr w:type="spellStart"/>
+      <w:r>
+        <w:rPr>
+          <w:lang w:val="en-GB"/>
+        </w:rPr>
+        <w:t>sc</w:t>
+      </w:r>
+      <w:proofErr w:type="spellEnd"/>
+      <w:r>
+        <w:rPr>
+          <w:lang w:val="en-GB"/>
+        </w:rPr>
+        <w:t xml:space="preserve"> = new </w:t>
+      </w:r>
+      <w:proofErr w:type="gramStart"/>
+      <w:r>
+        <w:rPr>
+          <w:lang w:val="en-GB"/>
+        </w:rPr>
+        <w:t>Scanner(</w:t>
+      </w:r>
+      <w:proofErr w:type="gramEnd"/>
+      <w:r>
+        <w:rPr>
+          <w:lang w:val="en-GB"/>
+        </w:rPr>
+        <w:t>System.in);</w:t>
+      </w:r>
+    </w:p>
+    <w:p>
+      <w:pPr>
+        <w:rPr>
+          <w:lang w:val="en-GB"/>
+        </w:rPr>
+      </w:pPr>
+      <w:r>
+        <w:rPr>
+          <w:lang w:val="en-GB"/>
+        </w:rPr>
         <w:lastRenderedPageBreak/>
-        <w:t xml:space="preserve">import </w:t>
-      </w:r>
-      <w:proofErr w:type="spellStart"/>
-      <w:proofErr w:type="gramStart"/>
-      <w:r>
-        <w:rPr>
-          <w:lang w:val="en-GB"/>
-        </w:rPr>
-        <w:t>java.util</w:t>
-      </w:r>
-      <w:proofErr w:type="gramEnd"/>
-      <w:r>
-        <w:rPr>
-          <w:lang w:val="en-GB"/>
-        </w:rPr>
-        <w:t>.Scanner</w:t>
-      </w:r>
-      <w:proofErr w:type="spellEnd"/>
-      <w:r>
-        <w:rPr>
-          <w:lang w:val="en-GB"/>
-        </w:rPr>
-        <w:t>;</w:t>
-      </w:r>
-    </w:p>
-    <w:p>
-      <w:pPr>
-        <w:rPr>
-          <w:lang w:val="en-GB"/>
-        </w:rPr>
-      </w:pPr>
-    </w:p>
-    <w:p>
-      <w:pPr>
-        <w:rPr>
-          <w:lang w:val="en-GB"/>
-        </w:rPr>
-      </w:pPr>
-      <w:r>
-        <w:rPr>
-          <w:lang w:val="en-GB"/>
-        </w:rPr>
-        <w:t>public class Ej12_ContarDigitos {</w:t>
-      </w:r>
-    </w:p>
-    <w:p>
-      <w:pPr>
-        <w:rPr>
-          <w:lang w:val="en-GB"/>
-        </w:rPr>
-      </w:pPr>
-      <w:r>
-        <w:rPr>
-          <w:lang w:val="en-GB"/>
-        </w:rPr>
-        <w:t xml:space="preserve">  public static void </w:t>
-      </w:r>
-      <w:proofErr w:type="gramStart"/>
-      <w:r>
-        <w:rPr>
-          <w:lang w:val="en-GB"/>
-        </w:rPr>
-        <w:t>main(</w:t>
-      </w:r>
-      <w:proofErr w:type="gramEnd"/>
-      <w:r>
-        <w:rPr>
-          <w:lang w:val="en-GB"/>
-        </w:rPr>
-        <w:t xml:space="preserve">String[] </w:t>
-      </w:r>
-      <w:proofErr w:type="spellStart"/>
-      <w:r>
-        <w:rPr>
-          <w:lang w:val="en-GB"/>
-        </w:rPr>
-        <w:t>args</w:t>
-      </w:r>
-      <w:proofErr w:type="spellEnd"/>
-      <w:r>
-        <w:rPr>
-          <w:lang w:val="en-GB"/>
-        </w:rPr>
-        <w:t>) {</w:t>
-      </w:r>
-    </w:p>
-    <w:p>
-      <w:pPr>
-        <w:rPr>
-          <w:lang w:val="en-GB"/>
-        </w:rPr>
-      </w:pPr>
-      <w:r>
-        <w:rPr>
-          <w:lang w:val="en-GB"/>
-        </w:rPr>
-        <w:t xml:space="preserve">    Scanner </w:t>
-      </w:r>
-      <w:proofErr w:type="spellStart"/>
-      <w:r>
-        <w:rPr>
-          <w:lang w:val="en-GB"/>
-        </w:rPr>
-        <w:t>sc</w:t>
-      </w:r>
-      <w:proofErr w:type="spellEnd"/>
-      <w:r>
-        <w:rPr>
-          <w:lang w:val="en-GB"/>
-        </w:rPr>
-        <w:t xml:space="preserve"> = new </w:t>
-      </w:r>
-      <w:proofErr w:type="gramStart"/>
-      <w:r>
-        <w:rPr>
-          <w:lang w:val="en-GB"/>
-        </w:rPr>
-        <w:t>Scanner(</w:t>
-      </w:r>
-      <w:proofErr w:type="gramEnd"/>
-      <w:r>
-        <w:rPr>
-          <w:lang w:val="en-GB"/>
-        </w:rPr>
-        <w:t>System.in);</w:t>
-      </w:r>
-    </w:p>
-    <w:p>
-      <w:pPr>
-        <w:rPr>
-          <w:lang w:val="en-GB"/>
-        </w:rPr>
-      </w:pPr>
-      <w:r>
-        <w:rPr>
-          <w:lang w:val="en-GB"/>
-        </w:rPr>
         <w:t xml:space="preserve">    </w:t>
       </w:r>
       <w:proofErr w:type="spellStart"/>
@@ -16166,70 +16566,70 @@
         <w:rPr>
           <w:lang w:val="en-GB"/>
         </w:rPr>
+        <w:t xml:space="preserve">    int </w:t>
+      </w:r>
+      <w:proofErr w:type="spellStart"/>
+      <w:r>
+        <w:rPr>
+          <w:lang w:val="en-GB"/>
+        </w:rPr>
+        <w:t>invertido</w:t>
+      </w:r>
+      <w:proofErr w:type="spellEnd"/>
+      <w:r>
+        <w:rPr>
+          <w:lang w:val="en-GB"/>
+        </w:rPr>
+        <w:t xml:space="preserve"> = 0;</w:t>
+      </w:r>
+    </w:p>
+    <w:p>
+      <w:pPr>
+        <w:rPr>
+          <w:lang w:val="en-GB"/>
+        </w:rPr>
+      </w:pPr>
+    </w:p>
+    <w:p>
+      <w:pPr>
+        <w:rPr>
+          <w:lang w:val="en-GB"/>
+        </w:rPr>
+      </w:pPr>
+      <w:r>
+        <w:rPr>
+          <w:lang w:val="en-GB"/>
+        </w:rPr>
+        <w:t xml:space="preserve">    while (aux &gt; 0) {</w:t>
+      </w:r>
+    </w:p>
+    <w:p>
+      <w:pPr>
+        <w:rPr>
+          <w:lang w:val="en-GB"/>
+        </w:rPr>
+      </w:pPr>
+      <w:r>
+        <w:rPr>
+          <w:lang w:val="en-GB"/>
+        </w:rPr>
+        <w:t xml:space="preserve">      int d = aux % 10;</w:t>
+      </w:r>
+    </w:p>
+    <w:p>
+      <w:r>
+        <w:rPr>
+          <w:lang w:val="en-GB"/>
+        </w:rPr>
+        <w:t xml:space="preserve">      </w:t>
+      </w:r>
+      <w:r>
+        <w:t>invertido = invertido * 10 + d;</w:t>
+      </w:r>
+    </w:p>
+    <w:p>
+      <w:r>
         <w:lastRenderedPageBreak/>
-        <w:t xml:space="preserve">    int </w:t>
-      </w:r>
-      <w:proofErr w:type="spellStart"/>
-      <w:r>
-        <w:rPr>
-          <w:lang w:val="en-GB"/>
-        </w:rPr>
-        <w:t>invertido</w:t>
-      </w:r>
-      <w:proofErr w:type="spellEnd"/>
-      <w:r>
-        <w:rPr>
-          <w:lang w:val="en-GB"/>
-        </w:rPr>
-        <w:t xml:space="preserve"> = 0;</w:t>
-      </w:r>
-    </w:p>
-    <w:p>
-      <w:pPr>
-        <w:rPr>
-          <w:lang w:val="en-GB"/>
-        </w:rPr>
-      </w:pPr>
-    </w:p>
-    <w:p>
-      <w:pPr>
-        <w:rPr>
-          <w:lang w:val="en-GB"/>
-        </w:rPr>
-      </w:pPr>
-      <w:r>
-        <w:rPr>
-          <w:lang w:val="en-GB"/>
-        </w:rPr>
-        <w:t xml:space="preserve">    while (aux &gt; 0) {</w:t>
-      </w:r>
-    </w:p>
-    <w:p>
-      <w:pPr>
-        <w:rPr>
-          <w:lang w:val="en-GB"/>
-        </w:rPr>
-      </w:pPr>
-      <w:r>
-        <w:rPr>
-          <w:lang w:val="en-GB"/>
-        </w:rPr>
-        <w:t xml:space="preserve">      int d = aux % 10;</w:t>
-      </w:r>
-    </w:p>
-    <w:p>
-      <w:r>
-        <w:rPr>
-          <w:lang w:val="en-GB"/>
-        </w:rPr>
-        <w:t xml:space="preserve">      </w:t>
-      </w:r>
-      <w:r>
-        <w:t>invertido = invertido * 10 + d;</w:t>
-      </w:r>
-    </w:p>
-    <w:p>
-      <w:r>
         <w:t xml:space="preserve">      </w:t>
       </w:r>
       <w:proofErr w:type="spellStart"/>
@@ -16779,6 +17179,7 @@
     </w:p>
     <w:p>
       <w:r>
+        <w:lastRenderedPageBreak/>
         <w:pict w14:anchorId="5E8AE86E">
           <v:rect id="_x0000_i1052" style="width:0;height:1.5pt" o:hralign="center" o:hrstd="t" o:hr="t" fillcolor="#a0a0a0" stroked="f"/>
         </w:pict>
@@ -17268,7 +17669,6 @@
           <w:b/>
           <w:bCs/>
         </w:rPr>
-        <w:lastRenderedPageBreak/>
         <w:t>16) Rombo “simple” (pirámide)</w:t>
       </w:r>
     </w:p>
@@ -17336,6 +17736,7 @@
         <w:rPr>
           <w:lang w:val="en-GB"/>
         </w:rPr>
+        <w:lastRenderedPageBreak/>
         <w:t xml:space="preserve">import </w:t>
       </w:r>
       <w:proofErr w:type="spellStart"/>
@@ -17883,122 +18284,122 @@
         <w:rPr>
           <w:lang w:val="en-GB"/>
         </w:rPr>
+        <w:t xml:space="preserve">  public static void </w:t>
+      </w:r>
+      <w:proofErr w:type="gramStart"/>
+      <w:r>
+        <w:rPr>
+          <w:lang w:val="en-GB"/>
+        </w:rPr>
+        <w:t>main(</w:t>
+      </w:r>
+      <w:proofErr w:type="gramEnd"/>
+      <w:r>
+        <w:rPr>
+          <w:lang w:val="en-GB"/>
+        </w:rPr>
+        <w:t xml:space="preserve">String[] </w:t>
+      </w:r>
+      <w:proofErr w:type="spellStart"/>
+      <w:r>
+        <w:rPr>
+          <w:lang w:val="en-GB"/>
+        </w:rPr>
+        <w:t>args</w:t>
+      </w:r>
+      <w:proofErr w:type="spellEnd"/>
+      <w:r>
+        <w:rPr>
+          <w:lang w:val="en-GB"/>
+        </w:rPr>
+        <w:t>) {</w:t>
+      </w:r>
+    </w:p>
+    <w:p>
+      <w:pPr>
+        <w:rPr>
+          <w:lang w:val="en-GB"/>
+        </w:rPr>
+      </w:pPr>
+      <w:r>
+        <w:rPr>
+          <w:lang w:val="en-GB"/>
+        </w:rPr>
+        <w:t xml:space="preserve">    Scanner </w:t>
+      </w:r>
+      <w:proofErr w:type="spellStart"/>
+      <w:r>
+        <w:rPr>
+          <w:lang w:val="en-GB"/>
+        </w:rPr>
+        <w:t>sc</w:t>
+      </w:r>
+      <w:proofErr w:type="spellEnd"/>
+      <w:r>
+        <w:rPr>
+          <w:lang w:val="en-GB"/>
+        </w:rPr>
+        <w:t xml:space="preserve"> = new </w:t>
+      </w:r>
+      <w:proofErr w:type="gramStart"/>
+      <w:r>
+        <w:rPr>
+          <w:lang w:val="en-GB"/>
+        </w:rPr>
+        <w:t>Scanner(</w:t>
+      </w:r>
+      <w:proofErr w:type="gramEnd"/>
+      <w:r>
+        <w:rPr>
+          <w:lang w:val="en-GB"/>
+        </w:rPr>
+        <w:t>System.in);</w:t>
+      </w:r>
+    </w:p>
+    <w:p>
+      <w:pPr>
+        <w:rPr>
+          <w:lang w:val="en-GB"/>
+        </w:rPr>
+      </w:pPr>
+      <w:r>
+        <w:rPr>
+          <w:lang w:val="en-GB"/>
+        </w:rPr>
+        <w:t xml:space="preserve">    int op;</w:t>
+      </w:r>
+    </w:p>
+    <w:p>
+      <w:pPr>
+        <w:rPr>
+          <w:lang w:val="en-GB"/>
+        </w:rPr>
+      </w:pPr>
+    </w:p>
+    <w:p>
+      <w:pPr>
+        <w:rPr>
+          <w:lang w:val="en-GB"/>
+        </w:rPr>
+      </w:pPr>
+      <w:r>
+        <w:rPr>
+          <w:lang w:val="en-GB"/>
+        </w:rPr>
+        <w:t xml:space="preserve">    do {</w:t>
+      </w:r>
+    </w:p>
+    <w:p>
+      <w:pPr>
+        <w:rPr>
+          <w:lang w:val="en-GB"/>
+        </w:rPr>
+      </w:pPr>
+      <w:r>
+        <w:rPr>
+          <w:lang w:val="en-GB"/>
+        </w:rPr>
         <w:lastRenderedPageBreak/>
-        <w:t xml:space="preserve">  public static void </w:t>
-      </w:r>
-      <w:proofErr w:type="gramStart"/>
-      <w:r>
-        <w:rPr>
-          <w:lang w:val="en-GB"/>
-        </w:rPr>
-        <w:t>main(</w:t>
-      </w:r>
-      <w:proofErr w:type="gramEnd"/>
-      <w:r>
-        <w:rPr>
-          <w:lang w:val="en-GB"/>
-        </w:rPr>
-        <w:t xml:space="preserve">String[] </w:t>
-      </w:r>
-      <w:proofErr w:type="spellStart"/>
-      <w:r>
-        <w:rPr>
-          <w:lang w:val="en-GB"/>
-        </w:rPr>
-        <w:t>args</w:t>
-      </w:r>
-      <w:proofErr w:type="spellEnd"/>
-      <w:r>
-        <w:rPr>
-          <w:lang w:val="en-GB"/>
-        </w:rPr>
-        <w:t>) {</w:t>
-      </w:r>
-    </w:p>
-    <w:p>
-      <w:pPr>
-        <w:rPr>
-          <w:lang w:val="en-GB"/>
-        </w:rPr>
-      </w:pPr>
-      <w:r>
-        <w:rPr>
-          <w:lang w:val="en-GB"/>
-        </w:rPr>
-        <w:t xml:space="preserve">    Scanner </w:t>
-      </w:r>
-      <w:proofErr w:type="spellStart"/>
-      <w:r>
-        <w:rPr>
-          <w:lang w:val="en-GB"/>
-        </w:rPr>
-        <w:t>sc</w:t>
-      </w:r>
-      <w:proofErr w:type="spellEnd"/>
-      <w:r>
-        <w:rPr>
-          <w:lang w:val="en-GB"/>
-        </w:rPr>
-        <w:t xml:space="preserve"> = new </w:t>
-      </w:r>
-      <w:proofErr w:type="gramStart"/>
-      <w:r>
-        <w:rPr>
-          <w:lang w:val="en-GB"/>
-        </w:rPr>
-        <w:t>Scanner(</w:t>
-      </w:r>
-      <w:proofErr w:type="gramEnd"/>
-      <w:r>
-        <w:rPr>
-          <w:lang w:val="en-GB"/>
-        </w:rPr>
-        <w:t>System.in);</w:t>
-      </w:r>
-    </w:p>
-    <w:p>
-      <w:pPr>
-        <w:rPr>
-          <w:lang w:val="en-GB"/>
-        </w:rPr>
-      </w:pPr>
-      <w:r>
-        <w:rPr>
-          <w:lang w:val="en-GB"/>
-        </w:rPr>
-        <w:t xml:space="preserve">    int op;</w:t>
-      </w:r>
-    </w:p>
-    <w:p>
-      <w:pPr>
-        <w:rPr>
-          <w:lang w:val="en-GB"/>
-        </w:rPr>
-      </w:pPr>
-    </w:p>
-    <w:p>
-      <w:pPr>
-        <w:rPr>
-          <w:lang w:val="en-GB"/>
-        </w:rPr>
-      </w:pPr>
-      <w:r>
-        <w:rPr>
-          <w:lang w:val="en-GB"/>
-        </w:rPr>
-        <w:t xml:space="preserve">    do {</w:t>
-      </w:r>
-    </w:p>
-    <w:p>
-      <w:pPr>
-        <w:rPr>
-          <w:lang w:val="en-GB"/>
-        </w:rPr>
-      </w:pPr>
-      <w:r>
-        <w:rPr>
-          <w:lang w:val="en-GB"/>
-        </w:rPr>
         <w:t xml:space="preserve">      </w:t>
       </w:r>
       <w:proofErr w:type="spellStart"/>
@@ -18608,88 +19009,88 @@
         <w:rPr>
           <w:lang w:val="en-GB"/>
         </w:rPr>
+        <w:t xml:space="preserve">    final int </w:t>
+      </w:r>
+      <w:proofErr w:type="spellStart"/>
+      <w:r>
+        <w:rPr>
+          <w:lang w:val="en-GB"/>
+        </w:rPr>
+        <w:t>secreto</w:t>
+      </w:r>
+      <w:proofErr w:type="spellEnd"/>
+      <w:r>
+        <w:rPr>
+          <w:lang w:val="en-GB"/>
+        </w:rPr>
+        <w:t xml:space="preserve"> = 7;</w:t>
+      </w:r>
+    </w:p>
+    <w:p>
+      <w:pPr>
+        <w:rPr>
+          <w:lang w:val="en-GB"/>
+        </w:rPr>
+      </w:pPr>
+    </w:p>
+    <w:p>
+      <w:pPr>
+        <w:rPr>
+          <w:lang w:val="en-GB"/>
+        </w:rPr>
+      </w:pPr>
+      <w:r>
+        <w:rPr>
+          <w:lang w:val="en-GB"/>
+        </w:rPr>
+        <w:t xml:space="preserve">    int </w:t>
+      </w:r>
+      <w:proofErr w:type="spellStart"/>
+      <w:r>
+        <w:rPr>
+          <w:lang w:val="en-GB"/>
+        </w:rPr>
+        <w:t>intentos</w:t>
+      </w:r>
+      <w:proofErr w:type="spellEnd"/>
+      <w:r>
+        <w:rPr>
+          <w:lang w:val="en-GB"/>
+        </w:rPr>
+        <w:t xml:space="preserve"> = 0;</w:t>
+      </w:r>
+    </w:p>
+    <w:p>
+      <w:pPr>
+        <w:rPr>
+          <w:lang w:val="en-GB"/>
+        </w:rPr>
+      </w:pPr>
+      <w:r>
+        <w:rPr>
+          <w:lang w:val="en-GB"/>
+        </w:rPr>
+        <w:t xml:space="preserve">    int x;</w:t>
+      </w:r>
+    </w:p>
+    <w:p>
+      <w:pPr>
+        <w:rPr>
+          <w:lang w:val="en-GB"/>
+        </w:rPr>
+      </w:pPr>
+    </w:p>
+    <w:p>
+      <w:pPr>
+        <w:rPr>
+          <w:lang w:val="en-GB"/>
+        </w:rPr>
+      </w:pPr>
+      <w:r>
+        <w:rPr>
+          <w:lang w:val="en-GB"/>
+        </w:rPr>
         <w:lastRenderedPageBreak/>
-        <w:t xml:space="preserve">    final int </w:t>
-      </w:r>
-      <w:proofErr w:type="spellStart"/>
-      <w:r>
-        <w:rPr>
-          <w:lang w:val="en-GB"/>
-        </w:rPr>
-        <w:t>secreto</w:t>
-      </w:r>
-      <w:proofErr w:type="spellEnd"/>
-      <w:r>
-        <w:rPr>
-          <w:lang w:val="en-GB"/>
-        </w:rPr>
-        <w:t xml:space="preserve"> = 7;</w:t>
-      </w:r>
-    </w:p>
-    <w:p>
-      <w:pPr>
-        <w:rPr>
-          <w:lang w:val="en-GB"/>
-        </w:rPr>
-      </w:pPr>
-    </w:p>
-    <w:p>
-      <w:pPr>
-        <w:rPr>
-          <w:lang w:val="en-GB"/>
-        </w:rPr>
-      </w:pPr>
-      <w:r>
-        <w:rPr>
-          <w:lang w:val="en-GB"/>
-        </w:rPr>
-        <w:t xml:space="preserve">    int </w:t>
-      </w:r>
-      <w:proofErr w:type="spellStart"/>
-      <w:r>
-        <w:rPr>
-          <w:lang w:val="en-GB"/>
-        </w:rPr>
-        <w:t>intentos</w:t>
-      </w:r>
-      <w:proofErr w:type="spellEnd"/>
-      <w:r>
-        <w:rPr>
-          <w:lang w:val="en-GB"/>
-        </w:rPr>
-        <w:t xml:space="preserve"> = 0;</w:t>
-      </w:r>
-    </w:p>
-    <w:p>
-      <w:pPr>
-        <w:rPr>
-          <w:lang w:val="en-GB"/>
-        </w:rPr>
-      </w:pPr>
-      <w:r>
-        <w:rPr>
-          <w:lang w:val="en-GB"/>
-        </w:rPr>
-        <w:t xml:space="preserve">    int x;</w:t>
-      </w:r>
-    </w:p>
-    <w:p>
-      <w:pPr>
-        <w:rPr>
-          <w:lang w:val="en-GB"/>
-        </w:rPr>
-      </w:pPr>
-    </w:p>
-    <w:p>
-      <w:pPr>
-        <w:rPr>
-          <w:lang w:val="en-GB"/>
-        </w:rPr>
-      </w:pPr>
-      <w:r>
-        <w:rPr>
-          <w:lang w:val="en-GB"/>
-        </w:rPr>
         <w:t xml:space="preserve">    do {</w:t>
       </w:r>
     </w:p>
@@ -19307,97 +19708,97 @@
         <w:rPr>
           <w:lang w:val="en-GB"/>
         </w:rPr>
+        <w:t xml:space="preserve">    }</w:t>
+      </w:r>
+    </w:p>
+    <w:p>
+      <w:pPr>
+        <w:rPr>
+          <w:lang w:val="en-GB"/>
+        </w:rPr>
+      </w:pPr>
+    </w:p>
+    <w:p>
+      <w:pPr>
+        <w:rPr>
+          <w:lang w:val="en-GB"/>
+        </w:rPr>
+      </w:pPr>
+      <w:r>
+        <w:rPr>
+          <w:lang w:val="en-GB"/>
+        </w:rPr>
+        <w:t xml:space="preserve">    </w:t>
+      </w:r>
+      <w:proofErr w:type="spellStart"/>
+      <w:r>
+        <w:rPr>
+          <w:lang w:val="en-GB"/>
+        </w:rPr>
+        <w:t>System.out.println</w:t>
+      </w:r>
+      <w:proofErr w:type="spellEnd"/>
+      <w:r>
+        <w:rPr>
+          <w:lang w:val="en-GB"/>
+        </w:rPr>
+        <w:t>("</w:t>
+      </w:r>
+      <w:proofErr w:type="spellStart"/>
+      <w:r>
+        <w:rPr>
+          <w:lang w:val="en-GB"/>
+        </w:rPr>
+        <w:t>Múltiplos</w:t>
+      </w:r>
+      <w:proofErr w:type="spellEnd"/>
+      <w:r>
+        <w:rPr>
+          <w:lang w:val="en-GB"/>
+        </w:rPr>
+        <w:t xml:space="preserve"> de 3: " + </w:t>
+      </w:r>
+      <w:proofErr w:type="spellStart"/>
+      <w:r>
+        <w:rPr>
+          <w:lang w:val="en-GB"/>
+        </w:rPr>
+        <w:t>cont</w:t>
+      </w:r>
+      <w:proofErr w:type="spellEnd"/>
+      <w:r>
+        <w:rPr>
+          <w:lang w:val="en-GB"/>
+        </w:rPr>
+        <w:t>);</w:t>
+      </w:r>
+    </w:p>
+    <w:p>
+      <w:r>
+        <w:rPr>
+          <w:lang w:val="en-GB"/>
+        </w:rPr>
+        <w:t xml:space="preserve">    </w:t>
+      </w:r>
+      <w:proofErr w:type="spellStart"/>
+      <w:proofErr w:type="gramStart"/>
+      <w:r>
+        <w:t>sc.close</w:t>
+      </w:r>
+      <w:proofErr w:type="spellEnd"/>
+      <w:proofErr w:type="gramEnd"/>
+      <w:r>
+        <w:t>();</w:t>
+      </w:r>
+    </w:p>
+    <w:p>
+      <w:r>
+        <w:t xml:space="preserve">  }</w:t>
+      </w:r>
+    </w:p>
+    <w:p>
+      <w:r>
         <w:lastRenderedPageBreak/>
-        <w:t xml:space="preserve">    }</w:t>
-      </w:r>
-    </w:p>
-    <w:p>
-      <w:pPr>
-        <w:rPr>
-          <w:lang w:val="en-GB"/>
-        </w:rPr>
-      </w:pPr>
-    </w:p>
-    <w:p>
-      <w:pPr>
-        <w:rPr>
-          <w:lang w:val="en-GB"/>
-        </w:rPr>
-      </w:pPr>
-      <w:r>
-        <w:rPr>
-          <w:lang w:val="en-GB"/>
-        </w:rPr>
-        <w:t xml:space="preserve">    </w:t>
-      </w:r>
-      <w:proofErr w:type="spellStart"/>
-      <w:r>
-        <w:rPr>
-          <w:lang w:val="en-GB"/>
-        </w:rPr>
-        <w:t>System.out.println</w:t>
-      </w:r>
-      <w:proofErr w:type="spellEnd"/>
-      <w:r>
-        <w:rPr>
-          <w:lang w:val="en-GB"/>
-        </w:rPr>
-        <w:t>("</w:t>
-      </w:r>
-      <w:proofErr w:type="spellStart"/>
-      <w:r>
-        <w:rPr>
-          <w:lang w:val="en-GB"/>
-        </w:rPr>
-        <w:t>Múltiplos</w:t>
-      </w:r>
-      <w:proofErr w:type="spellEnd"/>
-      <w:r>
-        <w:rPr>
-          <w:lang w:val="en-GB"/>
-        </w:rPr>
-        <w:t xml:space="preserve"> de 3: " + </w:t>
-      </w:r>
-      <w:proofErr w:type="spellStart"/>
-      <w:r>
-        <w:rPr>
-          <w:lang w:val="en-GB"/>
-        </w:rPr>
-        <w:t>cont</w:t>
-      </w:r>
-      <w:proofErr w:type="spellEnd"/>
-      <w:r>
-        <w:rPr>
-          <w:lang w:val="en-GB"/>
-        </w:rPr>
-        <w:t>);</w:t>
-      </w:r>
-    </w:p>
-    <w:p>
-      <w:r>
-        <w:rPr>
-          <w:lang w:val="en-GB"/>
-        </w:rPr>
-        <w:t xml:space="preserve">    </w:t>
-      </w:r>
-      <w:proofErr w:type="spellStart"/>
-      <w:proofErr w:type="gramStart"/>
-      <w:r>
-        <w:t>sc.close</w:t>
-      </w:r>
-      <w:proofErr w:type="spellEnd"/>
-      <w:proofErr w:type="gramEnd"/>
-      <w:r>
-        <w:t>();</w:t>
-      </w:r>
-    </w:p>
-    <w:p>
-      <w:r>
-        <w:t xml:space="preserve">  }</w:t>
-      </w:r>
-    </w:p>
-    <w:p>
-      <w:r>
         <w:t>}</w:t>
       </w:r>
     </w:p>
